--- a/docs/LEARNLENS-A-WEB-BASED-MOBILE-PLATFORM_Tablizo-and-Cristobal-Printing.docx
+++ b/docs/LEARNLENS-A-WEB-BASED-MOBILE-PLATFORM_Tablizo-and-Cristobal-Printing.docx
@@ -193,23 +193,13 @@
           <w:lang w:val="en-PH"/>
         </w:rPr>
       </w:pPr>
-      <w:proofErr w:type="spellStart"/>
-      <w:r>
-        <w:rPr>
-          <w:rFonts w:ascii="Times New Roman" w:eastAsia="Times New Roman" w:hAnsi="Times New Roman" w:cs="Times New Roman"/>
-          <w:sz w:val="24"/>
-          <w:szCs w:val="24"/>
-        </w:rPr>
-        <w:t>Victoneta</w:t>
-      </w:r>
-      <w:proofErr w:type="spellEnd"/>
-      <w:r>
-        <w:rPr>
-          <w:rFonts w:ascii="Times New Roman" w:eastAsia="Times New Roman" w:hAnsi="Times New Roman" w:cs="Times New Roman"/>
-          <w:sz w:val="24"/>
-          <w:szCs w:val="24"/>
-        </w:rPr>
-        <w:t xml:space="preserve"> Ave., Malabon City, Metro Manila</w:t>
+      <w:r>
+        <w:rPr>
+          <w:rFonts w:ascii="Times New Roman" w:eastAsia="Times New Roman" w:hAnsi="Times New Roman" w:cs="Times New Roman"/>
+          <w:sz w:val="24"/>
+          <w:szCs w:val="24"/>
+        </w:rPr>
+        <w:t>Victoneta Ave., Malabon City, Metro Manila</w:t>
       </w:r>
     </w:p>
     <w:p>
@@ -492,25 +482,7 @@
           <w:sz w:val="24"/>
           <w:szCs w:val="24"/>
         </w:rPr>
-        <w:t xml:space="preserve">Artificial intelligence (AI) and machine learning (ML) are transforming how educational institutions assess student learning. Many higher education institutions are now utilizing AI tools to enhance grading efficiency, reduce administrative tasks, and provide timely feedback. Automated assessment platforms are particularly noteworthy, as they offer more consistency than traditional methods and drastically cut down evaluation time, aligning with the need for prompt feedback that supports meaningful learning (Elbourhamy, 2025; </w:t>
-      </w:r>
-      <w:proofErr w:type="spellStart"/>
-      <w:r>
-        <w:rPr>
-          <w:rFonts w:ascii="Times New Roman" w:eastAsia="Times New Roman" w:hAnsi="Times New Roman" w:cs="Times New Roman"/>
-          <w:sz w:val="24"/>
-          <w:szCs w:val="24"/>
-        </w:rPr>
-        <w:t>Mpolomoka</w:t>
-      </w:r>
-      <w:proofErr w:type="spellEnd"/>
-      <w:r>
-        <w:rPr>
-          <w:rFonts w:ascii="Times New Roman" w:eastAsia="Times New Roman" w:hAnsi="Times New Roman" w:cs="Times New Roman"/>
-          <w:sz w:val="24"/>
-          <w:szCs w:val="24"/>
-        </w:rPr>
-        <w:t xml:space="preserve">, 2025). </w:t>
+        <w:t xml:space="preserve">Artificial intelligence (AI) and machine learning (ML) are transforming how educational institutions assess student learning. Many higher education institutions are now utilizing AI tools to enhance grading efficiency, reduce administrative tasks, and provide timely feedback. Automated assessment platforms are particularly noteworthy, as they offer more consistency than traditional methods and drastically cut down evaluation time, aligning with the need for prompt feedback that supports meaningful learning (Elbourhamy, 2025; Mpolomoka, 2025). </w:t>
       </w:r>
     </w:p>
     <w:p>
@@ -551,25 +523,7 @@
           <w:sz w:val="24"/>
           <w:szCs w:val="24"/>
         </w:rPr>
-        <w:t xml:space="preserve">At De La Salle Araneta University, faculties across various colleges are still relying on manual grading, leading to inefficiencies. In response, this study introduces </w:t>
-      </w:r>
-      <w:proofErr w:type="spellStart"/>
-      <w:r>
-        <w:rPr>
-          <w:rFonts w:ascii="Times New Roman" w:eastAsia="Times New Roman" w:hAnsi="Times New Roman" w:cs="Times New Roman"/>
-          <w:sz w:val="24"/>
-          <w:szCs w:val="24"/>
-        </w:rPr>
-        <w:t>LearnLens</w:t>
-      </w:r>
-      <w:proofErr w:type="spellEnd"/>
-      <w:r>
-        <w:rPr>
-          <w:rFonts w:ascii="Times New Roman" w:eastAsia="Times New Roman" w:hAnsi="Times New Roman" w:cs="Times New Roman"/>
-          <w:sz w:val="24"/>
-          <w:szCs w:val="24"/>
-        </w:rPr>
-        <w:t>, an AI-driven web-based platform that enables faculty to upload or capture images of handwritten exams and automatically assess student responses. This system employs machine learning, OCR, and semantic similarity analysis to streamline the grading process, enhancing feedback speed and educational outcomes</w:t>
+        <w:t>At De La Salle Araneta University, faculties across various colleges are still relying on manual grading, leading to inefficiencies. In response, this study introduces LearnLens, an AI-driven web-based platform that enables faculty to upload or capture images of handwritten exams and automatically assess student responses. This system employs machine learning, OCR, and semantic similarity analysis to streamline the grading process, enhancing feedback speed and educational outcomes</w:t>
       </w:r>
       <w:r>
         <w:rPr>
@@ -617,25 +571,7 @@
           <w:sz w:val="24"/>
           <w:szCs w:val="24"/>
         </w:rPr>
-        <w:t xml:space="preserve">This chapter presents a synthesis of relevant literature and studies from 2020 to 2025 that provide the theoretical and technical foundations for the development of </w:t>
-      </w:r>
-      <w:proofErr w:type="spellStart"/>
-      <w:r>
-        <w:rPr>
-          <w:rFonts w:ascii="Times New Roman" w:eastAsia="Times New Roman" w:hAnsi="Times New Roman" w:cs="Times New Roman"/>
-          <w:sz w:val="24"/>
-          <w:szCs w:val="24"/>
-        </w:rPr>
-        <w:t>LearnLens</w:t>
-      </w:r>
-      <w:proofErr w:type="spellEnd"/>
-      <w:r>
-        <w:rPr>
-          <w:rFonts w:ascii="Times New Roman" w:eastAsia="Times New Roman" w:hAnsi="Times New Roman" w:cs="Times New Roman"/>
-          <w:sz w:val="24"/>
-          <w:szCs w:val="24"/>
-        </w:rPr>
-        <w:t>. The reviewed works are organized according to their alignment with the three primary objectives of the study: developing the automated evaluation platform, testing the system using User Acceptance Testing (UAT), and evaluating system usability using the Computer System Usability Questionnaire (CSUQ). Only foreign studies are included, as no comparable local studies were identified within the scope of this review.</w:t>
+        <w:t>This chapter presents a synthesis of relevant literature and studies from 2020 to 2025 that provide the theoretical and technical foundations for the development of LearnLens. The reviewed works are organized according to their alignment with the three primary objectives of the study: developing the automated evaluation platform, testing the system using User Acceptance Testing (UAT), and evaluating system usability using the Computer System Usability Questionnaire (CSUQ). Only foreign studies are included, as no comparable local studies were identified within the scope of this review.</w:t>
       </w:r>
     </w:p>
     <w:p>
@@ -673,25 +609,7 @@
           <w:sz w:val="24"/>
           <w:szCs w:val="24"/>
         </w:rPr>
-        <w:t xml:space="preserve">The transition from manual to automated grading improves educational assessment significantly. Li (2024) demonstrated that AI systems cut grading time from 2.5 hours to eight minutes for a 50-student exam, with scoring variances under one percent compared to three to seven percent for human graders. Hanishka et al. (2024) highlighted that such systems enable educators to dedicate more time to student interaction rather than grading, while Suryakumar et al. (2025) reported reduced stress and better work-life balance for instructors using automated tools. This evidence supports the implementation of </w:t>
-      </w:r>
-      <w:proofErr w:type="spellStart"/>
-      <w:r>
-        <w:rPr>
-          <w:rFonts w:ascii="Times New Roman" w:eastAsia="Times New Roman" w:hAnsi="Times New Roman" w:cs="Times New Roman"/>
-          <w:sz w:val="24"/>
-          <w:szCs w:val="24"/>
-        </w:rPr>
-        <w:t>LearnLens</w:t>
-      </w:r>
-      <w:proofErr w:type="spellEnd"/>
-      <w:r>
-        <w:rPr>
-          <w:rFonts w:ascii="Times New Roman" w:eastAsia="Times New Roman" w:hAnsi="Times New Roman" w:cs="Times New Roman"/>
-          <w:sz w:val="24"/>
-          <w:szCs w:val="24"/>
-        </w:rPr>
-        <w:t xml:space="preserve"> as a beneficial automated grading platform for faculty across various departments at DLSAU.</w:t>
+        <w:t>The transition from manual to automated grading improves educational assessment significantly. Li (2024) demonstrated that AI systems cut grading time from 2.5 hours to eight minutes for a 50-student exam, with scoring variances under one percent compared to three to seven percent for human graders. Hanishka et al. (2024) highlighted that such systems enable educators to dedicate more time to student interaction rather than grading, while Suryakumar et al. (2025) reported reduced stress and better work-life balance for instructors using automated tools. This evidence supports the implementation of LearnLens as a beneficial automated grading platform for faculty across various departments at DLSAU.</w:t>
       </w:r>
     </w:p>
     <w:p>
@@ -729,25 +647,7 @@
           <w:sz w:val="24"/>
           <w:szCs w:val="24"/>
         </w:rPr>
-        <w:t xml:space="preserve">The choice of development methodology is crucial for the success of educational technology projects, with many researchers advocating for iterative approaches that adapt to user needs. </w:t>
-      </w:r>
-      <w:proofErr w:type="spellStart"/>
-      <w:r>
-        <w:rPr>
-          <w:rFonts w:ascii="Times New Roman" w:eastAsia="Times New Roman" w:hAnsi="Times New Roman" w:cs="Times New Roman"/>
-          <w:sz w:val="24"/>
-          <w:szCs w:val="24"/>
-        </w:rPr>
-        <w:t>Bhimanapati</w:t>
-      </w:r>
-      <w:proofErr w:type="spellEnd"/>
-      <w:r>
-        <w:rPr>
-          <w:rFonts w:ascii="Times New Roman" w:eastAsia="Times New Roman" w:hAnsi="Times New Roman" w:cs="Times New Roman"/>
-          <w:sz w:val="24"/>
-          <w:szCs w:val="24"/>
-        </w:rPr>
-        <w:t xml:space="preserve"> et al. (2024) found that Agile methodologies suit real-time data applications since they allow ongoing adjustments based on feedback. Struk (2025) noted that the five-phase Agile approach—</w:t>
+        <w:t>The choice of development methodology is crucial for the success of educational technology projects, with many researchers advocating for iterative approaches that adapt to user needs. Bhimanapati et al. (2024) found that Agile methodologies suit real-time data applications since they allow ongoing adjustments based on feedback. Struk (2025) noted that the five-phase Agile approach—</w:t>
       </w:r>
       <w:r>
         <w:rPr>
@@ -756,79 +656,7 @@
           <w:szCs w:val="24"/>
         </w:rPr>
         <w:lastRenderedPageBreak/>
-        <w:t xml:space="preserve">planning, design, development, testing, and deployment—enables flexibility while progressing towards goals. </w:t>
-      </w:r>
-      <w:proofErr w:type="spellStart"/>
-      <w:r>
-        <w:rPr>
-          <w:rFonts w:ascii="Times New Roman" w:eastAsia="Times New Roman" w:hAnsi="Times New Roman" w:cs="Times New Roman"/>
-          <w:sz w:val="24"/>
-          <w:szCs w:val="24"/>
-        </w:rPr>
-        <w:t>Altynpara</w:t>
-      </w:r>
-      <w:proofErr w:type="spellEnd"/>
-      <w:r>
-        <w:rPr>
-          <w:rFonts w:ascii="Times New Roman" w:eastAsia="Times New Roman" w:hAnsi="Times New Roman" w:cs="Times New Roman"/>
-          <w:sz w:val="24"/>
-          <w:szCs w:val="24"/>
-        </w:rPr>
-        <w:t xml:space="preserve"> (2023) highlighted that </w:t>
-      </w:r>
-      <w:proofErr w:type="spellStart"/>
-      <w:r>
-        <w:rPr>
-          <w:rFonts w:ascii="Times New Roman" w:eastAsia="Times New Roman" w:hAnsi="Times New Roman" w:cs="Times New Roman"/>
-          <w:sz w:val="24"/>
-          <w:szCs w:val="24"/>
-        </w:rPr>
-        <w:t>Agile's</w:t>
-      </w:r>
-      <w:proofErr w:type="spellEnd"/>
-      <w:r>
-        <w:rPr>
-          <w:rFonts w:ascii="Times New Roman" w:eastAsia="Times New Roman" w:hAnsi="Times New Roman" w:cs="Times New Roman"/>
-          <w:sz w:val="24"/>
-          <w:szCs w:val="24"/>
-        </w:rPr>
-        <w:t xml:space="preserve"> regular reviews and feedback sessions enhance application quality and ensure alignment with user expectations. This is particularly beneficial for </w:t>
-      </w:r>
-      <w:proofErr w:type="spellStart"/>
-      <w:r>
-        <w:rPr>
-          <w:rFonts w:ascii="Times New Roman" w:eastAsia="Times New Roman" w:hAnsi="Times New Roman" w:cs="Times New Roman"/>
-          <w:sz w:val="24"/>
-          <w:szCs w:val="24"/>
-        </w:rPr>
-        <w:t>LearnLens</w:t>
-      </w:r>
-      <w:proofErr w:type="spellEnd"/>
-      <w:r>
-        <w:rPr>
-          <w:rFonts w:ascii="Times New Roman" w:eastAsia="Times New Roman" w:hAnsi="Times New Roman" w:cs="Times New Roman"/>
-          <w:sz w:val="24"/>
-          <w:szCs w:val="24"/>
-        </w:rPr>
-        <w:t xml:space="preserve">, which needs to serve various assessment practices while remaining technically sound. The collective support for Agile methods in this context recommends its adoption for </w:t>
-      </w:r>
-      <w:proofErr w:type="spellStart"/>
-      <w:r>
-        <w:rPr>
-          <w:rFonts w:ascii="Times New Roman" w:eastAsia="Times New Roman" w:hAnsi="Times New Roman" w:cs="Times New Roman"/>
-          <w:sz w:val="24"/>
-          <w:szCs w:val="24"/>
-        </w:rPr>
-        <w:t>LearnLens</w:t>
-      </w:r>
-      <w:proofErr w:type="spellEnd"/>
-      <w:r>
-        <w:rPr>
-          <w:rFonts w:ascii="Times New Roman" w:eastAsia="Times New Roman" w:hAnsi="Times New Roman" w:cs="Times New Roman"/>
-          <w:sz w:val="24"/>
-          <w:szCs w:val="24"/>
-        </w:rPr>
-        <w:t xml:space="preserve"> development to facilitate continuous improvement based on user feedback.</w:t>
+        <w:t>planning, design, development, testing, and deployment—enables flexibility while progressing towards goals. Altynpara (2023) highlighted that Agile's regular reviews and feedback sessions enhance application quality and ensure alignment with user expectations. This is particularly beneficial for LearnLens, which needs to serve various assessment practices while remaining technically sound. The collective support for Agile methods in this context recommends its adoption for LearnLens development to facilitate continuous improvement based on user feedback.</w:t>
       </w:r>
     </w:p>
     <w:p>
@@ -866,25 +694,7 @@
           <w:sz w:val="24"/>
           <w:szCs w:val="24"/>
         </w:rPr>
-        <w:t xml:space="preserve">Recent research has demonstrated the viability of using artificial intelligence and machine learning for automated evaluation of handwritten examinations. Naman et al. (2025) created a system that combines computer vision and natural language processing to accurately score various handwritten responses. Liu et al. (2024) built on this with a framework tailored for university mathematics exams, utilizing optical character recognition and semantic algorithms. Deep learning techniques have further enhanced this field, as seen in Duraimurugan et al. (2024), who developed a specialized automated system, while Suryakumar et al. (2025) introduced </w:t>
-      </w:r>
-      <w:proofErr w:type="spellStart"/>
-      <w:r>
-        <w:rPr>
-          <w:rFonts w:ascii="Times New Roman" w:hAnsi="Times New Roman" w:cs="Times New Roman"/>
-          <w:sz w:val="24"/>
-          <w:szCs w:val="24"/>
-        </w:rPr>
-        <w:t>AIvaluate</w:t>
-      </w:r>
-      <w:proofErr w:type="spellEnd"/>
-      <w:r>
-        <w:rPr>
-          <w:rFonts w:ascii="Times New Roman" w:hAnsi="Times New Roman" w:cs="Times New Roman"/>
-          <w:sz w:val="24"/>
-          <w:szCs w:val="24"/>
-        </w:rPr>
-        <w:t>, a framework that employs large language models for subjective answer assessment. These advancements indicate that machine learning-based systems can match human evaluation accuracy while significantly increasing efficiency and scalability (Chen &amp; Xu, 2021).</w:t>
+        <w:t>Recent research has demonstrated the viability of using artificial intelligence and machine learning for automated evaluation of handwritten examinations. Naman et al. (2025) created a system that combines computer vision and natural language processing to accurately score various handwritten responses. Liu et al. (2024) built on this with a framework tailored for university mathematics exams, utilizing optical character recognition and semantic algorithms. Deep learning techniques have further enhanced this field, as seen in Duraimurugan et al. (2024), who developed a specialized automated system, while Suryakumar et al. (2025) introduced AIvaluate, a framework that employs large language models for subjective answer assessment. These advancements indicate that machine learning-based systems can match human evaluation accuracy while significantly increasing efficiency and scalability (Chen &amp; Xu, 2021).</w:t>
       </w:r>
     </w:p>
     <w:p>
@@ -942,61 +752,7 @@
           <w:szCs w:val="24"/>
         </w:rPr>
         <w:lastRenderedPageBreak/>
-        <w:t xml:space="preserve">in human writing. Li (2024) noted that optical character recognition (OCR) and contour detection are crucial for recognizing both textual and non-textual elements in examination images, while Bispo (2025) highlighted Tesseract OCR as a reliable open-source tool for extracting text from scanned documents, demonstrating proficiency across languages and image quality. Effective image preprocessing, as Alvi (2023) pointed out, enhances recognition accuracy through techniques like binarization and noise reduction. </w:t>
-      </w:r>
-      <w:proofErr w:type="spellStart"/>
-      <w:r>
-        <w:rPr>
-          <w:rFonts w:ascii="Times New Roman" w:hAnsi="Times New Roman" w:cs="Times New Roman"/>
-          <w:sz w:val="24"/>
-          <w:szCs w:val="24"/>
-        </w:rPr>
-        <w:t>Duangmanee</w:t>
-      </w:r>
-      <w:proofErr w:type="spellEnd"/>
-      <w:r>
-        <w:rPr>
-          <w:rFonts w:ascii="Times New Roman" w:hAnsi="Times New Roman" w:cs="Times New Roman"/>
-          <w:sz w:val="24"/>
-          <w:szCs w:val="24"/>
-        </w:rPr>
-        <w:t xml:space="preserve"> et al. (2025) found that automated grading methods yielded more consistent results and less evaluator fatigue compared to manual grading. Seneviratne and </w:t>
-      </w:r>
-      <w:proofErr w:type="spellStart"/>
-      <w:r>
-        <w:rPr>
-          <w:rFonts w:ascii="Times New Roman" w:hAnsi="Times New Roman" w:cs="Times New Roman"/>
-          <w:sz w:val="24"/>
-          <w:szCs w:val="24"/>
-        </w:rPr>
-        <w:t>Manathunga</w:t>
-      </w:r>
-      <w:proofErr w:type="spellEnd"/>
-      <w:r>
-        <w:rPr>
-          <w:rFonts w:ascii="Times New Roman" w:hAnsi="Times New Roman" w:cs="Times New Roman"/>
-          <w:sz w:val="24"/>
-          <w:szCs w:val="24"/>
-        </w:rPr>
-        <w:t xml:space="preserve"> (2025) supported the use of AI in scoring complex answers, emphasizing its capability to assess understanding rather than mere recall. These insights are essential for designing </w:t>
-      </w:r>
-      <w:proofErr w:type="spellStart"/>
-      <w:r>
-        <w:rPr>
-          <w:rFonts w:ascii="Times New Roman" w:hAnsi="Times New Roman" w:cs="Times New Roman"/>
-          <w:sz w:val="24"/>
-          <w:szCs w:val="24"/>
-        </w:rPr>
-        <w:t>LearnLens's</w:t>
-      </w:r>
-      <w:proofErr w:type="spellEnd"/>
-      <w:r>
-        <w:rPr>
-          <w:rFonts w:ascii="Times New Roman" w:hAnsi="Times New Roman" w:cs="Times New Roman"/>
-          <w:sz w:val="24"/>
-          <w:szCs w:val="24"/>
-        </w:rPr>
-        <w:t xml:space="preserve"> image processing pipeline to handle various classroom image quality while ensuring accurate recognition.</w:t>
+        <w:t>in human writing. Li (2024) noted that optical character recognition (OCR) and contour detection are crucial for recognizing both textual and non-textual elements in examination images, while Bispo (2025) highlighted Tesseract OCR as a reliable open-source tool for extracting text from scanned documents, demonstrating proficiency across languages and image quality. Effective image preprocessing, as Alvi (2023) pointed out, enhances recognition accuracy through techniques like binarization and noise reduction. Duangmanee et al. (2025) found that automated grading methods yielded more consistent results and less evaluator fatigue compared to manual grading. Seneviratne and Manathunga (2025) supported the use of AI in scoring complex answers, emphasizing its capability to assess understanding rather than mere recall. These insights are essential for designing LearnLens's image processing pipeline to handle various classroom image quality while ensuring accurate recognition.</w:t>
       </w:r>
     </w:p>
     <w:p>
@@ -1034,43 +790,7 @@
           <w:sz w:val="24"/>
           <w:szCs w:val="24"/>
         </w:rPr>
-        <w:t xml:space="preserve">The design of educational technology platforms greatly influences their accessibility and performance. According to Zolotarev and Rodriguez (2025), React is a component-based JavaScript library that enhances user interface development through reusable components, optimizing rendering and state management across various devices. Its virtual DOM minimizes direct browser manipulations, which is crucial for responsive use, particularly for faculty using </w:t>
-      </w:r>
-      <w:proofErr w:type="spellStart"/>
-      <w:r>
-        <w:rPr>
-          <w:rFonts w:ascii="Times New Roman" w:eastAsia="Times New Roman" w:hAnsi="Times New Roman" w:cs="Times New Roman"/>
-          <w:sz w:val="24"/>
-          <w:szCs w:val="24"/>
-        </w:rPr>
-        <w:t>LearnLens</w:t>
-      </w:r>
-      <w:proofErr w:type="spellEnd"/>
-      <w:r>
-        <w:rPr>
-          <w:rFonts w:ascii="Times New Roman" w:eastAsia="Times New Roman" w:hAnsi="Times New Roman" w:cs="Times New Roman"/>
-          <w:sz w:val="24"/>
-          <w:szCs w:val="24"/>
-        </w:rPr>
-        <w:t xml:space="preserve"> on different devices. Struk (2025) notes that Next.js, leveraging React, enhances page load times and SEO through server-side rendering and simplifies full-stack development with its routing and API features. Together, this combination enables </w:t>
-      </w:r>
-      <w:proofErr w:type="spellStart"/>
-      <w:r>
-        <w:rPr>
-          <w:rFonts w:ascii="Times New Roman" w:eastAsia="Times New Roman" w:hAnsi="Times New Roman" w:cs="Times New Roman"/>
-          <w:sz w:val="24"/>
-          <w:szCs w:val="24"/>
-        </w:rPr>
-        <w:t>LearnLens</w:t>
-      </w:r>
-      <w:proofErr w:type="spellEnd"/>
-      <w:r>
-        <w:rPr>
-          <w:rFonts w:ascii="Times New Roman" w:eastAsia="Times New Roman" w:hAnsi="Times New Roman" w:cs="Times New Roman"/>
-          <w:sz w:val="24"/>
-          <w:szCs w:val="24"/>
-        </w:rPr>
-        <w:t xml:space="preserve"> to function </w:t>
+        <w:t xml:space="preserve">The design of educational technology platforms greatly influences their accessibility and performance. According to Zolotarev and Rodriguez (2025), React is a component-based JavaScript library that enhances user interface development through reusable components, optimizing rendering and state management across various devices. Its virtual DOM minimizes direct browser manipulations, which is crucial for responsive use, particularly for faculty using LearnLens on different devices. Struk (2025) notes that Next.js, leveraging React, enhances page load times and SEO through server-side rendering and simplifies full-stack development with its routing and API features. Together, this combination enables LearnLens to function </w:t>
       </w:r>
       <w:r>
         <w:rPr>
@@ -1117,97 +837,7 @@
           <w:sz w:val="24"/>
           <w:szCs w:val="24"/>
         </w:rPr>
-        <w:t xml:space="preserve">Effective data management is crucial for automated grading systems that require precise records and complex reporting. PostgreSQL, highlighted by the University of California, Berkeley (2025) as a robust open-source object-relational database, is known for its SQL compliance and extensibility. A study by </w:t>
-      </w:r>
-      <w:proofErr w:type="spellStart"/>
-      <w:r>
-        <w:rPr>
-          <w:rFonts w:ascii="Times New Roman" w:eastAsia="Times New Roman" w:hAnsi="Times New Roman" w:cs="Times New Roman"/>
-          <w:sz w:val="24"/>
-          <w:szCs w:val="24"/>
-        </w:rPr>
-        <w:t>Fotache</w:t>
-      </w:r>
-      <w:proofErr w:type="spellEnd"/>
-      <w:r>
-        <w:rPr>
-          <w:rFonts w:ascii="Times New Roman" w:eastAsia="Times New Roman" w:hAnsi="Times New Roman" w:cs="Times New Roman"/>
-          <w:sz w:val="24"/>
-          <w:szCs w:val="24"/>
-        </w:rPr>
-        <w:t xml:space="preserve"> and </w:t>
-      </w:r>
-      <w:proofErr w:type="spellStart"/>
-      <w:r>
-        <w:rPr>
-          <w:rFonts w:ascii="Times New Roman" w:eastAsia="Times New Roman" w:hAnsi="Times New Roman" w:cs="Times New Roman"/>
-          <w:sz w:val="24"/>
-          <w:szCs w:val="24"/>
-        </w:rPr>
-        <w:t>Cogean</w:t>
-      </w:r>
-      <w:proofErr w:type="spellEnd"/>
-      <w:r>
-        <w:rPr>
-          <w:rFonts w:ascii="Times New Roman" w:eastAsia="Times New Roman" w:hAnsi="Times New Roman" w:cs="Times New Roman"/>
-          <w:sz w:val="24"/>
-          <w:szCs w:val="24"/>
-        </w:rPr>
-        <w:t xml:space="preserve"> (2024) found that PostgreSQL outperforms NoSQL databases for structured data needs, making it ideal for educational platforms like </w:t>
-      </w:r>
-      <w:proofErr w:type="spellStart"/>
-      <w:r>
-        <w:rPr>
-          <w:rFonts w:ascii="Times New Roman" w:eastAsia="Times New Roman" w:hAnsi="Times New Roman" w:cs="Times New Roman"/>
-          <w:sz w:val="24"/>
-          <w:szCs w:val="24"/>
-        </w:rPr>
-        <w:t>LearnLens</w:t>
-      </w:r>
-      <w:proofErr w:type="spellEnd"/>
-      <w:r>
-        <w:rPr>
-          <w:rFonts w:ascii="Times New Roman" w:eastAsia="Times New Roman" w:hAnsi="Times New Roman" w:cs="Times New Roman"/>
-          <w:sz w:val="24"/>
-          <w:szCs w:val="24"/>
-        </w:rPr>
-        <w:t>, which relies on accurate data connections among students, exams, and scores. Its capabilities, including support for concurrent transactions and reliable backups, ensure data integrity and support essential performance analysis for educational systems (</w:t>
-      </w:r>
-      <w:proofErr w:type="spellStart"/>
-      <w:r>
-        <w:rPr>
-          <w:rFonts w:ascii="Times New Roman" w:eastAsia="Times New Roman" w:hAnsi="Times New Roman" w:cs="Times New Roman"/>
-          <w:sz w:val="24"/>
-          <w:szCs w:val="24"/>
-        </w:rPr>
-        <w:t>Fotache</w:t>
-      </w:r>
-      <w:proofErr w:type="spellEnd"/>
-      <w:r>
-        <w:rPr>
-          <w:rFonts w:ascii="Times New Roman" w:eastAsia="Times New Roman" w:hAnsi="Times New Roman" w:cs="Times New Roman"/>
-          <w:sz w:val="24"/>
-          <w:szCs w:val="24"/>
-        </w:rPr>
-        <w:t xml:space="preserve"> &amp; </w:t>
-      </w:r>
-      <w:proofErr w:type="spellStart"/>
-      <w:r>
-        <w:rPr>
-          <w:rFonts w:ascii="Times New Roman" w:eastAsia="Times New Roman" w:hAnsi="Times New Roman" w:cs="Times New Roman"/>
-          <w:sz w:val="24"/>
-          <w:szCs w:val="24"/>
-        </w:rPr>
-        <w:t>Cogean</w:t>
-      </w:r>
-      <w:proofErr w:type="spellEnd"/>
-      <w:r>
-        <w:rPr>
-          <w:rFonts w:ascii="Times New Roman" w:eastAsia="Times New Roman" w:hAnsi="Times New Roman" w:cs="Times New Roman"/>
-          <w:sz w:val="24"/>
-          <w:szCs w:val="24"/>
-        </w:rPr>
-        <w:t>, 2024).</w:t>
+        <w:t>Effective data management is crucial for automated grading systems that require precise records and complex reporting. PostgreSQL, highlighted by the University of California, Berkeley (2025) as a robust open-source object-relational database, is known for its SQL compliance and extensibility. A study by Fotache and Cogean (2024) found that PostgreSQL outperforms NoSQL databases for structured data needs, making it ideal for educational platforms like LearnLens, which relies on accurate data connections among students, exams, and scores. Its capabilities, including support for concurrent transactions and reliable backups, ensure data integrity and support essential performance analysis for educational systems (Fotache &amp; Cogean, 2024).</w:t>
       </w:r>
     </w:p>
     <w:p>
@@ -1245,79 +875,7 @@
           <w:sz w:val="24"/>
           <w:szCs w:val="24"/>
         </w:rPr>
-        <w:t xml:space="preserve">Layered architecture allows educational platforms like </w:t>
-      </w:r>
-      <w:proofErr w:type="spellStart"/>
-      <w:r>
-        <w:rPr>
-          <w:rFonts w:ascii="Times New Roman" w:eastAsia="Times New Roman" w:hAnsi="Times New Roman" w:cs="Times New Roman"/>
-          <w:sz w:val="24"/>
-          <w:szCs w:val="24"/>
-        </w:rPr>
-        <w:t>LearnLens</w:t>
-      </w:r>
-      <w:proofErr w:type="spellEnd"/>
-      <w:r>
-        <w:rPr>
-          <w:rFonts w:ascii="Times New Roman" w:eastAsia="Times New Roman" w:hAnsi="Times New Roman" w:cs="Times New Roman"/>
-          <w:sz w:val="24"/>
-          <w:szCs w:val="24"/>
-        </w:rPr>
-        <w:t xml:space="preserve"> to efficiently manage distinct functional requirements by separating presentation logic from data processing and business logic. Gore (2022) highlights Express.js as a lightweight web framework for Node.js that facilitates RESTful API development through modular design, acting as the API gateway for </w:t>
-      </w:r>
-      <w:proofErr w:type="spellStart"/>
-      <w:r>
-        <w:rPr>
-          <w:rFonts w:ascii="Times New Roman" w:eastAsia="Times New Roman" w:hAnsi="Times New Roman" w:cs="Times New Roman"/>
-          <w:sz w:val="24"/>
-          <w:szCs w:val="24"/>
-        </w:rPr>
-        <w:t>LearnLens</w:t>
-      </w:r>
-      <w:proofErr w:type="spellEnd"/>
-      <w:r>
-        <w:rPr>
-          <w:rFonts w:ascii="Times New Roman" w:eastAsia="Times New Roman" w:hAnsi="Times New Roman" w:cs="Times New Roman"/>
-          <w:sz w:val="24"/>
-          <w:szCs w:val="24"/>
-        </w:rPr>
-        <w:t xml:space="preserve"> to handle client requests and data flow. Meanwhile, the AI components, such as image preprocessing and handwriting recognition, are developed in Python, leveraging its strong libraries like TensorFlow and OpenCV for robust processing. This separation enables </w:t>
-      </w:r>
-      <w:proofErr w:type="spellStart"/>
-      <w:r>
-        <w:rPr>
-          <w:rFonts w:ascii="Times New Roman" w:eastAsia="Times New Roman" w:hAnsi="Times New Roman" w:cs="Times New Roman"/>
-          <w:sz w:val="24"/>
-          <w:szCs w:val="24"/>
-        </w:rPr>
-        <w:t>LearnLens</w:t>
-      </w:r>
-      <w:proofErr w:type="spellEnd"/>
-      <w:r>
-        <w:rPr>
-          <w:rFonts w:ascii="Times New Roman" w:eastAsia="Times New Roman" w:hAnsi="Times New Roman" w:cs="Times New Roman"/>
-          <w:sz w:val="24"/>
-          <w:szCs w:val="24"/>
-        </w:rPr>
-        <w:t xml:space="preserve"> to scale its backend independently of the frontend and implement algorithm upgrades without affecting the user interface (</w:t>
-      </w:r>
-      <w:proofErr w:type="spellStart"/>
-      <w:r>
-        <w:rPr>
-          <w:rFonts w:ascii="Times New Roman" w:eastAsia="Times New Roman" w:hAnsi="Times New Roman" w:cs="Times New Roman"/>
-          <w:sz w:val="24"/>
-          <w:szCs w:val="24"/>
-        </w:rPr>
-        <w:t>Bhadouria</w:t>
-      </w:r>
-      <w:proofErr w:type="spellEnd"/>
-      <w:r>
-        <w:rPr>
-          <w:rFonts w:ascii="Times New Roman" w:eastAsia="Times New Roman" w:hAnsi="Times New Roman" w:cs="Times New Roman"/>
-          <w:sz w:val="24"/>
-          <w:szCs w:val="24"/>
-        </w:rPr>
-        <w:t xml:space="preserve"> et al., 2024).</w:t>
+        <w:t>Layered architecture allows educational platforms like LearnLens to efficiently manage distinct functional requirements by separating presentation logic from data processing and business logic. Gore (2022) highlights Express.js as a lightweight web framework for Node.js that facilitates RESTful API development through modular design, acting as the API gateway for LearnLens to handle client requests and data flow. Meanwhile, the AI components, such as image preprocessing and handwriting recognition, are developed in Python, leveraging its strong libraries like TensorFlow and OpenCV for robust processing. This separation enables LearnLens to scale its backend independently of the frontend and implement algorithm upgrades without affecting the user interface (Bhadouria et al., 2024).</w:t>
       </w:r>
     </w:p>
     <w:p>
@@ -1356,97 +914,7 @@
           <w:sz w:val="24"/>
           <w:szCs w:val="24"/>
         </w:rPr>
-        <w:t xml:space="preserve">The integration of technology into higher education assessment has the potential to improve instructional effectiveness and student performance. Research by Akbar and Puji </w:t>
-      </w:r>
-      <w:proofErr w:type="spellStart"/>
-      <w:r>
-        <w:rPr>
-          <w:rFonts w:ascii="Times New Roman" w:eastAsia="Times New Roman" w:hAnsi="Times New Roman" w:cs="Times New Roman"/>
-          <w:sz w:val="24"/>
-          <w:szCs w:val="24"/>
-        </w:rPr>
-        <w:t>Sejati</w:t>
-      </w:r>
-      <w:proofErr w:type="spellEnd"/>
-      <w:r>
-        <w:rPr>
-          <w:rFonts w:ascii="Times New Roman" w:eastAsia="Times New Roman" w:hAnsi="Times New Roman" w:cs="Times New Roman"/>
-          <w:sz w:val="24"/>
-          <w:szCs w:val="24"/>
-        </w:rPr>
-        <w:t xml:space="preserve"> (2025) shows that e-learning systems enhance learning, which is applicable to complex assessment tasks in higher education. Hanishka et al. (2024) developed an AI application for automated assessment and performance tracking, while </w:t>
-      </w:r>
-      <w:proofErr w:type="spellStart"/>
-      <w:r>
-        <w:rPr>
-          <w:rFonts w:ascii="Times New Roman" w:eastAsia="Times New Roman" w:hAnsi="Times New Roman" w:cs="Times New Roman"/>
-          <w:sz w:val="24"/>
-          <w:szCs w:val="24"/>
-        </w:rPr>
-        <w:t>Mpolomoka</w:t>
-      </w:r>
-      <w:proofErr w:type="spellEnd"/>
-      <w:r>
-        <w:rPr>
-          <w:rFonts w:ascii="Times New Roman" w:eastAsia="Times New Roman" w:hAnsi="Times New Roman" w:cs="Times New Roman"/>
-          <w:sz w:val="24"/>
-          <w:szCs w:val="24"/>
-        </w:rPr>
-        <w:t xml:space="preserve"> (2025) noted that AI can streamline grading and feedback processes. Furthermore, </w:t>
-      </w:r>
-      <w:proofErr w:type="spellStart"/>
-      <w:r>
-        <w:rPr>
-          <w:rFonts w:ascii="Times New Roman" w:eastAsia="Times New Roman" w:hAnsi="Times New Roman" w:cs="Times New Roman"/>
-          <w:sz w:val="24"/>
-          <w:szCs w:val="24"/>
-        </w:rPr>
-        <w:t>Elbourhamy</w:t>
-      </w:r>
-      <w:proofErr w:type="spellEnd"/>
-      <w:r>
-        <w:rPr>
-          <w:rFonts w:ascii="Times New Roman" w:eastAsia="Times New Roman" w:hAnsi="Times New Roman" w:cs="Times New Roman"/>
-          <w:sz w:val="24"/>
-          <w:szCs w:val="24"/>
-        </w:rPr>
-        <w:t xml:space="preserve"> (2025) found that automated evaluation can reduce test anxiety through consistent scoring, particularly benefiting programs like CVMAS, CBMA, </w:t>
-      </w:r>
-      <w:proofErr w:type="spellStart"/>
-      <w:r>
-        <w:rPr>
-          <w:rFonts w:ascii="Times New Roman" w:eastAsia="Times New Roman" w:hAnsi="Times New Roman" w:cs="Times New Roman"/>
-          <w:sz w:val="24"/>
-          <w:szCs w:val="24"/>
-        </w:rPr>
-        <w:t>CoEd</w:t>
-      </w:r>
-      <w:proofErr w:type="spellEnd"/>
-      <w:r>
-        <w:rPr>
-          <w:rFonts w:ascii="Times New Roman" w:eastAsia="Times New Roman" w:hAnsi="Times New Roman" w:cs="Times New Roman"/>
-          <w:sz w:val="24"/>
-          <w:szCs w:val="24"/>
-        </w:rPr>
-        <w:t xml:space="preserve">, and CAST. These insights suggest that adopting technologies like </w:t>
-      </w:r>
-      <w:proofErr w:type="spellStart"/>
-      <w:r>
-        <w:rPr>
-          <w:rFonts w:ascii="Times New Roman" w:eastAsia="Times New Roman" w:hAnsi="Times New Roman" w:cs="Times New Roman"/>
-          <w:sz w:val="24"/>
-          <w:szCs w:val="24"/>
-        </w:rPr>
-        <w:t>LearnLens</w:t>
-      </w:r>
-      <w:proofErr w:type="spellEnd"/>
-      <w:r>
-        <w:rPr>
-          <w:rFonts w:ascii="Times New Roman" w:eastAsia="Times New Roman" w:hAnsi="Times New Roman" w:cs="Times New Roman"/>
-          <w:sz w:val="24"/>
-          <w:szCs w:val="24"/>
-        </w:rPr>
-        <w:t xml:space="preserve"> may positively impact educational assessments at De La Salle Araneta University.</w:t>
+        <w:t>The integration of technology into higher education assessment has the potential to improve instructional effectiveness and student performance. Research by Akbar and Puji Sejati (2025) shows that e-learning systems enhance learning, which is applicable to complex assessment tasks in higher education. Hanishka et al. (2024) developed an AI application for automated assessment and performance tracking, while Mpolomoka (2025) noted that AI can streamline grading and feedback processes. Furthermore, Elbourhamy (2025) found that automated evaluation can reduce test anxiety through consistent scoring, particularly benefiting programs like CVMAS, CBMA, CoEd, and CAST. These insights suggest that adopting technologies like LearnLens may positively impact educational assessments at De La Salle Araneta University.</w:t>
       </w:r>
     </w:p>
     <w:p>
@@ -1483,43 +951,7 @@
           <w:sz w:val="24"/>
           <w:szCs w:val="24"/>
         </w:rPr>
-        <w:t xml:space="preserve">Effective validation of educational technology systems before full deployment necessitates thorough testing protocols. </w:t>
-      </w:r>
-      <w:proofErr w:type="spellStart"/>
-      <w:r>
-        <w:rPr>
-          <w:rFonts w:ascii="Times New Roman" w:hAnsi="Times New Roman" w:cs="Times New Roman"/>
-          <w:sz w:val="24"/>
-          <w:szCs w:val="24"/>
-        </w:rPr>
-        <w:t>Oktiarina</w:t>
-      </w:r>
-      <w:proofErr w:type="spellEnd"/>
-      <w:r>
-        <w:rPr>
-          <w:rFonts w:ascii="Times New Roman" w:hAnsi="Times New Roman" w:cs="Times New Roman"/>
-          <w:sz w:val="24"/>
-          <w:szCs w:val="24"/>
-        </w:rPr>
-        <w:t xml:space="preserve"> et al. (2025) highlighted the importance of User Acceptance Testing (UAT) in assessing a school health information system, where structured evaluations with actual users revealed critical functionality and usability issues that could have been overlooked. Their findings indicated high acceptance rates among teachers, with scores of 98.34% for usefulness and 89.48% for usability. Ramesh (2024) outlined best practices for UAT, stressing the need for representative users, clear acceptance criteria, and systematic documentation of issues, which aligns with the </w:t>
-      </w:r>
-      <w:proofErr w:type="spellStart"/>
-      <w:r>
-        <w:rPr>
-          <w:rFonts w:ascii="Times New Roman" w:hAnsi="Times New Roman" w:cs="Times New Roman"/>
-          <w:sz w:val="24"/>
-          <w:szCs w:val="24"/>
-        </w:rPr>
-        <w:t>LearnLens</w:t>
-      </w:r>
-      <w:proofErr w:type="spellEnd"/>
-      <w:r>
-        <w:rPr>
-          <w:rFonts w:ascii="Times New Roman" w:hAnsi="Times New Roman" w:cs="Times New Roman"/>
-          <w:sz w:val="24"/>
-          <w:szCs w:val="24"/>
-        </w:rPr>
-        <w:t xml:space="preserve"> protocol that includes comprehensive test cases and feedback mechanisms. Incorporating UAT results into development iterations, as both studies suggest, mitigates the risk of user dissatisfaction post-deployment.</w:t>
+        <w:t>Effective validation of educational technology systems before full deployment necessitates thorough testing protocols. Oktiarina et al. (2025) highlighted the importance of User Acceptance Testing (UAT) in assessing a school health information system, where structured evaluations with actual users revealed critical functionality and usability issues that could have been overlooked. Their findings indicated high acceptance rates among teachers, with scores of 98.34% for usefulness and 89.48% for usability. Ramesh (2024) outlined best practices for UAT, stressing the need for representative users, clear acceptance criteria, and systematic documentation of issues, which aligns with the LearnLens protocol that includes comprehensive test cases and feedback mechanisms. Incorporating UAT results into development iterations, as both studies suggest, mitigates the risk of user dissatisfaction post-deployment.</w:t>
       </w:r>
     </w:p>
     <w:p>
@@ -1558,25 +990,7 @@
           <w:sz w:val="24"/>
           <w:szCs w:val="24"/>
         </w:rPr>
-        <w:t xml:space="preserve">The evaluation of educational technology usability necessitates reliable measurement tools, such as the Computer System Usability Questionnaire (CSUQ), developed by Lewis (1995) based on robust psychometric principles. The CSUQ comprises 19 items that assess user experience across three dimensions: system usefulness, information quality, and interface quality. Acala (2023) confirmed the CSUQ's high reliability in a university setting, with Cronbach's alpha values between 0.90 and 0.94, indicating its appropriateness for measuring educational technology like </w:t>
-      </w:r>
-      <w:proofErr w:type="spellStart"/>
-      <w:r>
-        <w:rPr>
-          <w:rFonts w:ascii="Times New Roman" w:hAnsi="Times New Roman" w:cs="Times New Roman"/>
-          <w:sz w:val="24"/>
-          <w:szCs w:val="24"/>
-        </w:rPr>
-        <w:t>LearnLens</w:t>
-      </w:r>
-      <w:proofErr w:type="spellEnd"/>
-      <w:r>
-        <w:rPr>
-          <w:rFonts w:ascii="Times New Roman" w:hAnsi="Times New Roman" w:cs="Times New Roman"/>
-          <w:sz w:val="24"/>
-          <w:szCs w:val="24"/>
-        </w:rPr>
-        <w:t xml:space="preserve">. This framework aligns well with the needs of </w:t>
+        <w:t xml:space="preserve">The evaluation of educational technology usability necessitates reliable measurement tools, such as the Computer System Usability Questionnaire (CSUQ), developed by Lewis (1995) based on robust psychometric principles. The CSUQ comprises 19 items that assess user experience across three dimensions: system usefulness, information quality, and interface quality. Acala (2023) confirmed the CSUQ's high reliability in a university setting, with Cronbach's alpha values between 0.90 and 0.94, indicating its appropriateness for measuring educational technology like LearnLens. This framework aligns well with the needs of </w:t>
       </w:r>
       <w:r>
         <w:rPr>
@@ -1633,9 +1047,8 @@
           <w:sz w:val="24"/>
           <w:szCs w:val="24"/>
         </w:rPr>
-        <w:t xml:space="preserve">The literature supports the creation of </w:t>
-      </w:r>
-      <w:proofErr w:type="spellStart"/>
+        <w:t xml:space="preserve">The literature supports the creation of LearnLens as an automated evaluation tool for faculty at De La Salle Araneta University's College of Veterinary Medicine and Agricultural Sciences, College of Business, Management, and Accountancy, College of Education, and College of Arts, Sciences, and Technology. Research shows that AI-driven grading systems greatly improve efficiency and accuracy, cutting grading time by over 90% (Li, 2024; Seneviratne &amp; Manathunga, 2025; Hanishka et al., 2024). It has also been proven that integrating computer vision, OCR, and machine learning can effectively assess handwritten exams (Naman et al., 2025; Liu et al., 2024). The chosen tech stack—React, Next.js, Express.js, and PostgreSQL—is educationally validated (Zolotarev &amp; Rodriguez, 2025), and the Agile development methodology aligns with best practices (Bhimanapati et </w:t>
+      </w:r>
       <w:r>
         <w:rPr>
           <w:b w:val="0"/>
@@ -1643,87 +1056,8 @@
           <w:sz w:val="24"/>
           <w:szCs w:val="24"/>
         </w:rPr>
-        <w:t>LearnLens</w:t>
-      </w:r>
-      <w:proofErr w:type="spellEnd"/>
-      <w:r>
-        <w:rPr>
-          <w:b w:val="0"/>
-          <w:bCs w:val="0"/>
-          <w:sz w:val="24"/>
-          <w:szCs w:val="24"/>
-        </w:rPr>
-        <w:t xml:space="preserve"> as an automated evaluation tool for faculty at De La Salle Araneta University's College of Veterinary Medicine and Agricultural Sciences, College of Business, Management, and Accountancy, College of Education, and College of Arts, Sciences, and Technology. Research shows that AI-driven grading systems greatly improve efficiency and accuracy, cutting grading time by over 90% (Li, 2024; Seneviratne &amp; </w:t>
-      </w:r>
-      <w:proofErr w:type="spellStart"/>
-      <w:r>
-        <w:rPr>
-          <w:b w:val="0"/>
-          <w:bCs w:val="0"/>
-          <w:sz w:val="24"/>
-          <w:szCs w:val="24"/>
-        </w:rPr>
-        <w:t>Manathunga</w:t>
-      </w:r>
-      <w:proofErr w:type="spellEnd"/>
-      <w:r>
-        <w:rPr>
-          <w:b w:val="0"/>
-          <w:bCs w:val="0"/>
-          <w:sz w:val="24"/>
-          <w:szCs w:val="24"/>
-        </w:rPr>
-        <w:t>, 2025; Hanishka et al., 2024). It has also been proven that integrating computer vision, OCR, and machine learning can effectively assess handwritten exams (Naman et al., 2025; Liu et al., 2024). The chosen tech stack—React, Next.js, Express.js, and PostgreSQL—is educationally validated (Zolotarev &amp; Rodriguez, 2025), and the Agile development methodology aligns with best practices (</w:t>
-      </w:r>
-      <w:proofErr w:type="spellStart"/>
-      <w:r>
-        <w:rPr>
-          <w:b w:val="0"/>
-          <w:bCs w:val="0"/>
-          <w:sz w:val="24"/>
-          <w:szCs w:val="24"/>
-        </w:rPr>
-        <w:t>Bhimanapati</w:t>
-      </w:r>
-      <w:proofErr w:type="spellEnd"/>
-      <w:r>
-        <w:rPr>
-          <w:b w:val="0"/>
-          <w:bCs w:val="0"/>
-          <w:sz w:val="24"/>
-          <w:szCs w:val="24"/>
-        </w:rPr>
-        <w:t xml:space="preserve"> et </w:t>
-      </w:r>
-      <w:r>
-        <w:rPr>
-          <w:b w:val="0"/>
-          <w:bCs w:val="0"/>
-          <w:sz w:val="24"/>
-          <w:szCs w:val="24"/>
-        </w:rPr>
         <w:lastRenderedPageBreak/>
-        <w:t xml:space="preserve">al., 2024). Collectively, these findings underscore </w:t>
-      </w:r>
-      <w:proofErr w:type="spellStart"/>
-      <w:r>
-        <w:rPr>
-          <w:b w:val="0"/>
-          <w:bCs w:val="0"/>
-          <w:sz w:val="24"/>
-          <w:szCs w:val="24"/>
-        </w:rPr>
-        <w:t>LearnLens's</w:t>
-      </w:r>
-      <w:proofErr w:type="spellEnd"/>
-      <w:r>
-        <w:rPr>
-          <w:b w:val="0"/>
-          <w:bCs w:val="0"/>
-          <w:sz w:val="24"/>
-          <w:szCs w:val="24"/>
-        </w:rPr>
-        <w:t xml:space="preserve"> reliance on established technologies for successful implementation and user satisfaction.</w:t>
+        <w:t>al., 2024). Collectively, these findings underscore LearnLens's reliance on established technologies for successful implementation and user satisfaction.</w:t>
       </w:r>
     </w:p>
     <w:p>
@@ -1760,25 +1094,7 @@
           <w:sz w:val="24"/>
           <w:szCs w:val="24"/>
         </w:rPr>
-        <w:t xml:space="preserve">The conceptual framework of </w:t>
-      </w:r>
-      <w:proofErr w:type="spellStart"/>
-      <w:r>
-        <w:rPr>
-          <w:rFonts w:ascii="Times New Roman" w:eastAsia="Times New Roman" w:hAnsi="Times New Roman" w:cs="Times New Roman"/>
-          <w:sz w:val="24"/>
-          <w:szCs w:val="24"/>
-        </w:rPr>
-        <w:t>LearnLens</w:t>
-      </w:r>
-      <w:proofErr w:type="spellEnd"/>
-      <w:r>
-        <w:rPr>
-          <w:rFonts w:ascii="Times New Roman" w:eastAsia="Times New Roman" w:hAnsi="Times New Roman" w:cs="Times New Roman"/>
-          <w:sz w:val="24"/>
-          <w:szCs w:val="24"/>
-        </w:rPr>
-        <w:t xml:space="preserve"> is presented through an Input-Process-Output (IPO) diagram that illustrates the flow of data and operations within the platform. The diagram is organized into three primary layers—Input, Process, and Output—each of which encompasses specific technical and operational components that collectively enable automated examination evaluation. </w:t>
+        <w:t xml:space="preserve">The conceptual framework of LearnLens is presented through an Input-Process-Output (IPO) diagram that illustrates the flow of data and operations within the platform. The diagram is organized into three primary layers—Input, Process, and Output—each of which encompasses specific technical and operational components that collectively enable automated examination evaluation. </w:t>
       </w:r>
     </w:p>
     <w:p>
@@ -1968,43 +1284,7 @@
           <w:sz w:val="24"/>
           <w:szCs w:val="24"/>
         </w:rPr>
-        <w:t xml:space="preserve">The </w:t>
-      </w:r>
-      <w:proofErr w:type="spellStart"/>
-      <w:r>
-        <w:rPr>
-          <w:rFonts w:ascii="Times New Roman" w:eastAsia="Times New Roman" w:hAnsi="Times New Roman" w:cs="Times New Roman"/>
-          <w:sz w:val="24"/>
-          <w:szCs w:val="24"/>
-        </w:rPr>
-        <w:t>LearnLens</w:t>
-      </w:r>
-      <w:proofErr w:type="spellEnd"/>
-      <w:r>
-        <w:rPr>
-          <w:rFonts w:ascii="Times New Roman" w:eastAsia="Times New Roman" w:hAnsi="Times New Roman" w:cs="Times New Roman"/>
-          <w:sz w:val="24"/>
-          <w:szCs w:val="24"/>
-        </w:rPr>
-        <w:t xml:space="preserve"> input layer includes the necessary hardware and software for operation. Faculty digitize exam papers using devices like smartphones or document scanners with at least 8-megapixel cameras. The backend runs on an ASUS TUF Gaming F16 FX608JM with an NVIDIA RTX series GPU (minimum 8 GB VRAM, 12-16 GB recommended), multi-core CPU (six cores minimum), 16 GB RAM, and 30 GB SSD. The software comprises a Next.js frontend and a Python 3.9 backend for OCR and machine learning, with PostgreSQL 13 handling data storage. Essential dependencies include OCR libraries, machine learning frameworks like TensorFlow or </w:t>
-      </w:r>
-      <w:proofErr w:type="spellStart"/>
-      <w:r>
-        <w:rPr>
-          <w:rFonts w:ascii="Times New Roman" w:eastAsia="Times New Roman" w:hAnsi="Times New Roman" w:cs="Times New Roman"/>
-          <w:sz w:val="24"/>
-          <w:szCs w:val="24"/>
-        </w:rPr>
-        <w:t>PyTorch</w:t>
-      </w:r>
-      <w:proofErr w:type="spellEnd"/>
-      <w:r>
-        <w:rPr>
-          <w:rFonts w:ascii="Times New Roman" w:eastAsia="Times New Roman" w:hAnsi="Times New Roman" w:cs="Times New Roman"/>
-          <w:sz w:val="24"/>
-          <w:szCs w:val="24"/>
-        </w:rPr>
-        <w:t>, and compatible GPU drivers.</w:t>
+        <w:t>The LearnLens input layer includes the necessary hardware and software for operation. Faculty digitize exam papers using devices like smartphones or document scanners with at least 8-megapixel cameras. The backend runs on an ASUS TUF Gaming F16 FX608JM with an NVIDIA RTX series GPU (minimum 8 GB VRAM, 12-16 GB recommended), multi-core CPU (six cores minimum), 16 GB RAM, and 30 GB SSD. The software comprises a Next.js frontend and a Python 3.9 backend for OCR and machine learning, with PostgreSQL 13 handling data storage. Essential dependencies include OCR libraries, machine learning frameworks like TensorFlow or PyTorch, and compatible GPU drivers.</w:t>
       </w:r>
     </w:p>
     <w:p>
@@ -2046,23 +1326,13 @@
         </w:rPr>
         <w:t xml:space="preserve"> </w:t>
       </w:r>
-      <w:proofErr w:type="spellStart"/>
-      <w:r>
-        <w:rPr>
-          <w:rFonts w:ascii="Times New Roman" w:eastAsia="Times New Roman" w:hAnsi="Times New Roman" w:cs="Times New Roman"/>
-          <w:sz w:val="24"/>
-          <w:szCs w:val="24"/>
-        </w:rPr>
-        <w:t>LearnLens</w:t>
-      </w:r>
-      <w:proofErr w:type="spellEnd"/>
-      <w:r>
-        <w:rPr>
-          <w:rFonts w:ascii="Times New Roman" w:eastAsia="Times New Roman" w:hAnsi="Times New Roman" w:cs="Times New Roman"/>
-          <w:sz w:val="24"/>
-          <w:szCs w:val="24"/>
-        </w:rPr>
-        <w:t xml:space="preserve"> connects the front end and back end, enabling user interaction and automated grading. The front end, created with Next.js and React, offers a user-friendly interface for secure logins, image uploads, answer key configuration, and analytics dashboards, with server-side rendering for quick load times. The back end uses Node.js and Express.js to handle system functions through RESTful APIs for authentication, file uploads, grading, and data access. Data is transmitted securely in JSON format over HTTPS, stored in PostgreSQL, and real-time updates are provided on the faculty dashboard.</w:t>
+      <w:r>
+        <w:rPr>
+          <w:rFonts w:ascii="Times New Roman" w:eastAsia="Times New Roman" w:hAnsi="Times New Roman" w:cs="Times New Roman"/>
+          <w:sz w:val="24"/>
+          <w:szCs w:val="24"/>
+        </w:rPr>
+        <w:t>LearnLens connects the front end and back end, enabling user interaction and automated grading. The front end, created with Next.js and React, offers a user-friendly interface for secure logins, image uploads, answer key configuration, and analytics dashboards, with server-side rendering for quick load times. The back end uses Node.js and Express.js to handle system functions through RESTful APIs for authentication, file uploads, grading, and data access. Data is transmitted securely in JSON format over HTTPS, stored in PostgreSQL, and real-time updates are provided on the faculty dashboard.</w:t>
       </w:r>
     </w:p>
     <w:p>
@@ -2140,23 +1410,13 @@
         </w:rPr>
         <w:t xml:space="preserve"> </w:t>
       </w:r>
-      <w:proofErr w:type="spellStart"/>
-      <w:r>
-        <w:rPr>
-          <w:rFonts w:ascii="Times New Roman" w:eastAsia="Times New Roman" w:hAnsi="Times New Roman" w:cs="Times New Roman"/>
-          <w:sz w:val="24"/>
-          <w:szCs w:val="24"/>
-        </w:rPr>
-        <w:t>LearnLens</w:t>
-      </w:r>
-      <w:proofErr w:type="spellEnd"/>
-      <w:r>
-        <w:rPr>
-          <w:rFonts w:ascii="Times New Roman" w:eastAsia="Times New Roman" w:hAnsi="Times New Roman" w:cs="Times New Roman"/>
-          <w:sz w:val="24"/>
-          <w:szCs w:val="24"/>
-        </w:rPr>
-        <w:t xml:space="preserve"> follows an Agile development approach, focusing on iterative progress and stakeholder collaboration. System requirements are gathered through faculty surveys during the Planning phase, informing a prioritized backlog. The Design phase results in system architecture plans aligned with grading workflows. Development happens in two-week sprints targeting specific features, with continuous testing for unit, integration, and user acceptance. The Deployment phase includes a phased rollout, performance monitoring, and regular updates, with sprint reviews to evaluate progress and address issues.</w:t>
+      <w:r>
+        <w:rPr>
+          <w:rFonts w:ascii="Times New Roman" w:eastAsia="Times New Roman" w:hAnsi="Times New Roman" w:cs="Times New Roman"/>
+          <w:sz w:val="24"/>
+          <w:szCs w:val="24"/>
+        </w:rPr>
+        <w:t>LearnLens follows an Agile development approach, focusing on iterative progress and stakeholder collaboration. System requirements are gathered through faculty surveys during the Planning phase, informing a prioritized backlog. The Design phase results in system architecture plans aligned with grading workflows. Development happens in two-week sprints targeting specific features, with continuous testing for unit, integration, and user acceptance. The Deployment phase includes a phased rollout, performance monitoring, and regular updates, with sprint reviews to evaluate progress and address issues.</w:t>
       </w:r>
     </w:p>
     <w:p>
@@ -2195,25 +1455,7 @@
           <w:sz w:val="24"/>
           <w:szCs w:val="24"/>
         </w:rPr>
-        <w:t xml:space="preserve">The access point layer ensures secure system entry through strong authentication and authorization methods. Faculty can access </w:t>
-      </w:r>
-      <w:proofErr w:type="spellStart"/>
-      <w:r>
-        <w:rPr>
-          <w:rFonts w:ascii="Times New Roman" w:eastAsia="Times New Roman" w:hAnsi="Times New Roman" w:cs="Times New Roman"/>
-          <w:sz w:val="24"/>
-          <w:szCs w:val="24"/>
-        </w:rPr>
-        <w:t>LearnLens</w:t>
-      </w:r>
-      <w:proofErr w:type="spellEnd"/>
-      <w:r>
-        <w:rPr>
-          <w:rFonts w:ascii="Times New Roman" w:eastAsia="Times New Roman" w:hAnsi="Times New Roman" w:cs="Times New Roman"/>
-          <w:sz w:val="24"/>
-          <w:szCs w:val="24"/>
-        </w:rPr>
-        <w:t xml:space="preserve"> via modern web browsers without additional software. Authentication includes encrypted credential verification, strong password policies, and optional multi-factor authentication (MFA), with future plans for single sign-on (SSO) integration. Role-based access control (RBAC) governs permissions, allowing faculty to manage exams and analytics while administrators control system settings. All sessions and data transmissions are encrypted via HTTPS to comply with privacy standards.</w:t>
+        <w:t>The access point layer ensures secure system entry through strong authentication and authorization methods. Faculty can access LearnLens via modern web browsers without additional software. Authentication includes encrypted credential verification, strong password policies, and optional multi-factor authentication (MFA), with future plans for single sign-on (SSO) integration. Role-based access control (RBAC) governs permissions, allowing faculty to manage exams and analytics while administrators control system settings. All sessions and data transmissions are encrypted via HTTPS to comply with privacy standards.</w:t>
       </w:r>
     </w:p>
     <w:p>
@@ -2270,43 +1512,7 @@
           <w:sz w:val="24"/>
           <w:szCs w:val="24"/>
         </w:rPr>
-        <w:t xml:space="preserve">The user features layer provides essential functions for the Tertiary Education Department at De La Salle Araneta University, specifically for the CVMAS, CBMA, </w:t>
-      </w:r>
-      <w:proofErr w:type="spellStart"/>
-      <w:r>
-        <w:rPr>
-          <w:rFonts w:ascii="Times New Roman" w:eastAsia="Times New Roman" w:hAnsi="Times New Roman" w:cs="Times New Roman"/>
-          <w:sz w:val="24"/>
-          <w:szCs w:val="24"/>
-        </w:rPr>
-        <w:t>CoEd</w:t>
-      </w:r>
-      <w:proofErr w:type="spellEnd"/>
-      <w:r>
-        <w:rPr>
-          <w:rFonts w:ascii="Times New Roman" w:eastAsia="Times New Roman" w:hAnsi="Times New Roman" w:cs="Times New Roman"/>
-          <w:sz w:val="24"/>
-          <w:szCs w:val="24"/>
-        </w:rPr>
-        <w:t xml:space="preserve">, and CAST colleges within the </w:t>
-      </w:r>
-      <w:proofErr w:type="spellStart"/>
-      <w:r>
-        <w:rPr>
-          <w:rFonts w:ascii="Times New Roman" w:eastAsia="Times New Roman" w:hAnsi="Times New Roman" w:cs="Times New Roman"/>
-          <w:sz w:val="24"/>
-          <w:szCs w:val="24"/>
-        </w:rPr>
-        <w:t>LearnLens</w:t>
-      </w:r>
-      <w:proofErr w:type="spellEnd"/>
-      <w:r>
-        <w:rPr>
-          <w:rFonts w:ascii="Times New Roman" w:eastAsia="Times New Roman" w:hAnsi="Times New Roman" w:cs="Times New Roman"/>
-          <w:sz w:val="24"/>
-          <w:szCs w:val="24"/>
-        </w:rPr>
-        <w:t xml:space="preserve"> platform. This platform streamlines the manual grading workflow for examinations. Faculty access a dashboard upon logging in, allowing them to manage recent submissions and grading activities. They can upload exam images or take photos directly, with the system supporting JPG and PNG formats. Faculty then set up the answer key, indicating correct responses for various question types via an intuitive interface. The automated grading engine processes submissions, presenting detailed results, including scores and feedback. Faculty can export grading reports in PDF or spreadsheet formats, and all evaluations are stored for future referenc</w:t>
+        <w:t>The user features layer provides essential functions for the Tertiary Education Department at De La Salle Araneta University, specifically for the CVMAS, CBMA, CoEd, and CAST colleges within the LearnLens platform. This platform streamlines the manual grading workflow for examinations. Faculty access a dashboard upon logging in, allowing them to manage recent submissions and grading activities. They can upload exam images or take photos directly, with the system supporting JPG and PNG formats. Faculty then set up the answer key, indicating correct responses for various question types via an intuitive interface. The automated grading engine processes submissions, presenting detailed results, including scores and feedback. Faculty can export grading reports in PDF or spreadsheet formats, and all evaluations are stored for future referenc</w:t>
       </w:r>
       <w:r>
         <w:rPr>
@@ -2344,29 +1550,7 @@
           <w:bCs/>
           <w:color w:val="auto"/>
         </w:rPr>
-        <w:t xml:space="preserve">Output: </w:t>
-      </w:r>
-      <w:proofErr w:type="spellStart"/>
-      <w:r>
-        <w:rPr>
-          <w:rStyle w:val="Heading3Char"/>
-          <w:rFonts w:ascii="Times New Roman" w:hAnsi="Times New Roman" w:cs="Times New Roman"/>
-          <w:b/>
-          <w:bCs/>
-          <w:color w:val="auto"/>
-        </w:rPr>
-        <w:t>LearnLens</w:t>
-      </w:r>
-      <w:proofErr w:type="spellEnd"/>
-      <w:r>
-        <w:rPr>
-          <w:rStyle w:val="Heading3Char"/>
-          <w:rFonts w:ascii="Times New Roman" w:hAnsi="Times New Roman" w:cs="Times New Roman"/>
-          <w:b/>
-          <w:bCs/>
-          <w:color w:val="auto"/>
-        </w:rPr>
-        <w:t xml:space="preserve"> System.</w:t>
+        <w:t>Output: LearnLens System.</w:t>
       </w:r>
       <w:r>
         <w:rPr>
@@ -2382,25 +1566,7 @@
           <w:sz w:val="24"/>
           <w:szCs w:val="24"/>
         </w:rPr>
-        <w:t xml:space="preserve">The Output layer represents the </w:t>
-      </w:r>
-      <w:proofErr w:type="spellStart"/>
-      <w:r>
-        <w:rPr>
-          <w:rFonts w:ascii="Times New Roman" w:eastAsia="Times New Roman" w:hAnsi="Times New Roman" w:cs="Times New Roman"/>
-          <w:sz w:val="24"/>
-          <w:szCs w:val="24"/>
-        </w:rPr>
-        <w:t>LearnLens</w:t>
-      </w:r>
-      <w:proofErr w:type="spellEnd"/>
-      <w:r>
-        <w:rPr>
-          <w:rFonts w:ascii="Times New Roman" w:eastAsia="Times New Roman" w:hAnsi="Times New Roman" w:cs="Times New Roman"/>
-          <w:sz w:val="24"/>
-          <w:szCs w:val="24"/>
-        </w:rPr>
-        <w:t xml:space="preserve"> system itself—a fully operational, web-based mobile platform that returns automated grading results to faculty users. The primary output for each evaluation session includes the overall score per student, a detailed item-level breakdown indicating correct and incorrect responses, and a summary report suitable for academic recording purposes. The system's outputs are stored in the PostgreSQL database for retrieval and audit purposes, ensuring data integrity and long-term accessibility for institutional assessment records.</w:t>
+        <w:t>The Output layer represents the LearnLens system itself—a fully operational, web-based mobile platform that returns automated grading results to faculty users. The primary output for each evaluation session includes the overall score per student, a detailed item-level breakdown indicating correct and incorrect responses, and a summary report suitable for academic recording purposes. The system's outputs are stored in the PostgreSQL database for retrieval and audit purposes, ensuring data integrity and long-term accessibility for institutional assessment records.</w:t>
       </w:r>
     </w:p>
     <w:p>
@@ -2488,23 +1654,13 @@
         </w:rPr>
         <w:t xml:space="preserve">This study aims to develop, test, and evaluate </w:t>
       </w:r>
-      <w:proofErr w:type="spellStart"/>
-      <w:r>
-        <w:rPr>
-          <w:rFonts w:ascii="Times New Roman" w:eastAsia="Times New Roman" w:hAnsi="Times New Roman" w:cs="Times New Roman"/>
-          <w:sz w:val="24"/>
-          <w:szCs w:val="24"/>
-        </w:rPr>
-        <w:t>Learnlens</w:t>
-      </w:r>
-      <w:proofErr w:type="spellEnd"/>
-      <w:r>
-        <w:rPr>
-          <w:rFonts w:ascii="Times New Roman" w:eastAsia="Times New Roman" w:hAnsi="Times New Roman" w:cs="Times New Roman"/>
-          <w:sz w:val="24"/>
-          <w:szCs w:val="24"/>
-        </w:rPr>
-        <w:t xml:space="preserve"> – A Web-Based Mobile Platform </w:t>
+      <w:r>
+        <w:rPr>
+          <w:rFonts w:ascii="Times New Roman" w:eastAsia="Times New Roman" w:hAnsi="Times New Roman" w:cs="Times New Roman"/>
+          <w:sz w:val="24"/>
+          <w:szCs w:val="24"/>
+        </w:rPr>
+        <w:t xml:space="preserve">Learnlens – A Web-Based Mobile Platform </w:t>
       </w:r>
       <w:r>
         <w:rPr>
@@ -2626,25 +1782,7 @@
           <w:sz w:val="24"/>
           <w:szCs w:val="24"/>
         </w:rPr>
-        <w:t xml:space="preserve">the </w:t>
-      </w:r>
-      <w:proofErr w:type="spellStart"/>
-      <w:r>
-        <w:rPr>
-          <w:rFonts w:ascii="Times New Roman" w:eastAsia="Times New Roman" w:hAnsi="Times New Roman" w:cs="Times New Roman"/>
-          <w:sz w:val="24"/>
-          <w:szCs w:val="24"/>
-        </w:rPr>
-        <w:t>LearnLens</w:t>
-      </w:r>
-      <w:proofErr w:type="spellEnd"/>
-      <w:r>
-        <w:rPr>
-          <w:rFonts w:ascii="Times New Roman" w:eastAsia="Times New Roman" w:hAnsi="Times New Roman" w:cs="Times New Roman"/>
-          <w:sz w:val="24"/>
-          <w:szCs w:val="24"/>
-        </w:rPr>
-        <w:t xml:space="preserve"> platform, User Acceptance Testing (UAT) was performed with ten technical experts from Metrobank and various colleges at De La Salle Araneta University. A structured UAT test plan was used to determine if the system meets its functional requirements and delivers accurate grading results</w:t>
+        <w:t>the LearnLens platform, User Acceptance Testing (UAT) was performed with ten technical experts from Metrobank and various colleges at De La Salle Araneta University. A structured UAT test plan was used to determine if the system meets its functional requirements and delivers accurate grading results</w:t>
       </w:r>
       <w:r>
         <w:rPr>
@@ -2691,25 +1829,7 @@
           <w:sz w:val="24"/>
           <w:szCs w:val="24"/>
         </w:rPr>
-        <w:t xml:space="preserve">usability of the </w:t>
-      </w:r>
-      <w:proofErr w:type="spellStart"/>
-      <w:r>
-        <w:rPr>
-          <w:rFonts w:ascii="Times New Roman" w:eastAsia="Times New Roman" w:hAnsi="Times New Roman" w:cs="Times New Roman"/>
-          <w:sz w:val="24"/>
-          <w:szCs w:val="24"/>
-        </w:rPr>
-        <w:t>LearnLens</w:t>
-      </w:r>
-      <w:proofErr w:type="spellEnd"/>
-      <w:r>
-        <w:rPr>
-          <w:rFonts w:ascii="Times New Roman" w:eastAsia="Times New Roman" w:hAnsi="Times New Roman" w:cs="Times New Roman"/>
-          <w:sz w:val="24"/>
-          <w:szCs w:val="24"/>
-        </w:rPr>
-        <w:t xml:space="preserve"> platform using the 19-item Computer System Usability Questionnaire (CSUQ) among faculty from various colleges at De La Salle Araneta University. The evaluation aimed to gauge user satisfaction regarding the system's usefulness, information quality, and interface quality</w:t>
+        <w:t>usability of the LearnLens platform using the 19-item Computer System Usability Questionnaire (CSUQ) among faculty from various colleges at De La Salle Araneta University. The evaluation aimed to gauge user satisfaction regarding the system's usefulness, information quality, and interface quality</w:t>
       </w:r>
       <w:r>
         <w:rPr>
@@ -2803,25 +1923,7 @@
           <w:sz w:val="24"/>
           <w:szCs w:val="24"/>
         </w:rPr>
-        <w:t xml:space="preserve">The development of </w:t>
-      </w:r>
-      <w:proofErr w:type="spellStart"/>
-      <w:r>
-        <w:rPr>
-          <w:rFonts w:ascii="Times New Roman" w:eastAsia="Times New Roman" w:hAnsi="Times New Roman" w:cs="Times New Roman"/>
-          <w:sz w:val="24"/>
-          <w:szCs w:val="24"/>
-        </w:rPr>
-        <w:t>LearnLens</w:t>
-      </w:r>
-      <w:proofErr w:type="spellEnd"/>
-      <w:r>
-        <w:rPr>
-          <w:rFonts w:ascii="Times New Roman" w:eastAsia="Times New Roman" w:hAnsi="Times New Roman" w:cs="Times New Roman"/>
-          <w:sz w:val="24"/>
-          <w:szCs w:val="24"/>
-        </w:rPr>
-        <w:t xml:space="preserve"> carries significant implications for multiple stakeholders within and beyond the De La Salle Araneta University community. The following groups are identified as primary beneficiaries of this study:</w:t>
+        <w:t>The development of LearnLens carries significant implications for multiple stakeholders within and beyond the De La Salle Araneta University community. The following groups are identified as primary beneficiaries of this study:</w:t>
       </w:r>
     </w:p>
     <w:p>
@@ -2878,61 +1980,7 @@
           <w:sz w:val="24"/>
           <w:szCs w:val="24"/>
         </w:rPr>
-        <w:t>Faculty members across the College of Veterinary Medicine and Agricultural Sciences (CVMAS), College of Business, Management, and Accountancy (CBMA), College of Education (</w:t>
-      </w:r>
-      <w:proofErr w:type="spellStart"/>
-      <w:r>
-        <w:rPr>
-          <w:rFonts w:ascii="Times New Roman" w:eastAsia="Times New Roman" w:hAnsi="Times New Roman" w:cs="Times New Roman"/>
-          <w:sz w:val="24"/>
-          <w:szCs w:val="24"/>
-        </w:rPr>
-        <w:t>CoEd</w:t>
-      </w:r>
-      <w:proofErr w:type="spellEnd"/>
-      <w:r>
-        <w:rPr>
-          <w:rFonts w:ascii="Times New Roman" w:eastAsia="Times New Roman" w:hAnsi="Times New Roman" w:cs="Times New Roman"/>
-          <w:sz w:val="24"/>
-          <w:szCs w:val="24"/>
-        </w:rPr>
-        <w:t xml:space="preserve">), and College of Arts, Sciences and Technology (CAST) directly utilize </w:t>
-      </w:r>
-      <w:proofErr w:type="spellStart"/>
-      <w:r>
-        <w:rPr>
-          <w:rFonts w:ascii="Times New Roman" w:eastAsia="Times New Roman" w:hAnsi="Times New Roman" w:cs="Times New Roman"/>
-          <w:sz w:val="24"/>
-          <w:szCs w:val="24"/>
-        </w:rPr>
-        <w:t>LearnLens</w:t>
-      </w:r>
-      <w:proofErr w:type="spellEnd"/>
-      <w:r>
-        <w:rPr>
-          <w:rFonts w:ascii="Times New Roman" w:eastAsia="Times New Roman" w:hAnsi="Times New Roman" w:cs="Times New Roman"/>
-          <w:sz w:val="24"/>
-          <w:szCs w:val="24"/>
-        </w:rPr>
-        <w:t xml:space="preserve">. This platform alleviates the challenge of grading extensive handwritten exams by automating the process for various question types. By significantly decreasing grading time and minimizing errors, </w:t>
-      </w:r>
-      <w:proofErr w:type="spellStart"/>
-      <w:r>
-        <w:rPr>
-          <w:rFonts w:ascii="Times New Roman" w:eastAsia="Times New Roman" w:hAnsi="Times New Roman" w:cs="Times New Roman"/>
-          <w:sz w:val="24"/>
-          <w:szCs w:val="24"/>
-        </w:rPr>
-        <w:t>LearnLens</w:t>
-      </w:r>
-      <w:proofErr w:type="spellEnd"/>
-      <w:r>
-        <w:rPr>
-          <w:rFonts w:ascii="Times New Roman" w:eastAsia="Times New Roman" w:hAnsi="Times New Roman" w:cs="Times New Roman"/>
-          <w:sz w:val="24"/>
-          <w:szCs w:val="24"/>
-        </w:rPr>
-        <w:t xml:space="preserve"> allows faculty to focus more on teaching, curriculum development, and student interaction.</w:t>
+        <w:t>Faculty members across the College of Veterinary Medicine and Agricultural Sciences (CVMAS), College of Business, Management, and Accountancy (CBMA), College of Education (CoEd), and College of Arts, Sciences and Technology (CAST) directly utilize LearnLens. This platform alleviates the challenge of grading extensive handwritten exams by automating the process for various question types. By significantly decreasing grading time and minimizing errors, LearnLens allows faculty to focus more on teaching, curriculum development, and student interaction.</w:t>
       </w:r>
     </w:p>
     <w:p>
@@ -2989,25 +2037,7 @@
           <w:sz w:val="24"/>
           <w:szCs w:val="24"/>
         </w:rPr>
-        <w:t xml:space="preserve">Students at De La Salle Araneta University (DLSAU) in the Tertiary Education Department benefit indirectly from </w:t>
-      </w:r>
-      <w:proofErr w:type="spellStart"/>
-      <w:r>
-        <w:rPr>
-          <w:rFonts w:ascii="Times New Roman" w:eastAsia="Times New Roman" w:hAnsi="Times New Roman" w:cs="Times New Roman"/>
-          <w:sz w:val="24"/>
-          <w:szCs w:val="24"/>
-        </w:rPr>
-        <w:t>LearnLens</w:t>
-      </w:r>
-      <w:proofErr w:type="spellEnd"/>
-      <w:r>
-        <w:rPr>
-          <w:rFonts w:ascii="Times New Roman" w:eastAsia="Times New Roman" w:hAnsi="Times New Roman" w:cs="Times New Roman"/>
-          <w:sz w:val="24"/>
-          <w:szCs w:val="24"/>
-        </w:rPr>
-        <w:t xml:space="preserve"> through quicker access to exam results and consistent grading. Timely feedback plays a crucial role in formative assessment, helping students recognize learning gaps and adapt their study approaches more effectively.</w:t>
+        <w:t>Students at De La Salle Araneta University (DLSAU) in the Tertiary Education Department benefit indirectly from LearnLens through quicker access to exam results and consistent grading. Timely feedback plays a crucial role in formative assessment, helping students recognize learning gaps and adapt their study approaches more effectively.</w:t>
       </w:r>
     </w:p>
     <w:p>
@@ -3043,25 +2073,7 @@
           <w:sz w:val="24"/>
           <w:szCs w:val="24"/>
         </w:rPr>
-        <w:t xml:space="preserve">The university administration gains from </w:t>
-      </w:r>
-      <w:proofErr w:type="spellStart"/>
-      <w:r>
-        <w:rPr>
-          <w:rFonts w:ascii="Times New Roman" w:eastAsia="Times New Roman" w:hAnsi="Times New Roman" w:cs="Times New Roman"/>
-          <w:sz w:val="24"/>
-          <w:szCs w:val="24"/>
-        </w:rPr>
-        <w:t>LearnLens</w:t>
-      </w:r>
-      <w:proofErr w:type="spellEnd"/>
-      <w:r>
-        <w:rPr>
-          <w:rFonts w:ascii="Times New Roman" w:eastAsia="Times New Roman" w:hAnsi="Times New Roman" w:cs="Times New Roman"/>
-          <w:sz w:val="24"/>
-          <w:szCs w:val="24"/>
-        </w:rPr>
-        <w:t xml:space="preserve"> by implementing standardized, data-driven assessment strategies. The platform creates auditable grading records stored in a structured database, supporting quality assurance, academic performance monitoring, and accreditation efforts.</w:t>
+        <w:t>The university administration gains from LearnLens by implementing standardized, data-driven assessment strategies. The platform creates auditable grading records stored in a structured database, supporting quality assurance, academic performance monitoring, and accreditation efforts.</w:t>
       </w:r>
     </w:p>
     <w:p>
@@ -3135,25 +2147,7 @@
           <w:sz w:val="24"/>
           <w:szCs w:val="24"/>
         </w:rPr>
-        <w:t xml:space="preserve">This research centers on the creation and assessment of </w:t>
-      </w:r>
-      <w:proofErr w:type="spellStart"/>
-      <w:r>
-        <w:rPr>
-          <w:rFonts w:ascii="Times New Roman" w:eastAsia="Times New Roman" w:hAnsi="Times New Roman" w:cs="Times New Roman"/>
-          <w:sz w:val="24"/>
-          <w:szCs w:val="24"/>
-        </w:rPr>
-        <w:t>LearnLens</w:t>
-      </w:r>
-      <w:proofErr w:type="spellEnd"/>
-      <w:r>
-        <w:rPr>
-          <w:rFonts w:ascii="Times New Roman" w:eastAsia="Times New Roman" w:hAnsi="Times New Roman" w:cs="Times New Roman"/>
-          <w:sz w:val="24"/>
-          <w:szCs w:val="24"/>
-        </w:rPr>
-        <w:t>, a web platform designed for the automated evaluation of handwritten exam papers for faculty members at De La Salle Araneta University's College of Veterinary Medicine and Agricultural Sciences, College of Business, Management, and Accountancy, College of Education, and College of Arts, Sciences and Technology. The platform analyzes images of exam documents and can score various answer types, including multiple-choice and true-or-false questions. Built using an Agile SDLC approach, it employs Next.js and React for the frontend, Express.js for the API, and Python with TensorFlow and OpenCV for AI capabilities, all supported by a PostgreSQL database.</w:t>
+        <w:t>This research centers on the creation and assessment of LearnLens, a web platform designed for the automated evaluation of handwritten exam papers for faculty members at De La Salle Araneta University's College of Veterinary Medicine and Agricultural Sciences, College of Business, Management, and Accountancy, College of Education, and College of Arts, Sciences and Technology. The platform analyzes images of exam documents and can score various answer types, including multiple-choice and true-or-false questions. Built using an Agile SDLC approach, it employs Next.js and React for the frontend, Express.js for the API, and Python with TensorFlow and OpenCV for AI capabilities, all supported by a PostgreSQL database.</w:t>
       </w:r>
     </w:p>
     <w:p>
@@ -3167,23 +2161,13 @@
           <w:szCs w:val="24"/>
         </w:rPr>
       </w:pPr>
-      <w:proofErr w:type="spellStart"/>
-      <w:r>
-        <w:rPr>
-          <w:rFonts w:ascii="Times New Roman" w:eastAsia="Times New Roman" w:hAnsi="Times New Roman" w:cs="Times New Roman"/>
-          <w:sz w:val="24"/>
-          <w:szCs w:val="24"/>
-        </w:rPr>
-        <w:t>LearnLens</w:t>
-      </w:r>
-      <w:proofErr w:type="spellEnd"/>
-      <w:r>
-        <w:rPr>
-          <w:rFonts w:ascii="Times New Roman" w:eastAsia="Times New Roman" w:hAnsi="Times New Roman" w:cs="Times New Roman"/>
-          <w:sz w:val="24"/>
-          <w:szCs w:val="24"/>
-        </w:rPr>
-        <w:t xml:space="preserve"> is specifically tailored for handwritten responses, excluding typed answers, essays, and oral assessments. Currently, faculty must manually upload images, the system is not integrated with existing Learning Management Systems, and it is planned for use starting in the academic year 2025-2026. Additionally, the AI models have been customized to handle the specific examination formats relevant to the involved departments</w:t>
+      <w:r>
+        <w:rPr>
+          <w:rFonts w:ascii="Times New Roman" w:eastAsia="Times New Roman" w:hAnsi="Times New Roman" w:cs="Times New Roman"/>
+          <w:sz w:val="24"/>
+          <w:szCs w:val="24"/>
+        </w:rPr>
+        <w:t>LearnLens is specifically tailored for handwritten responses, excluding typed answers, essays, and oral assessments. Currently, faculty must manually upload images, the system is not integrated with existing Learning Management Systems, and it is planned for use starting in the academic year 2025-2026. Additionally, the AI models have been customized to handle the specific examination formats relevant to the involved departments</w:t>
       </w:r>
       <w:r>
         <w:rPr>
@@ -3722,25 +2706,7 @@
           <w:sz w:val="24"/>
           <w:szCs w:val="24"/>
         </w:rPr>
-        <w:t xml:space="preserve">A software application designed to be accessible through a web browser on both desktop and mobile devices, without requiring the installation of a native application, providing cross-platform compatibility and ease of access. (Akbar &amp; Puji </w:t>
-      </w:r>
-      <w:proofErr w:type="spellStart"/>
-      <w:r>
-        <w:rPr>
-          <w:rFonts w:ascii="Times New Roman" w:eastAsia="Times New Roman" w:hAnsi="Times New Roman" w:cs="Times New Roman"/>
-          <w:sz w:val="24"/>
-          <w:szCs w:val="24"/>
-        </w:rPr>
-        <w:t>Sejati</w:t>
-      </w:r>
-      <w:proofErr w:type="spellEnd"/>
-      <w:r>
-        <w:rPr>
-          <w:rFonts w:ascii="Times New Roman" w:eastAsia="Times New Roman" w:hAnsi="Times New Roman" w:cs="Times New Roman"/>
-          <w:sz w:val="24"/>
-          <w:szCs w:val="24"/>
-        </w:rPr>
-        <w:t>, 2025)</w:t>
+        <w:t>A software application designed to be accessible through a web browser on both desktop and mobile devices, without requiring the installation of a native application, providing cross-platform compatibility and ease of access. (Akbar &amp; Puji Sejati, 2025)</w:t>
       </w:r>
     </w:p>
     <w:p>
@@ -3871,25 +2837,7 @@
           <w:sz w:val="24"/>
           <w:szCs w:val="24"/>
         </w:rPr>
-        <w:t xml:space="preserve">This chapter presents the methodological framework employed in the development and evaluation of </w:t>
-      </w:r>
-      <w:proofErr w:type="spellStart"/>
-      <w:r>
-        <w:rPr>
-          <w:rFonts w:ascii="Times New Roman" w:eastAsia="Times New Roman" w:hAnsi="Times New Roman" w:cs="Times New Roman"/>
-          <w:sz w:val="24"/>
-          <w:szCs w:val="24"/>
-        </w:rPr>
-        <w:t>LearnLens</w:t>
-      </w:r>
-      <w:proofErr w:type="spellEnd"/>
-      <w:r>
-        <w:rPr>
-          <w:rFonts w:ascii="Times New Roman" w:eastAsia="Times New Roman" w:hAnsi="Times New Roman" w:cs="Times New Roman"/>
-          <w:sz w:val="24"/>
-          <w:szCs w:val="24"/>
-        </w:rPr>
-        <w:t>. It describes the research locale, research design, research instruments, respondents of the study, data gathering procedure, and statistical treatment used to address the objectives of the study. The methods outlined herein are designed to ensure systematic, rigorous, and reproducible processes for developing, testing, and evaluating the proposed automated test evaluation platform.</w:t>
+        <w:t>This chapter presents the methodological framework employed in the development and evaluation of LearnLens. It describes the research locale, research design, research instruments, respondents of the study, data gathering procedure, and statistical treatment used to address the objectives of the study. The methods outlined herein are designed to ensure systematic, rigorous, and reproducible processes for developing, testing, and evaluating the proposed automated test evaluation platform.</w:t>
       </w:r>
     </w:p>
     <w:p>
@@ -3926,25 +2874,7 @@
           <w:sz w:val="24"/>
           <w:szCs w:val="24"/>
         </w:rPr>
-        <w:t xml:space="preserve">The study takes place at De La Salle Araneta University (DLSAU) in Malabon City, focusing on the College of Veterinary Medicine and Agricultural Sciences, College of Business, Management, and Accountancy, College of Education, and College of Arts, Sciences, and Technology. These colleges are key settings for testing and evaluating the </w:t>
-      </w:r>
-      <w:proofErr w:type="spellStart"/>
-      <w:r>
-        <w:rPr>
-          <w:rFonts w:ascii="Times New Roman" w:hAnsi="Times New Roman" w:cs="Times New Roman"/>
-          <w:sz w:val="24"/>
-          <w:szCs w:val="24"/>
-        </w:rPr>
-        <w:t>LearnLens</w:t>
-      </w:r>
-      <w:proofErr w:type="spellEnd"/>
-      <w:r>
-        <w:rPr>
-          <w:rFonts w:ascii="Times New Roman" w:hAnsi="Times New Roman" w:cs="Times New Roman"/>
-          <w:sz w:val="24"/>
-          <w:szCs w:val="24"/>
-        </w:rPr>
-        <w:t xml:space="preserve"> platform, with faculty members as primary users. As a private Catholic university dedicated to academic excellence and technology integration, DLSAU provides an ideal environment for this research</w:t>
+        <w:t>The study takes place at De La Salle Araneta University (DLSAU) in Malabon City, focusing on the College of Veterinary Medicine and Agricultural Sciences, College of Business, Management, and Accountancy, College of Education, and College of Arts, Sciences, and Technology. These colleges are key settings for testing and evaluating the LearnLens platform, with faculty members as primary users. As a private Catholic university dedicated to academic excellence and technology integration, DLSAU provides an ideal environment for this research</w:t>
       </w:r>
       <w:r>
         <w:rPr>
@@ -4009,43 +2939,7 @@
           <w:sz w:val="24"/>
           <w:szCs w:val="24"/>
         </w:rPr>
-        <w:t>This study adopts a Developmental Research design within the framework of the Systems Development Life Cycle (SDLC), specifically guided by the Agile methodology. Developmental research is appropriate for studies that aim to design, develop, and evaluate a technological product or system, as it emphasizes the systematic creation of solutions to identified practical problems (Struk, 2025). The SDLC provides a structured sequence of phases for managing the development process, while the Agile methodology ensures that development is iterative, adaptive, and continuously aligned with stakeholder requirements (</w:t>
-      </w:r>
-      <w:proofErr w:type="spellStart"/>
-      <w:r>
-        <w:rPr>
-          <w:rFonts w:ascii="Times New Roman" w:eastAsia="Times New Roman" w:hAnsi="Times New Roman" w:cs="Times New Roman"/>
-          <w:sz w:val="24"/>
-          <w:szCs w:val="24"/>
-        </w:rPr>
-        <w:t>Bhimanapati</w:t>
-      </w:r>
-      <w:proofErr w:type="spellEnd"/>
-      <w:r>
-        <w:rPr>
-          <w:rFonts w:ascii="Times New Roman" w:eastAsia="Times New Roman" w:hAnsi="Times New Roman" w:cs="Times New Roman"/>
-          <w:sz w:val="24"/>
-          <w:szCs w:val="24"/>
-        </w:rPr>
-        <w:t xml:space="preserve"> et al., 2024; </w:t>
-      </w:r>
-      <w:proofErr w:type="spellStart"/>
-      <w:r>
-        <w:rPr>
-          <w:rFonts w:ascii="Times New Roman" w:eastAsia="Times New Roman" w:hAnsi="Times New Roman" w:cs="Times New Roman"/>
-          <w:sz w:val="24"/>
-          <w:szCs w:val="24"/>
-        </w:rPr>
-        <w:t>Altynpara</w:t>
-      </w:r>
-      <w:proofErr w:type="spellEnd"/>
-      <w:r>
-        <w:rPr>
-          <w:rFonts w:ascii="Times New Roman" w:eastAsia="Times New Roman" w:hAnsi="Times New Roman" w:cs="Times New Roman"/>
-          <w:sz w:val="24"/>
-          <w:szCs w:val="24"/>
-        </w:rPr>
-        <w:t>, 2023).</w:t>
+        <w:t>This study adopts a Developmental Research design within the framework of the Systems Development Life Cycle (SDLC), specifically guided by the Agile methodology. Developmental research is appropriate for studies that aim to design, develop, and evaluate a technological product or system, as it emphasizes the systematic creation of solutions to identified practical problems (Struk, 2025). The SDLC provides a structured sequence of phases for managing the development process, while the Agile methodology ensures that development is iterative, adaptive, and continuously aligned with stakeholder requirements (Bhimanapati et al., 2024; Altynpara, 2023).</w:t>
       </w:r>
     </w:p>
     <w:p>
@@ -4091,20 +2985,8 @@
           <w:sz w:val="24"/>
           <w:szCs w:val="24"/>
         </w:rPr>
-        <w:t xml:space="preserve">Agile Development Cycle for </w:t>
-      </w:r>
-      <w:proofErr w:type="spellStart"/>
-      <w:r>
-        <w:rPr>
-          <w:rFonts w:ascii="Times New Roman" w:eastAsia="Times New Roman" w:hAnsi="Times New Roman" w:cs="Times New Roman"/>
-          <w:i/>
-          <w:iCs/>
-          <w:sz w:val="24"/>
-          <w:szCs w:val="24"/>
-        </w:rPr>
-        <w:t>LearnLens</w:t>
-      </w:r>
-      <w:proofErr w:type="spellEnd"/>
+        <w:t>Agile Development Cycle for LearnLens</w:t>
+      </w:r>
     </w:p>
     <w:p>
       <w:pPr>
@@ -4197,25 +3079,7 @@
           <w:szCs w:val="24"/>
         </w:rPr>
         <w:lastRenderedPageBreak/>
-        <w:t xml:space="preserve">The development of </w:t>
-      </w:r>
-      <w:proofErr w:type="spellStart"/>
-      <w:r>
-        <w:rPr>
-          <w:rFonts w:ascii="Times New Roman" w:eastAsia="Times New Roman" w:hAnsi="Times New Roman" w:cs="Times New Roman"/>
-          <w:sz w:val="24"/>
-          <w:szCs w:val="24"/>
-        </w:rPr>
-        <w:t>LearnLens</w:t>
-      </w:r>
-      <w:proofErr w:type="spellEnd"/>
-      <w:r>
-        <w:rPr>
-          <w:rFonts w:ascii="Times New Roman" w:eastAsia="Times New Roman" w:hAnsi="Times New Roman" w:cs="Times New Roman"/>
-          <w:sz w:val="24"/>
-          <w:szCs w:val="24"/>
-        </w:rPr>
-        <w:t xml:space="preserve"> follows a five-phase Agile framework, as illustrated in Figure 2. Each phase represents an iterative cycle that builds upon the outcomes of the preceding phase, incorporating stakeholder feedback and technical refinements at every stage.</w:t>
+        <w:t>The development of LearnLens follows a five-phase Agile framework, as illustrated in Figure 2. Each phase represents an iterative cycle that builds upon the outcomes of the preceding phase, incorporating stakeholder feedback and technical refinements at every stage.</w:t>
       </w:r>
     </w:p>
     <w:p>
@@ -4254,25 +3118,7 @@
           <w:sz w:val="24"/>
           <w:szCs w:val="24"/>
         </w:rPr>
-        <w:t xml:space="preserve">The </w:t>
-      </w:r>
-      <w:proofErr w:type="spellStart"/>
-      <w:r>
-        <w:rPr>
-          <w:rFonts w:ascii="Times New Roman" w:eastAsia="Times New Roman" w:hAnsi="Times New Roman" w:cs="Times New Roman"/>
-          <w:sz w:val="24"/>
-          <w:szCs w:val="24"/>
-        </w:rPr>
-        <w:t>LearnLens</w:t>
-      </w:r>
-      <w:proofErr w:type="spellEnd"/>
-      <w:r>
-        <w:rPr>
-          <w:rFonts w:ascii="Times New Roman" w:eastAsia="Times New Roman" w:hAnsi="Times New Roman" w:cs="Times New Roman"/>
-          <w:sz w:val="24"/>
-          <w:szCs w:val="24"/>
-        </w:rPr>
-        <w:t xml:space="preserve"> project begins with the collection of system requirements and foundational data. The research team examines existing automated grading solutions, reviews relevant patents and scholarly works related to handwritten answer recognition, and maps these insights to the study's goals. To further inform the development process, structured interviews will be conducted with faculty from selected colleges at De La Salle Araneta University — namely the College of Veterinary Medicine and Agricultural Sciences, College of Business, Management, and Accountancy, College of Education, and College of Arts, Sciences and Technology. These interviews are designed to capture each department's current manual grading workflows, pain points, and expectations from an automated evaluation tool, ultimately guiding the formulation of functional requirements and acceptance criteria, with the full knowledge and consent of all participants.</w:t>
+        <w:t>The LearnLens project begins with the collection of system requirements and foundational data. The research team examines existing automated grading solutions, reviews relevant patents and scholarly works related to handwritten answer recognition, and maps these insights to the study's goals. To further inform the development process, structured interviews will be conducted with faculty from selected colleges at De La Salle Araneta University — namely the College of Veterinary Medicine and Agricultural Sciences, College of Business, Management, and Accountancy, College of Education, and College of Arts, Sciences and Technology. These interviews are designed to capture each department's current manual grading workflows, pain points, and expectations from an automated evaluation tool, ultimately guiding the formulation of functional requirements and acceptance criteria, with the full knowledge and consent of all participants.</w:t>
       </w:r>
     </w:p>
     <w:p>
@@ -4311,25 +3157,7 @@
           <w:sz w:val="24"/>
           <w:szCs w:val="24"/>
         </w:rPr>
-        <w:t xml:space="preserve">In the second phase, the research team translates the gathered requirements into a functional design and develops the </w:t>
-      </w:r>
-      <w:proofErr w:type="spellStart"/>
-      <w:r>
-        <w:rPr>
-          <w:rFonts w:ascii="Times New Roman" w:eastAsia="Times New Roman" w:hAnsi="Times New Roman" w:cs="Times New Roman"/>
-          <w:sz w:val="24"/>
-          <w:szCs w:val="24"/>
-        </w:rPr>
-        <w:t>LearnLens</w:t>
-      </w:r>
-      <w:proofErr w:type="spellEnd"/>
-      <w:r>
-        <w:rPr>
-          <w:rFonts w:ascii="Times New Roman" w:eastAsia="Times New Roman" w:hAnsi="Times New Roman" w:cs="Times New Roman"/>
-          <w:sz w:val="24"/>
-          <w:szCs w:val="24"/>
-        </w:rPr>
-        <w:t xml:space="preserve"> platform. The system architecture includes a Next.js frontend for mobile access, an Express.js backend API, a Python-based AI engine for image processing, and a PostgreSQL database for storage. User interface wireframes are created based on prior storyboard designs. The AI recognition pipeline is developed and tested against sample exam images to ensure its </w:t>
+        <w:t xml:space="preserve">In the second phase, the research team translates the gathered requirements into a functional design and develops the LearnLens platform. The system architecture includes a Next.js frontend for mobile access, an Express.js backend API, a Python-based AI engine for image processing, and a PostgreSQL database for storage. User interface wireframes are created based on prior storyboard designs. The AI recognition pipeline is developed and tested against sample exam images to ensure its </w:t>
       </w:r>
       <w:r>
         <w:rPr>
@@ -4377,25 +3205,7 @@
           <w:sz w:val="24"/>
           <w:szCs w:val="24"/>
         </w:rPr>
-        <w:t xml:space="preserve">The third phase involves technical experts and faculty from selected colleges at De La Salle Araneta University systematically testing the </w:t>
-      </w:r>
-      <w:proofErr w:type="spellStart"/>
-      <w:r>
-        <w:rPr>
-          <w:rFonts w:ascii="Times New Roman" w:eastAsia="Times New Roman" w:hAnsi="Times New Roman" w:cs="Times New Roman"/>
-          <w:sz w:val="24"/>
-          <w:szCs w:val="24"/>
-        </w:rPr>
-        <w:t>LearnLens</w:t>
-      </w:r>
-      <w:proofErr w:type="spellEnd"/>
-      <w:r>
-        <w:rPr>
-          <w:rFonts w:ascii="Times New Roman" w:eastAsia="Times New Roman" w:hAnsi="Times New Roman" w:cs="Times New Roman"/>
-          <w:sz w:val="24"/>
-          <w:szCs w:val="24"/>
-        </w:rPr>
-        <w:t xml:space="preserve"> platform according to a UAT test plan. Initially, technical experts assess the platform’s robustness and security, after which faculty from the College of Veterinary Medicine and Agricultural Sciences, College of Business, Management, and Accountancy, College of Education, and College of Arts, Sciences and Technology perform tasks like uploading answer sheets and reviewing scores. The UAT uses predefined test cases with expected outcomes, and feedback from this process informs improvements before the final usability evaluation.</w:t>
+        <w:t>The third phase involves technical experts and faculty from selected colleges at De La Salle Araneta University systematically testing the LearnLens platform according to a UAT test plan. Initially, technical experts assess the platform’s robustness and security, after which faculty from the College of Veterinary Medicine and Agricultural Sciences, College of Business, Management, and Accountancy, College of Education, and College of Arts, Sciences and Technology perform tasks like uploading answer sheets and reviewing scores. The UAT uses predefined test cases with expected outcomes, and feedback from this process informs improvements before the final usability evaluation.</w:t>
       </w:r>
     </w:p>
     <w:p>
@@ -4579,27 +3389,7 @@
           <w:szCs w:val="24"/>
           <w:lang w:val="en-PH"/>
         </w:rPr>
-        <w:t xml:space="preserve">A structured document literature review is conducted to analyze and synthesize peer-reviewed journal articles, conference papers, patents, and web-based technical references relevant to the objectives of this study. The review covers automated examination evaluation systems, AI and machine learning in higher education assessment, OCR and handwriting recognition technology, web-based educational platforms, Agile SDLC methodology, backend and database technologies, and usability evaluation frameworks. The document literature review informs the theoretical and technical foundations of </w:t>
-      </w:r>
-      <w:proofErr w:type="spellStart"/>
-      <w:r>
-        <w:rPr>
-          <w:rFonts w:ascii="Times New Roman" w:eastAsia="Times New Roman" w:hAnsi="Times New Roman" w:cs="Times New Roman"/>
-          <w:sz w:val="24"/>
-          <w:szCs w:val="24"/>
-          <w:lang w:val="en-PH"/>
-        </w:rPr>
-        <w:t>LearnLens</w:t>
-      </w:r>
-      <w:proofErr w:type="spellEnd"/>
-      <w:r>
-        <w:rPr>
-          <w:rFonts w:ascii="Times New Roman" w:eastAsia="Times New Roman" w:hAnsi="Times New Roman" w:cs="Times New Roman"/>
-          <w:sz w:val="24"/>
-          <w:szCs w:val="24"/>
-          <w:lang w:val="en-PH"/>
-        </w:rPr>
-        <w:t xml:space="preserve"> and ensures that the system design is grounded in current, empirically validated research. A summary of reviewed literature is presented in the Document Literature Form (Appendix A).</w:t>
+        <w:t>A structured document literature review is conducted to analyze and synthesize peer-reviewed journal articles, conference papers, patents, and web-based technical references relevant to the objectives of this study. The review covers automated examination evaluation systems, AI and machine learning in higher education assessment, OCR and handwriting recognition technology, web-based educational platforms, Agile SDLC methodology, backend and database technologies, and usability evaluation frameworks. The document literature review informs the theoretical and technical foundations of LearnLens and ensures that the system design is grounded in current, empirically validated research. A summary of reviewed literature is presented in the Document Literature Form (Appendix A).</w:t>
       </w:r>
     </w:p>
     <w:p>
@@ -4666,25 +3456,7 @@
           <w:sz w:val="24"/>
           <w:szCs w:val="24"/>
         </w:rPr>
-        <w:t>A structured set of interview questions (Appendix B) is administered to faculty members from the College of Veterinary Medicine and Agricultural Sciences (CVMAS), College of Business, Management, and Accountancy (CBMA), College of Education (</w:t>
-      </w:r>
-      <w:proofErr w:type="spellStart"/>
-      <w:r>
-        <w:rPr>
-          <w:rFonts w:ascii="Times New Roman" w:eastAsia="Times New Roman" w:hAnsi="Times New Roman" w:cs="Times New Roman"/>
-          <w:sz w:val="24"/>
-          <w:szCs w:val="24"/>
-        </w:rPr>
-        <w:t>CoEd</w:t>
-      </w:r>
-      <w:proofErr w:type="spellEnd"/>
-      <w:r>
-        <w:rPr>
-          <w:rFonts w:ascii="Times New Roman" w:eastAsia="Times New Roman" w:hAnsi="Times New Roman" w:cs="Times New Roman"/>
-          <w:sz w:val="24"/>
-          <w:szCs w:val="24"/>
-        </w:rPr>
-        <w:t>), and College of Arts, Sciences and Technology (CAST) at De La Salle Araneta University (DLSAU). The interview is conducted to gain a deeper understanding of how faculty currently handle manual exam checking, pinpoint the difficulties they encounter in the grading process, and determine their expectations and preferences regarding an automated evaluation system. An online format is adopted to respect faculty availability and to make the data collection process more efficient, with each question carefully aligned to the system's functional requirements and the overall objectives of the study.</w:t>
+        <w:t>A structured set of interview questions (Appendix B) is administered to faculty members from the College of Veterinary Medicine and Agricultural Sciences (CVMAS), College of Business, Management, and Accountancy (CBMA), College of Education (CoEd), and College of Arts, Sciences and Technology (CAST) at De La Salle Araneta University (DLSAU). The interview is conducted to gain a deeper understanding of how faculty currently handle manual exam checking, pinpoint the difficulties they encounter in the grading process, and determine their expectations and preferences regarding an automated evaluation system. An online format is adopted to respect faculty availability and to make the data collection process more efficient, with each question carefully aligned to the system's functional requirements and the overall objectives of the study.</w:t>
       </w:r>
     </w:p>
     <w:p>
@@ -4793,25 +3565,7 @@
           <w:sz w:val="24"/>
           <w:szCs w:val="24"/>
         </w:rPr>
-        <w:t xml:space="preserve">A structured User Acceptance Testing (UAT) plan has been established to assess whether </w:t>
-      </w:r>
-      <w:proofErr w:type="spellStart"/>
-      <w:r>
-        <w:rPr>
-          <w:rFonts w:ascii="Times New Roman" w:eastAsia="Times New Roman" w:hAnsi="Times New Roman" w:cs="Times New Roman"/>
-          <w:sz w:val="24"/>
-          <w:szCs w:val="24"/>
-        </w:rPr>
-        <w:t>LearnLens</w:t>
-      </w:r>
-      <w:proofErr w:type="spellEnd"/>
-      <w:r>
-        <w:rPr>
-          <w:rFonts w:ascii="Times New Roman" w:eastAsia="Times New Roman" w:hAnsi="Times New Roman" w:cs="Times New Roman"/>
-          <w:sz w:val="24"/>
-          <w:szCs w:val="24"/>
-        </w:rPr>
-        <w:t xml:space="preserve"> meets its functional requirements and performs accurately in real-life scenarios. This plan covers six key modules: Authentication, Exam Management, Answer Sheet Upload, AI-Based Answer Recognition, Scoring Engine, and Dashboard &amp; Reports, each with defined test cases outlining procedures, expected results, and success criteria. The initial UAT is conducted by technical experts from Metrobank, followed by evaluations from faculty members of the College of Veterinary Medicine and Agricultural Sciences, College of Business, Management, and Accountancy, College of Education, and College of Arts, Sciences and Technology at De La Salle Araneta University. The outcomes are meticulously recorded in the UAT template, capturing actual results and feedback for each test.</w:t>
+        <w:t>A structured User Acceptance Testing (UAT) plan has been established to assess whether LearnLens meets its functional requirements and performs accurately in real-life scenarios. This plan covers six key modules: Authentication, Exam Management, Answer Sheet Upload, AI-Based Answer Recognition, Scoring Engine, and Dashboard &amp; Reports, each with defined test cases outlining procedures, expected results, and success criteria. The initial UAT is conducted by technical experts from Metrobank, followed by evaluations from faculty members of the College of Veterinary Medicine and Agricultural Sciences, College of Business, Management, and Accountancy, College of Education, and College of Arts, Sciences and Technology at De La Salle Araneta University. The outcomes are meticulously recorded in the UAT template, capturing actual results and feedback for each test.</w:t>
       </w:r>
     </w:p>
     <w:p>
@@ -4944,25 +3698,7 @@
           <w:sz w:val="24"/>
           <w:szCs w:val="24"/>
         </w:rPr>
-        <w:t xml:space="preserve">A literature review was carried out using publicly accessible sources, including peer-reviewed articles, with all references properly cited in accordance with ethical research standards, as detailed in Appendix A. Since this involved secondary data, no informed consent was required. Subsequently, informed consent was secured from faculty members of the Tertiary Education Department at De La Salle Araneta University (DLSAU), covering the College of Veterinary Medicine and Agricultural Sciences, College of Business, Management, and Accountancy, College of Education, and College of Arts, Sciences, and Technology. An online interview (Appendix B) was then carried out to collect information on how examinations are currently managed, the difficulties associated with manual grading, and the features faculty would want in an automated grading solution. The data gathered from the interview, combined with findings drawn from the literature review, served as the basis for identifying the core requirements of the </w:t>
-      </w:r>
-      <w:proofErr w:type="spellStart"/>
-      <w:r>
-        <w:rPr>
-          <w:rFonts w:ascii="Times New Roman" w:eastAsia="Times New Roman" w:hAnsi="Times New Roman" w:cs="Times New Roman"/>
-          <w:sz w:val="24"/>
-          <w:szCs w:val="24"/>
-        </w:rPr>
-        <w:t>LearnLens</w:t>
-      </w:r>
-      <w:proofErr w:type="spellEnd"/>
-      <w:r>
-        <w:rPr>
-          <w:rFonts w:ascii="Times New Roman" w:eastAsia="Times New Roman" w:hAnsi="Times New Roman" w:cs="Times New Roman"/>
-          <w:sz w:val="24"/>
-          <w:szCs w:val="24"/>
-        </w:rPr>
-        <w:t xml:space="preserve"> platform. A side-by-side comparison of the existing manual grading process and the proposed system is presented in Table 1.</w:t>
+        <w:t>A literature review was carried out using publicly accessible sources, including peer-reviewed articles, with all references properly cited in accordance with ethical research standards, as detailed in Appendix A. Since this involved secondary data, no informed consent was required. Subsequently, informed consent was secured from faculty members of the Tertiary Education Department at De La Salle Araneta University (DLSAU), covering the College of Veterinary Medicine and Agricultural Sciences, College of Business, Management, and Accountancy, College of Education, and College of Arts, Sciences, and Technology. An online interview (Appendix B) was then carried out to collect information on how examinations are currently managed, the difficulties associated with manual grading, and the features faculty would want in an automated grading solution. The data gathered from the interview, combined with findings drawn from the literature review, served as the basis for identifying the core requirements of the LearnLens platform. A side-by-side comparison of the existing manual grading process and the proposed system is presented in Table 1.</w:t>
       </w:r>
     </w:p>
     <w:p>
@@ -5102,7 +3838,6 @@
                 <w:lang w:val="en-PH"/>
               </w:rPr>
             </w:pPr>
-            <w:proofErr w:type="spellStart"/>
             <w:r>
               <w:rPr>
                 <w:rFonts w:ascii="Times New Roman" w:eastAsia="Times New Roman" w:hAnsi="Times New Roman" w:cs="Times New Roman"/>
@@ -5110,17 +3845,7 @@
                 <w:szCs w:val="24"/>
                 <w:lang w:val="en-PH"/>
               </w:rPr>
-              <w:t>LearnLens</w:t>
-            </w:r>
-            <w:proofErr w:type="spellEnd"/>
-            <w:r>
-              <w:rPr>
-                <w:rFonts w:ascii="Times New Roman" w:eastAsia="Times New Roman" w:hAnsi="Times New Roman" w:cs="Times New Roman"/>
-                <w:sz w:val="24"/>
-                <w:szCs w:val="24"/>
-                <w:lang w:val="en-PH"/>
-              </w:rPr>
-              <w:t xml:space="preserve"> Automated System</w:t>
+              <w:t>LearnLens Automated System</w:t>
             </w:r>
           </w:p>
         </w:tc>
@@ -5207,27 +3932,7 @@
                 <w:szCs w:val="24"/>
                 <w:lang w:val="en-PH"/>
               </w:rPr>
-              <w:t>Approximately 8 minutes (</w:t>
-            </w:r>
-            <w:proofErr w:type="gramStart"/>
-            <w:r>
-              <w:rPr>
-                <w:rFonts w:ascii="Times New Roman" w:eastAsia="Times New Roman" w:hAnsi="Times New Roman" w:cs="Times New Roman"/>
-                <w:sz w:val="24"/>
-                <w:szCs w:val="24"/>
-                <w:lang w:val="en-PH"/>
-              </w:rPr>
-              <w:t>94% time</w:t>
-            </w:r>
-            <w:proofErr w:type="gramEnd"/>
-            <w:r>
-              <w:rPr>
-                <w:rFonts w:ascii="Times New Roman" w:eastAsia="Times New Roman" w:hAnsi="Times New Roman" w:cs="Times New Roman"/>
-                <w:sz w:val="24"/>
-                <w:szCs w:val="24"/>
-                <w:lang w:val="en-PH"/>
-              </w:rPr>
-              <w:t xml:space="preserve"> reduction)</w:t>
+              <w:t>Approximately 8 minutes (94% time reduction)</w:t>
             </w:r>
           </w:p>
         </w:tc>
@@ -5686,29 +4391,7 @@
           <w:szCs w:val="24"/>
           <w:lang w:val="en-PH"/>
         </w:rPr>
-        <w:t xml:space="preserve">Table 1 highlights the efficiency and consistency advantages of the </w:t>
-      </w:r>
-      <w:proofErr w:type="spellStart"/>
-      <w:r>
-        <w:rPr>
-          <w:b w:val="0"/>
-          <w:bCs w:val="0"/>
-          <w:sz w:val="24"/>
-          <w:szCs w:val="24"/>
-          <w:lang w:val="en-PH"/>
-        </w:rPr>
-        <w:t>LearnLens</w:t>
-      </w:r>
-      <w:proofErr w:type="spellEnd"/>
-      <w:r>
-        <w:rPr>
-          <w:b w:val="0"/>
-          <w:bCs w:val="0"/>
-          <w:sz w:val="24"/>
-          <w:szCs w:val="24"/>
-          <w:lang w:val="en-PH"/>
-        </w:rPr>
-        <w:t xml:space="preserve"> automated system over the current manual grading process, further supporting the rationale for system development.</w:t>
+        <w:t>Table 1 highlights the efficiency and consistency advantages of the LearnLens automated system over the current manual grading process, further supporting the rationale for system development.</w:t>
       </w:r>
     </w:p>
     <w:p>
@@ -5943,25 +4626,7 @@
           <w:sz w:val="24"/>
           <w:szCs w:val="24"/>
         </w:rPr>
-        <w:t xml:space="preserve">All data collected, including UAT results, CSUQ responses, and qualitative feedback, will be analyzed statistically, with results detailed in Chapter 3. The </w:t>
-      </w:r>
-      <w:proofErr w:type="spellStart"/>
-      <w:r>
-        <w:rPr>
-          <w:rFonts w:ascii="Times New Roman" w:eastAsia="Times New Roman" w:hAnsi="Times New Roman" w:cs="Times New Roman"/>
-          <w:sz w:val="24"/>
-          <w:szCs w:val="24"/>
-        </w:rPr>
-        <w:t>LearnLens</w:t>
-      </w:r>
-      <w:proofErr w:type="spellEnd"/>
-      <w:r>
-        <w:rPr>
-          <w:rFonts w:ascii="Times New Roman" w:eastAsia="Times New Roman" w:hAnsi="Times New Roman" w:cs="Times New Roman"/>
-          <w:sz w:val="24"/>
-          <w:szCs w:val="24"/>
-        </w:rPr>
-        <w:t xml:space="preserve"> platform is set to be implemented for the Tertiary Education Department at De La Salle Araneta University (DLSAU), targeting faculty from the Colleges of Veterinary Medicine and Agricultural Sciences, Business Management and Accountancy, Education, and Arts, Sciences, and Technology. These evaluations are part of the preparatory work for the Thesis 2 Final Defense scheduled for October 2026 for the academic year 2026–2027.</w:t>
+        <w:t>All data collected, including UAT results, CSUQ responses, and qualitative feedback, will be analyzed statistically, with results detailed in Chapter 3. The LearnLens platform is set to be implemented for the Tertiary Education Department at De La Salle Araneta University (DLSAU), targeting faculty from the Colleges of Veterinary Medicine and Agricultural Sciences, Business Management and Accountancy, Education, and Arts, Sciences, and Technology. These evaluations are part of the preparatory work for the Thesis 2 Final Defense scheduled for October 2026 for the academic year 2026–2027.</w:t>
       </w:r>
     </w:p>
     <w:p>
@@ -6783,27 +5448,7 @@
           <w:sz w:val="24"/>
           <w:szCs w:val="24"/>
         </w:rPr>
-        <w:t xml:space="preserve">Akbar, W., &amp; Puji </w:t>
-      </w:r>
-      <w:proofErr w:type="spellStart"/>
-      <w:r>
-        <w:rPr>
-          <w:b w:val="0"/>
-          <w:bCs w:val="0"/>
-          <w:sz w:val="24"/>
-          <w:szCs w:val="24"/>
-        </w:rPr>
-        <w:t>Sejati</w:t>
-      </w:r>
-      <w:proofErr w:type="spellEnd"/>
-      <w:r>
-        <w:rPr>
-          <w:b w:val="0"/>
-          <w:bCs w:val="0"/>
-          <w:sz w:val="24"/>
-          <w:szCs w:val="24"/>
-        </w:rPr>
-        <w:t xml:space="preserve">, R. H. (2025). Optimization of elementary school learning processes through a multi-platform e-learning system. Journal of Scientific Research, Education, and Technology. </w:t>
+        <w:t xml:space="preserve">Akbar, W., &amp; Puji Sejati, R. H. (2025). Optimization of elementary school learning processes through a multi-platform e-learning system. Journal of Scientific Research, Education, and Technology. </w:t>
       </w:r>
       <w:hyperlink r:id="rId14" w:history="1">
         <w:r>
@@ -6849,7 +5494,6 @@
           <w:szCs w:val="24"/>
         </w:rPr>
       </w:pPr>
-      <w:proofErr w:type="spellStart"/>
       <w:r>
         <w:rPr>
           <w:b w:val="0"/>
@@ -6857,17 +5501,7 @@
           <w:sz w:val="24"/>
           <w:szCs w:val="24"/>
         </w:rPr>
-        <w:t>Altynpara</w:t>
-      </w:r>
-      <w:proofErr w:type="spellEnd"/>
-      <w:r>
-        <w:rPr>
-          <w:b w:val="0"/>
-          <w:bCs w:val="0"/>
-          <w:sz w:val="24"/>
-          <w:szCs w:val="24"/>
-        </w:rPr>
-        <w:t xml:space="preserve">, E. (2023, May 26). Agile application development methodology: How we ensure app quality. CLEVEROAD. </w:t>
+        <w:t xml:space="preserve">Altynpara, E. (2023, May 26). Agile application development methodology: How we ensure app quality. CLEVEROAD. </w:t>
       </w:r>
       <w:hyperlink r:id="rId15" w:history="1">
         <w:r>
@@ -7019,7 +5653,6 @@
           <w:szCs w:val="24"/>
         </w:rPr>
       </w:pPr>
-      <w:proofErr w:type="spellStart"/>
       <w:r>
         <w:rPr>
           <w:b w:val="0"/>
@@ -7027,17 +5660,7 @@
           <w:sz w:val="24"/>
           <w:szCs w:val="24"/>
         </w:rPr>
-        <w:t>Bhadouria</w:t>
-      </w:r>
-      <w:proofErr w:type="spellEnd"/>
-      <w:r>
-        <w:rPr>
-          <w:b w:val="0"/>
-          <w:bCs w:val="0"/>
-          <w:sz w:val="24"/>
-          <w:szCs w:val="24"/>
-        </w:rPr>
-        <w:t xml:space="preserve">, A., Gupta, P., Bindal, P., Madan, K., &amp; Sonal, S. (2024, August). Automated examination system using machine learning and natural language processing. ACM. </w:t>
+        <w:t xml:space="preserve">Bhadouria, A., Gupta, P., Bindal, P., Madan, K., &amp; Sonal, S. (2024, August). Automated examination system using machine learning and natural language processing. ACM. </w:t>
       </w:r>
       <w:hyperlink r:id="rId18" w:history="1">
         <w:r>
@@ -7104,7 +5727,6 @@
           <w:szCs w:val="24"/>
         </w:rPr>
       </w:pPr>
-      <w:proofErr w:type="spellStart"/>
       <w:r>
         <w:rPr>
           <w:b w:val="0"/>
@@ -7113,17 +5735,7 @@
           <w:szCs w:val="24"/>
         </w:rPr>
         <w:lastRenderedPageBreak/>
-        <w:t>Bhimanapati</w:t>
-      </w:r>
-      <w:proofErr w:type="spellEnd"/>
-      <w:r>
-        <w:rPr>
-          <w:b w:val="0"/>
-          <w:bCs w:val="0"/>
-          <w:sz w:val="24"/>
-          <w:szCs w:val="24"/>
-        </w:rPr>
-        <w:t xml:space="preserve">, V. B. R., Jain, S., &amp; Aggarwal, A. (2024, August 31). Agile methodologies in mobile app development for real-time data processing. Universal Research Reports. </w:t>
+        <w:t xml:space="preserve">Bhimanapati, V. B. R., Jain, S., &amp; Aggarwal, A. (2024, August 31). Agile methodologies in mobile app development for real-time data processing. Universal Research Reports. </w:t>
       </w:r>
       <w:hyperlink r:id="rId19" w:history="1">
         <w:r>
@@ -7176,27 +5788,7 @@
           <w:sz w:val="24"/>
           <w:szCs w:val="24"/>
         </w:rPr>
-        <w:t xml:space="preserve">Bispo, N. (2025, September 3). A guide to optical character recognition (OCR) with Tesseract. </w:t>
-      </w:r>
-      <w:proofErr w:type="spellStart"/>
-      <w:r>
-        <w:rPr>
-          <w:b w:val="0"/>
-          <w:bCs w:val="0"/>
-          <w:sz w:val="24"/>
-          <w:szCs w:val="24"/>
-        </w:rPr>
-        <w:t>Unstract</w:t>
-      </w:r>
-      <w:proofErr w:type="spellEnd"/>
-      <w:r>
-        <w:rPr>
-          <w:b w:val="0"/>
-          <w:bCs w:val="0"/>
-          <w:sz w:val="24"/>
-          <w:szCs w:val="24"/>
-        </w:rPr>
-        <w:t xml:space="preserve">. </w:t>
+        <w:t xml:space="preserve">Bispo, N. (2025, September 3). A guide to optical character recognition (OCR) with Tesseract. Unstract. </w:t>
       </w:r>
       <w:hyperlink r:id="rId20" w:history="1">
         <w:r>
@@ -7274,7 +5866,6 @@
           <w:szCs w:val="24"/>
         </w:rPr>
       </w:pPr>
-      <w:proofErr w:type="spellStart"/>
       <w:r>
         <w:rPr>
           <w:b w:val="0"/>
@@ -7282,57 +5873,7 @@
           <w:sz w:val="24"/>
           <w:szCs w:val="24"/>
         </w:rPr>
-        <w:t>Duangmanee</w:t>
-      </w:r>
-      <w:proofErr w:type="spellEnd"/>
-      <w:r>
-        <w:rPr>
-          <w:b w:val="0"/>
-          <w:bCs w:val="0"/>
-          <w:sz w:val="24"/>
-          <w:szCs w:val="24"/>
-        </w:rPr>
-        <w:t xml:space="preserve">, K., </w:t>
-      </w:r>
-      <w:proofErr w:type="spellStart"/>
-      <w:r>
-        <w:rPr>
-          <w:b w:val="0"/>
-          <w:bCs w:val="0"/>
-          <w:sz w:val="24"/>
-          <w:szCs w:val="24"/>
-        </w:rPr>
-        <w:t>Duangmanee</w:t>
-      </w:r>
-      <w:proofErr w:type="spellEnd"/>
-      <w:r>
-        <w:rPr>
-          <w:b w:val="0"/>
-          <w:bCs w:val="0"/>
-          <w:sz w:val="24"/>
-          <w:szCs w:val="24"/>
-        </w:rPr>
-        <w:t xml:space="preserve">, K., &amp; </w:t>
-      </w:r>
-      <w:proofErr w:type="spellStart"/>
-      <w:r>
-        <w:rPr>
-          <w:b w:val="0"/>
-          <w:bCs w:val="0"/>
-          <w:sz w:val="24"/>
-          <w:szCs w:val="24"/>
-        </w:rPr>
-        <w:t>Rungraungsilp</w:t>
-      </w:r>
-      <w:proofErr w:type="spellEnd"/>
-      <w:r>
-        <w:rPr>
-          <w:b w:val="0"/>
-          <w:bCs w:val="0"/>
-          <w:sz w:val="24"/>
-          <w:szCs w:val="24"/>
-        </w:rPr>
-        <w:t xml:space="preserve">, S. (2025, February 22). Teacher-led and technology-based handwriting evaluations: A mixed-method study among Thai students in Chinese language classes. ScienceDirect. </w:t>
+        <w:t xml:space="preserve">Duangmanee, K., Duangmanee, K., &amp; Rungraungsilp, S. (2025, February 22). Teacher-led and technology-based handwriting evaluations: A mixed-method study among Thai students in Chinese language classes. ScienceDirect. </w:t>
       </w:r>
       <w:hyperlink r:id="rId21" w:history="1">
         <w:r>
@@ -7385,27 +5926,7 @@
           <w:sz w:val="24"/>
           <w:szCs w:val="24"/>
         </w:rPr>
-        <w:t xml:space="preserve">Duraimurugan, N., </w:t>
-      </w:r>
-      <w:proofErr w:type="spellStart"/>
-      <w:r>
-        <w:rPr>
-          <w:b w:val="0"/>
-          <w:bCs w:val="0"/>
-          <w:sz w:val="24"/>
-          <w:szCs w:val="24"/>
-        </w:rPr>
-        <w:t>Subhikshaa</w:t>
-      </w:r>
-      <w:proofErr w:type="spellEnd"/>
-      <w:r>
-        <w:rPr>
-          <w:b w:val="0"/>
-          <w:bCs w:val="0"/>
-          <w:sz w:val="24"/>
-          <w:szCs w:val="24"/>
-        </w:rPr>
-        <w:t xml:space="preserve">, S., &amp; Vaishnavi, S. S. M. (2024). Deep learning-driven RPA bot for automated evaluation of handwritten examination papers using Gen AI. IEEE Xplore. </w:t>
+        <w:t xml:space="preserve">Duraimurugan, N., Subhikshaa, S., &amp; Vaishnavi, S. S. M. (2024). Deep learning-driven RPA bot for automated evaluation of handwritten examination papers using Gen AI. IEEE Xplore. </w:t>
       </w:r>
       <w:hyperlink r:id="rId22" w:history="1">
         <w:r>
@@ -7458,27 +5979,7 @@
           <w:sz w:val="24"/>
           <w:szCs w:val="24"/>
         </w:rPr>
-        <w:t xml:space="preserve">Elbourhamy, D. M. (2025). Automated evaluation systems to enhance exam quality and reduce test anxiety. </w:t>
-      </w:r>
-      <w:proofErr w:type="spellStart"/>
-      <w:r>
-        <w:rPr>
-          <w:b w:val="0"/>
-          <w:bCs w:val="0"/>
-          <w:sz w:val="24"/>
-          <w:szCs w:val="24"/>
-        </w:rPr>
-        <w:t>PeerJ</w:t>
-      </w:r>
-      <w:proofErr w:type="spellEnd"/>
-      <w:r>
-        <w:rPr>
-          <w:b w:val="0"/>
-          <w:bCs w:val="0"/>
-          <w:sz w:val="24"/>
-          <w:szCs w:val="24"/>
-        </w:rPr>
-        <w:t xml:space="preserve"> Computer Science, 11, e2666. </w:t>
+        <w:t xml:space="preserve">Elbourhamy, D. M. (2025). Automated evaluation systems to enhance exam quality and reduce test anxiety. PeerJ Computer Science, 11, e2666. </w:t>
       </w:r>
       <w:hyperlink r:id="rId23" w:history="1">
         <w:r>
@@ -7524,7 +6025,6 @@
           <w:szCs w:val="24"/>
         </w:rPr>
       </w:pPr>
-      <w:proofErr w:type="spellStart"/>
       <w:r>
         <w:rPr>
           <w:b w:val="0"/>
@@ -7532,37 +6032,7 @@
           <w:sz w:val="24"/>
           <w:szCs w:val="24"/>
         </w:rPr>
-        <w:t>Fotache</w:t>
-      </w:r>
-      <w:proofErr w:type="spellEnd"/>
-      <w:r>
-        <w:rPr>
-          <w:b w:val="0"/>
-          <w:bCs w:val="0"/>
-          <w:sz w:val="24"/>
-          <w:szCs w:val="24"/>
-        </w:rPr>
-        <w:t xml:space="preserve">, M., &amp; </w:t>
-      </w:r>
-      <w:proofErr w:type="spellStart"/>
-      <w:r>
-        <w:rPr>
-          <w:b w:val="0"/>
-          <w:bCs w:val="0"/>
-          <w:sz w:val="24"/>
-          <w:szCs w:val="24"/>
-        </w:rPr>
-        <w:t>Cogean</w:t>
-      </w:r>
-      <w:proofErr w:type="spellEnd"/>
-      <w:r>
-        <w:rPr>
-          <w:b w:val="0"/>
-          <w:bCs w:val="0"/>
-          <w:sz w:val="24"/>
-          <w:szCs w:val="24"/>
-        </w:rPr>
-        <w:t xml:space="preserve">, D. (2024). NoSQL and SQL databases for mobile applications. Case study: MongoDB versus PostgreSQL. Informatica Economica Journal. </w:t>
+        <w:t xml:space="preserve">Fotache, M., &amp; Cogean, D. (2024). NoSQL and SQL databases for mobile applications. Case study: MongoDB versus PostgreSQL. Informatica Economica Journal. </w:t>
       </w:r>
       <w:hyperlink r:id="rId24" w:history="1">
         <w:r>
@@ -7627,7 +6097,6 @@
         </w:rPr>
         <w:t xml:space="preserve"> </w:t>
       </w:r>
-      <w:proofErr w:type="spellStart"/>
       <w:r>
         <w:rPr>
           <w:b w:val="0"/>
@@ -7635,17 +6104,7 @@
           <w:sz w:val="24"/>
           <w:szCs w:val="24"/>
         </w:rPr>
-        <w:t>Treblle</w:t>
-      </w:r>
-      <w:proofErr w:type="spellEnd"/>
-      <w:r>
-        <w:rPr>
-          <w:b w:val="0"/>
-          <w:bCs w:val="0"/>
-          <w:sz w:val="24"/>
-          <w:szCs w:val="24"/>
-        </w:rPr>
-        <w:t xml:space="preserve">. </w:t>
+        <w:t xml:space="preserve">Treblle. </w:t>
       </w:r>
       <w:hyperlink r:id="rId25" w:history="1">
         <w:r>
@@ -7857,87 +6316,7 @@
           <w:sz w:val="24"/>
           <w:szCs w:val="24"/>
         </w:rPr>
-        <w:t xml:space="preserve">Liu, T., Keller, L. K., </w:t>
-      </w:r>
-      <w:proofErr w:type="spellStart"/>
-      <w:r>
-        <w:rPr>
-          <w:b w:val="0"/>
-          <w:bCs w:val="0"/>
-          <w:sz w:val="24"/>
-          <w:szCs w:val="24"/>
-        </w:rPr>
-        <w:t>Willwacher</w:t>
-      </w:r>
-      <w:proofErr w:type="spellEnd"/>
-      <w:r>
-        <w:rPr>
-          <w:b w:val="0"/>
-          <w:bCs w:val="0"/>
-          <w:sz w:val="24"/>
-          <w:szCs w:val="24"/>
-        </w:rPr>
-        <w:t xml:space="preserve">, T., </w:t>
-      </w:r>
-      <w:proofErr w:type="spellStart"/>
-      <w:r>
-        <w:rPr>
-          <w:b w:val="0"/>
-          <w:bCs w:val="0"/>
-          <w:sz w:val="24"/>
-          <w:szCs w:val="24"/>
-        </w:rPr>
-        <w:t>Chatain</w:t>
-      </w:r>
-      <w:proofErr w:type="spellEnd"/>
-      <w:r>
-        <w:rPr>
-          <w:b w:val="0"/>
-          <w:bCs w:val="0"/>
-          <w:sz w:val="24"/>
-          <w:szCs w:val="24"/>
-        </w:rPr>
-        <w:t xml:space="preserve">, J., </w:t>
-      </w:r>
-      <w:proofErr w:type="spellStart"/>
-      <w:r>
-        <w:rPr>
-          <w:b w:val="0"/>
-          <w:bCs w:val="0"/>
-          <w:sz w:val="24"/>
-          <w:szCs w:val="24"/>
-        </w:rPr>
-        <w:t>Kortemeyer</w:t>
-      </w:r>
-      <w:proofErr w:type="spellEnd"/>
-      <w:r>
-        <w:rPr>
-          <w:b w:val="0"/>
-          <w:bCs w:val="0"/>
-          <w:sz w:val="24"/>
-          <w:szCs w:val="24"/>
-        </w:rPr>
-        <w:t xml:space="preserve">, G., &amp; Sachan, M. (2024, August 21). AI-assisted automated short answer grading of handwritten university level mathematics exams. </w:t>
-      </w:r>
-      <w:proofErr w:type="spellStart"/>
-      <w:r>
-        <w:rPr>
-          <w:b w:val="0"/>
-          <w:bCs w:val="0"/>
-          <w:sz w:val="24"/>
-          <w:szCs w:val="24"/>
-        </w:rPr>
-        <w:t>arXiv</w:t>
-      </w:r>
-      <w:proofErr w:type="spellEnd"/>
-      <w:r>
-        <w:rPr>
-          <w:b w:val="0"/>
-          <w:bCs w:val="0"/>
-          <w:sz w:val="24"/>
-          <w:szCs w:val="24"/>
-        </w:rPr>
-        <w:t xml:space="preserve">. </w:t>
+        <w:t xml:space="preserve">Liu, T., Keller, L. K., Willwacher, T., Chatain, J., Kortemeyer, G., &amp; Sachan, M. (2024, August 21). AI-assisted automated short answer grading of handwritten university level mathematics exams. arXiv. </w:t>
       </w:r>
       <w:hyperlink r:id="rId29" w:history="1">
         <w:r>
@@ -7983,7 +6362,6 @@
           <w:szCs w:val="24"/>
         </w:rPr>
       </w:pPr>
-      <w:proofErr w:type="spellStart"/>
       <w:r>
         <w:rPr>
           <w:b w:val="0"/>
@@ -7991,17 +6369,7 @@
           <w:sz w:val="24"/>
           <w:szCs w:val="24"/>
         </w:rPr>
-        <w:t>Mpolomoka</w:t>
-      </w:r>
-      <w:proofErr w:type="spellEnd"/>
-      <w:r>
-        <w:rPr>
-          <w:b w:val="0"/>
-          <w:bCs w:val="0"/>
-          <w:sz w:val="24"/>
-          <w:szCs w:val="24"/>
-        </w:rPr>
-        <w:t xml:space="preserve">, D. L. (2025, June 24). Utilizing artificial intelligence for assessment in higher education. Pedagogical Research. </w:t>
+        <w:t xml:space="preserve">Mpolomoka, D. L. (2025, June 24). Utilizing artificial intelligence for assessment in higher education. Pedagogical Research. </w:t>
       </w:r>
       <w:hyperlink r:id="rId30" w:history="1">
         <w:r>
@@ -8120,7 +6488,6 @@
           <w:szCs w:val="24"/>
         </w:rPr>
       </w:pPr>
-      <w:proofErr w:type="spellStart"/>
       <w:r>
         <w:rPr>
           <w:b w:val="0"/>
@@ -8129,57 +6496,7 @@
           <w:szCs w:val="24"/>
         </w:rPr>
         <w:lastRenderedPageBreak/>
-        <w:t>Oktiarina</w:t>
-      </w:r>
-      <w:proofErr w:type="spellEnd"/>
-      <w:r>
-        <w:rPr>
-          <w:b w:val="0"/>
-          <w:bCs w:val="0"/>
-          <w:sz w:val="24"/>
-          <w:szCs w:val="24"/>
-        </w:rPr>
-        <w:t xml:space="preserve">, V., </w:t>
-      </w:r>
-      <w:proofErr w:type="spellStart"/>
-      <w:r>
-        <w:rPr>
-          <w:b w:val="0"/>
-          <w:bCs w:val="0"/>
-          <w:sz w:val="24"/>
-          <w:szCs w:val="24"/>
-        </w:rPr>
-        <w:t>Ruhiat</w:t>
-      </w:r>
-      <w:proofErr w:type="spellEnd"/>
-      <w:r>
-        <w:rPr>
-          <w:b w:val="0"/>
-          <w:bCs w:val="0"/>
-          <w:sz w:val="24"/>
-          <w:szCs w:val="24"/>
-        </w:rPr>
-        <w:t xml:space="preserve">, Y., &amp; Jamaludin, U. (2025, May 9). An evaluation of teacher acceptance of a school health information system in </w:t>
-      </w:r>
-      <w:proofErr w:type="spellStart"/>
-      <w:r>
-        <w:rPr>
-          <w:b w:val="0"/>
-          <w:bCs w:val="0"/>
-          <w:sz w:val="24"/>
-          <w:szCs w:val="24"/>
-        </w:rPr>
-        <w:t>Serang</w:t>
-      </w:r>
-      <w:proofErr w:type="spellEnd"/>
-      <w:r>
-        <w:rPr>
-          <w:b w:val="0"/>
-          <w:bCs w:val="0"/>
-          <w:sz w:val="24"/>
-          <w:szCs w:val="24"/>
-        </w:rPr>
-        <w:t xml:space="preserve"> City. International Journal of Advanced and Applied Sciences. </w:t>
+        <w:t xml:space="preserve">Oktiarina, V., Ruhiat, Y., &amp; Jamaludin, U. (2025, May 9). An evaluation of teacher acceptance of a school health information system in Serang City. International Journal of Advanced and Applied Sciences. </w:t>
       </w:r>
       <w:hyperlink r:id="rId32" w:history="1">
         <w:r>
@@ -8232,27 +6549,7 @@
           <w:sz w:val="24"/>
           <w:szCs w:val="24"/>
         </w:rPr>
-        <w:t xml:space="preserve">Ramesh, R. (2024, July 19). The art of user acceptance testing (UAT): A step-by-step approach. </w:t>
-      </w:r>
-      <w:proofErr w:type="spellStart"/>
-      <w:r>
-        <w:rPr>
-          <w:b w:val="0"/>
-          <w:bCs w:val="0"/>
-          <w:sz w:val="24"/>
-          <w:szCs w:val="24"/>
-        </w:rPr>
-        <w:t>HeadSpin</w:t>
-      </w:r>
-      <w:proofErr w:type="spellEnd"/>
-      <w:r>
-        <w:rPr>
-          <w:b w:val="0"/>
-          <w:bCs w:val="0"/>
-          <w:sz w:val="24"/>
-          <w:szCs w:val="24"/>
-        </w:rPr>
-        <w:t xml:space="preserve">. </w:t>
+        <w:t xml:space="preserve">Ramesh, R. (2024, July 19). The art of user acceptance testing (UAT): A step-by-step approach. HeadSpin. </w:t>
       </w:r>
       <w:hyperlink r:id="rId33" w:history="1">
         <w:r>
@@ -8305,27 +6602,7 @@
           <w:sz w:val="24"/>
           <w:szCs w:val="24"/>
         </w:rPr>
-        <w:t xml:space="preserve">Seneviratne, H. M. T. W., &amp; </w:t>
-      </w:r>
-      <w:proofErr w:type="spellStart"/>
-      <w:r>
-        <w:rPr>
-          <w:b w:val="0"/>
-          <w:bCs w:val="0"/>
-          <w:sz w:val="24"/>
-          <w:szCs w:val="24"/>
-        </w:rPr>
-        <w:t>Manathunga</w:t>
-      </w:r>
-      <w:proofErr w:type="spellEnd"/>
-      <w:r>
-        <w:rPr>
-          <w:b w:val="0"/>
-          <w:bCs w:val="0"/>
-          <w:sz w:val="24"/>
-          <w:szCs w:val="24"/>
-        </w:rPr>
-        <w:t xml:space="preserve">, S. S. (2025). Artificial intelligence assisted automated short answer question scoring tool shows high correlation with human examiner markings. BMC Medical Education, 25(1), 1146. </w:t>
+        <w:t xml:space="preserve">Seneviratne, H. M. T. W., &amp; Manathunga, S. S. (2025). Artificial intelligence assisted automated short answer question scoring tool shows high correlation with human examiner markings. BMC Medical Education, 25(1), 1146. </w:t>
       </w:r>
       <w:hyperlink r:id="rId34" w:history="1">
         <w:r>
@@ -8378,67 +6655,7 @@
           <w:sz w:val="24"/>
           <w:szCs w:val="24"/>
         </w:rPr>
-        <w:t xml:space="preserve">Sergeeva, O. V., Zheltukhina, M. R., </w:t>
-      </w:r>
-      <w:proofErr w:type="spellStart"/>
-      <w:r>
-        <w:rPr>
-          <w:b w:val="0"/>
-          <w:bCs w:val="0"/>
-          <w:sz w:val="24"/>
-          <w:szCs w:val="24"/>
-        </w:rPr>
-        <w:t>Ishmuradova</w:t>
-      </w:r>
-      <w:proofErr w:type="spellEnd"/>
-      <w:r>
-        <w:rPr>
-          <w:b w:val="0"/>
-          <w:bCs w:val="0"/>
-          <w:sz w:val="24"/>
-          <w:szCs w:val="24"/>
-        </w:rPr>
-        <w:t xml:space="preserve">, I. I., </w:t>
-      </w:r>
-      <w:proofErr w:type="spellStart"/>
-      <w:r>
-        <w:rPr>
-          <w:b w:val="0"/>
-          <w:bCs w:val="0"/>
-          <w:sz w:val="24"/>
-          <w:szCs w:val="24"/>
-        </w:rPr>
-        <w:t>Kondakchian</w:t>
-      </w:r>
-      <w:proofErr w:type="spellEnd"/>
-      <w:r>
-        <w:rPr>
-          <w:b w:val="0"/>
-          <w:bCs w:val="0"/>
-          <w:sz w:val="24"/>
-          <w:szCs w:val="24"/>
-        </w:rPr>
-        <w:t xml:space="preserve">, N. A., </w:t>
-      </w:r>
-      <w:proofErr w:type="spellStart"/>
-      <w:r>
-        <w:rPr>
-          <w:b w:val="0"/>
-          <w:bCs w:val="0"/>
-          <w:sz w:val="24"/>
-          <w:szCs w:val="24"/>
-        </w:rPr>
-        <w:t>Erokhova</w:t>
-      </w:r>
-      <w:proofErr w:type="spellEnd"/>
-      <w:r>
-        <w:rPr>
-          <w:b w:val="0"/>
-          <w:bCs w:val="0"/>
-          <w:sz w:val="24"/>
-          <w:szCs w:val="24"/>
-        </w:rPr>
-        <w:t xml:space="preserve">, N. S., &amp; Zhdanov, S. P. (2025). A meta-analysis of the effectiveness of mobile supported collaborative learning. Online Journal of Communication and Media Technologies, 15(1), e202508. </w:t>
+        <w:t xml:space="preserve">Sergeeva, O. V., Zheltukhina, M. R., Ishmuradova, I. I., Kondakchian, N. A., Erokhova, N. S., &amp; Zhdanov, S. P. (2025). A meta-analysis of the effectiveness of mobile supported collaborative learning. Online Journal of Communication and Media Technologies, 15(1), e202508. </w:t>
       </w:r>
       <w:hyperlink r:id="rId35" w:history="1">
         <w:r>
@@ -8544,27 +6761,7 @@
           <w:sz w:val="24"/>
           <w:szCs w:val="24"/>
         </w:rPr>
-        <w:t xml:space="preserve">Suryakumar, P., Malini, A., Subasini, S. K., Priyanka, G., &amp; Sandhiya, V. (2025). </w:t>
-      </w:r>
-      <w:proofErr w:type="spellStart"/>
-      <w:r>
-        <w:rPr>
-          <w:b w:val="0"/>
-          <w:bCs w:val="0"/>
-          <w:sz w:val="24"/>
-          <w:szCs w:val="24"/>
-        </w:rPr>
-        <w:t>AIvaluate</w:t>
-      </w:r>
-      <w:proofErr w:type="spellEnd"/>
-      <w:r>
-        <w:rPr>
-          <w:b w:val="0"/>
-          <w:bCs w:val="0"/>
-          <w:sz w:val="24"/>
-          <w:szCs w:val="24"/>
-        </w:rPr>
-        <w:t xml:space="preserve">: A multi-agent framework for automated answer script evaluation using large language models and semantic vector indexing. IEEE Xplore. </w:t>
+        <w:t xml:space="preserve">Suryakumar, P., Malini, A., Subasini, S. K., Priyanka, G., &amp; Sandhiya, V. (2025). AIvaluate: A multi-agent framework for automated answer script evaluation using large language models and semantic vector indexing. IEEE Xplore. </w:t>
       </w:r>
       <w:hyperlink r:id="rId37" w:history="1">
         <w:r>
@@ -8862,29 +7059,7 @@
           <w:szCs w:val="20"/>
           <w:lang w:val="en-PH"/>
         </w:rPr>
-        <w:t xml:space="preserve">The following table presents a summary of the literature reviewed in support of the development and evaluation of the </w:t>
-      </w:r>
-      <w:proofErr w:type="spellStart"/>
-      <w:r>
-        <w:rPr>
-          <w:b w:val="0"/>
-          <w:bCs w:val="0"/>
-          <w:sz w:val="20"/>
-          <w:szCs w:val="20"/>
-          <w:lang w:val="en-PH"/>
-        </w:rPr>
-        <w:t>LearnLens</w:t>
-      </w:r>
-      <w:proofErr w:type="spellEnd"/>
-      <w:r>
-        <w:rPr>
-          <w:b w:val="0"/>
-          <w:bCs w:val="0"/>
-          <w:sz w:val="20"/>
-          <w:szCs w:val="20"/>
-          <w:lang w:val="en-PH"/>
-        </w:rPr>
-        <w:t xml:space="preserve"> platform. Sources are organized by author, year, title, type, and relevance to the study objectives, based exclusively on citations appearing in Chapter 1 (Introduction, RRL, Definition of Terms) and Chapter 2 (Research Design) of the thesis.</w:t>
+        <w:t>The following table presents a summary of the literature reviewed in support of the development and evaluation of the LearnLens platform. Sources are organized by author, year, title, type, and relevance to the study objectives, based exclusively on citations appearing in Chapter 1 (Introduction, RRL, Definition of Terms) and Chapter 2 (Research Design) of the thesis.</w:t>
       </w:r>
     </w:p>
     <w:tbl>
@@ -9140,29 +7315,7 @@
                 <w:szCs w:val="18"/>
                 <w:lang w:val="en-PH"/>
               </w:rPr>
-              <w:t xml:space="preserve">Demonstrates effectiveness of CSUQ in evaluating university portals; confirms reliability (Cronbach's alpha 0.90-0.94); supports selection of CSUQ for </w:t>
-            </w:r>
-            <w:proofErr w:type="spellStart"/>
-            <w:r>
-              <w:rPr>
-                <w:b w:val="0"/>
-                <w:bCs w:val="0"/>
-                <w:sz w:val="18"/>
-                <w:szCs w:val="18"/>
-                <w:lang w:val="en-PH"/>
-              </w:rPr>
-              <w:t>LearnLens</w:t>
-            </w:r>
-            <w:proofErr w:type="spellEnd"/>
-            <w:r>
-              <w:rPr>
-                <w:b w:val="0"/>
-                <w:bCs w:val="0"/>
-                <w:sz w:val="18"/>
-                <w:szCs w:val="18"/>
-                <w:lang w:val="en-PH"/>
-              </w:rPr>
-              <w:t xml:space="preserve"> usability evaluation</w:t>
+              <w:t>Demonstrates effectiveness of CSUQ in evaluating university portals; confirms reliability (Cronbach's alpha 0.90-0.94); supports selection of CSUQ for LearnLens usability evaluation</w:t>
             </w:r>
           </w:p>
         </w:tc>
@@ -9191,25 +7344,7 @@
                 <w:szCs w:val="18"/>
                 <w:lang w:val="en-PH"/>
               </w:rPr>
-              <w:t xml:space="preserve">Akbar &amp; Puji </w:t>
-            </w:r>
-            <w:proofErr w:type="spellStart"/>
-            <w:r>
-              <w:rPr>
-                <w:sz w:val="18"/>
-                <w:szCs w:val="18"/>
-                <w:lang w:val="en-PH"/>
-              </w:rPr>
-              <w:t>Sejati</w:t>
-            </w:r>
-            <w:proofErr w:type="spellEnd"/>
-            <w:r>
-              <w:rPr>
-                <w:sz w:val="18"/>
-                <w:szCs w:val="18"/>
-                <w:lang w:val="en-PH"/>
-              </w:rPr>
-              <w:t xml:space="preserve"> (2025)</w:t>
+              <w:t>Akbar &amp; Puji Sejati (2025)</w:t>
             </w:r>
           </w:p>
         </w:tc>
@@ -9328,23 +7463,13 @@
                 <w:lang w:val="en-PH"/>
               </w:rPr>
             </w:pPr>
-            <w:proofErr w:type="spellStart"/>
             <w:r>
               <w:rPr>
                 <w:sz w:val="18"/>
                 <w:szCs w:val="18"/>
                 <w:lang w:val="en-PH"/>
               </w:rPr>
-              <w:t>Altynpara</w:t>
-            </w:r>
-            <w:proofErr w:type="spellEnd"/>
-            <w:r>
-              <w:rPr>
-                <w:sz w:val="18"/>
-                <w:szCs w:val="18"/>
-                <w:lang w:val="en-PH"/>
-              </w:rPr>
-              <w:t xml:space="preserve"> (2023)</w:t>
+              <w:t>Altynpara (2023)</w:t>
             </w:r>
           </w:p>
         </w:tc>
@@ -9437,10 +7562,50 @@
                 <w:szCs w:val="18"/>
                 <w:lang w:val="en-PH"/>
               </w:rPr>
-              <w:t xml:space="preserve">Documents how Agile methodology improves app quality through regular review cycles and stakeholder feedback; justifies adoption of Agile for </w:t>
+              <w:t>Documents how Agile methodology improves app quality through regular review cycles and stakeholder feedback; justifies adoption of Agile for LearnLens development</w:t>
             </w:r>
-            <w:proofErr w:type="spellStart"/>
+          </w:p>
+        </w:tc>
+      </w:tr>
+      <w:tr>
+        <w:tc>
+          <w:tcPr>
+            <w:cnfStyle w:val="001000000000" w:firstRow="0" w:lastRow="0" w:firstColumn="1" w:lastColumn="0" w:oddVBand="0" w:evenVBand="0" w:oddHBand="0" w:evenHBand="0" w:firstRowFirstColumn="0" w:firstRowLastColumn="0" w:lastRowFirstColumn="0" w:lastRowLastColumn="0"/>
+            <w:tcW w:w="0" w:type="auto"/>
+            <w:hideMark/>
+          </w:tcPr>
+          <w:p>
+            <w:pPr>
+              <w:pStyle w:val="Heading2"/>
+              <w:spacing w:before="0" w:beforeAutospacing="0" w:after="0" w:afterAutospacing="0"/>
+              <w:jc w:val="left"/>
+              <w:rPr>
+                <w:sz w:val="18"/>
+                <w:szCs w:val="18"/>
+                <w:lang w:val="en-PH"/>
+              </w:rPr>
+            </w:pPr>
             <w:r>
+              <w:rPr>
+                <w:sz w:val="18"/>
+                <w:szCs w:val="18"/>
+                <w:lang w:val="en-PH"/>
+              </w:rPr>
+              <w:t>Alvi (2023)</w:t>
+            </w:r>
+          </w:p>
+        </w:tc>
+        <w:tc>
+          <w:tcPr>
+            <w:tcW w:w="0" w:type="auto"/>
+            <w:hideMark/>
+          </w:tcPr>
+          <w:p>
+            <w:pPr>
+              <w:pStyle w:val="Heading2"/>
+              <w:spacing w:before="0" w:beforeAutospacing="0" w:after="0" w:afterAutospacing="0"/>
+              <w:jc w:val="left"/>
+              <w:cnfStyle w:val="000000000000" w:firstRow="0" w:lastRow="0" w:firstColumn="0" w:lastColumn="0" w:oddVBand="0" w:evenVBand="0" w:oddHBand="0" w:evenHBand="0" w:firstRowFirstColumn="0" w:firstRowLastColumn="0" w:lastRowFirstColumn="0" w:lastRowLastColumn="0"/>
               <w:rPr>
                 <w:b w:val="0"/>
                 <w:bCs w:val="0"/>
@@ -9448,9 +7613,7 @@
                 <w:szCs w:val="18"/>
                 <w:lang w:val="en-PH"/>
               </w:rPr>
-              <w:t>LearnLens</w:t>
-            </w:r>
-            <w:proofErr w:type="spellEnd"/>
+            </w:pPr>
             <w:r>
               <w:rPr>
                 <w:b w:val="0"/>
@@ -9459,36 +7622,7 @@
                 <w:szCs w:val="18"/>
                 <w:lang w:val="en-PH"/>
               </w:rPr>
-              <w:t xml:space="preserve"> development</w:t>
-            </w:r>
-          </w:p>
-        </w:tc>
-      </w:tr>
-      <w:tr>
-        <w:tc>
-          <w:tcPr>
-            <w:cnfStyle w:val="001000000000" w:firstRow="0" w:lastRow="0" w:firstColumn="1" w:lastColumn="0" w:oddVBand="0" w:evenVBand="0" w:oddHBand="0" w:evenHBand="0" w:firstRowFirstColumn="0" w:firstRowLastColumn="0" w:lastRowFirstColumn="0" w:lastRowLastColumn="0"/>
-            <w:tcW w:w="0" w:type="auto"/>
-            <w:hideMark/>
-          </w:tcPr>
-          <w:p>
-            <w:pPr>
-              <w:pStyle w:val="Heading2"/>
-              <w:spacing w:before="0" w:beforeAutospacing="0" w:after="0" w:afterAutospacing="0"/>
-              <w:jc w:val="left"/>
-              <w:rPr>
-                <w:sz w:val="18"/>
-                <w:szCs w:val="18"/>
-                <w:lang w:val="en-PH"/>
-              </w:rPr>
-            </w:pPr>
-            <w:r>
-              <w:rPr>
-                <w:sz w:val="18"/>
-                <w:szCs w:val="18"/>
-                <w:lang w:val="en-PH"/>
-              </w:rPr>
-              <w:t>Alvi (2023)</w:t>
+              <w:t>Why you need to start learning OpenCV in 2025!</w:t>
             </w:r>
           </w:p>
         </w:tc>
@@ -9519,7 +7653,7 @@
                 <w:szCs w:val="18"/>
                 <w:lang w:val="en-PH"/>
               </w:rPr>
-              <w:t>Why you need to start learning OpenCV in 2025!</w:t>
+              <w:t>Web Article/Blog (OpenCV)</w:t>
             </w:r>
           </w:p>
         </w:tc>
@@ -9550,51 +7684,8 @@
                 <w:szCs w:val="18"/>
                 <w:lang w:val="en-PH"/>
               </w:rPr>
-              <w:t>Web Article/Blog (OpenCV)</w:t>
+              <w:t>Highlights OpenCV as foundational library for image preprocessing (binarization, noise reduction, contour detection); informs computer vision pipeline design for LearnLens</w:t>
             </w:r>
-          </w:p>
-        </w:tc>
-        <w:tc>
-          <w:tcPr>
-            <w:tcW w:w="0" w:type="auto"/>
-            <w:hideMark/>
-          </w:tcPr>
-          <w:p>
-            <w:pPr>
-              <w:pStyle w:val="Heading2"/>
-              <w:spacing w:before="0" w:beforeAutospacing="0" w:after="0" w:afterAutospacing="0"/>
-              <w:jc w:val="left"/>
-              <w:cnfStyle w:val="000000000000" w:firstRow="0" w:lastRow="0" w:firstColumn="0" w:lastColumn="0" w:oddVBand="0" w:evenVBand="0" w:oddHBand="0" w:evenHBand="0" w:firstRowFirstColumn="0" w:firstRowLastColumn="0" w:lastRowFirstColumn="0" w:lastRowLastColumn="0"/>
-              <w:rPr>
-                <w:b w:val="0"/>
-                <w:bCs w:val="0"/>
-                <w:sz w:val="18"/>
-                <w:szCs w:val="18"/>
-                <w:lang w:val="en-PH"/>
-              </w:rPr>
-            </w:pPr>
-            <w:r>
-              <w:rPr>
-                <w:b w:val="0"/>
-                <w:bCs w:val="0"/>
-                <w:sz w:val="18"/>
-                <w:szCs w:val="18"/>
-                <w:lang w:val="en-PH"/>
-              </w:rPr>
-              <w:t xml:space="preserve">Highlights OpenCV as foundational library for image preprocessing (binarization, noise reduction, contour detection); informs computer vision pipeline design for </w:t>
-            </w:r>
-            <w:proofErr w:type="spellStart"/>
-            <w:r>
-              <w:rPr>
-                <w:b w:val="0"/>
-                <w:bCs w:val="0"/>
-                <w:sz w:val="18"/>
-                <w:szCs w:val="18"/>
-                <w:lang w:val="en-PH"/>
-              </w:rPr>
-              <w:t>LearnLens</w:t>
-            </w:r>
-            <w:proofErr w:type="spellEnd"/>
           </w:p>
         </w:tc>
       </w:tr>
@@ -9741,23 +7832,13 @@
                 <w:lang w:val="en-PH"/>
               </w:rPr>
             </w:pPr>
-            <w:proofErr w:type="spellStart"/>
             <w:r>
               <w:rPr>
                 <w:sz w:val="18"/>
                 <w:szCs w:val="18"/>
                 <w:lang w:val="en-PH"/>
               </w:rPr>
-              <w:t>Bhadouria</w:t>
-            </w:r>
-            <w:proofErr w:type="spellEnd"/>
-            <w:r>
-              <w:rPr>
-                <w:sz w:val="18"/>
-                <w:szCs w:val="18"/>
-                <w:lang w:val="en-PH"/>
-              </w:rPr>
-              <w:t xml:space="preserve"> et al. (2024)</w:t>
+              <w:t>Bhadouria et al. (2024)</w:t>
             </w:r>
           </w:p>
         </w:tc>
@@ -9850,29 +7931,7 @@
                 <w:szCs w:val="18"/>
                 <w:lang w:val="en-PH"/>
               </w:rPr>
-              <w:t xml:space="preserve">Demonstrates effectiveness of integrating ML and NLP in automated examination systems; confirms Python-driven backend with web API can process handwritten responses at scale; informs </w:t>
-            </w:r>
-            <w:proofErr w:type="spellStart"/>
-            <w:r>
-              <w:rPr>
-                <w:b w:val="0"/>
-                <w:bCs w:val="0"/>
-                <w:sz w:val="18"/>
-                <w:szCs w:val="18"/>
-                <w:lang w:val="en-PH"/>
-              </w:rPr>
-              <w:t>LearnLens</w:t>
-            </w:r>
-            <w:proofErr w:type="spellEnd"/>
-            <w:r>
-              <w:rPr>
-                <w:b w:val="0"/>
-                <w:bCs w:val="0"/>
-                <w:sz w:val="18"/>
-                <w:szCs w:val="18"/>
-                <w:lang w:val="en-PH"/>
-              </w:rPr>
-              <w:t xml:space="preserve"> backend architecture</w:t>
+              <w:t>Demonstrates effectiveness of integrating ML and NLP in automated examination systems; confirms Python-driven backend with web API can process handwritten responses at scale; informs LearnLens backend architecture</w:t>
             </w:r>
           </w:p>
         </w:tc>
@@ -9898,23 +7957,13 @@
                 <w:lang w:val="en-PH"/>
               </w:rPr>
             </w:pPr>
-            <w:proofErr w:type="spellStart"/>
             <w:r>
               <w:rPr>
                 <w:sz w:val="18"/>
                 <w:szCs w:val="18"/>
                 <w:lang w:val="en-PH"/>
               </w:rPr>
-              <w:t>Bhimanapati</w:t>
-            </w:r>
-            <w:proofErr w:type="spellEnd"/>
-            <w:r>
-              <w:rPr>
-                <w:sz w:val="18"/>
-                <w:szCs w:val="18"/>
-                <w:lang w:val="en-PH"/>
-              </w:rPr>
-              <w:t xml:space="preserve"> et al. (2024)</w:t>
+              <w:t>Bhimanapati et al. (2024)</w:t>
             </w:r>
           </w:p>
         </w:tc>
@@ -10018,10 +8067,51 @@
                 <w:lang w:val="en-PH"/>
               </w:rPr>
               <w:lastRenderedPageBreak/>
-              <w:t xml:space="preserve">supports iterative refinement approach for </w:t>
+              <w:t>supports iterative refinement approach for LearnLens</w:t>
             </w:r>
-            <w:proofErr w:type="spellStart"/>
+          </w:p>
+        </w:tc>
+      </w:tr>
+      <w:tr>
+        <w:tc>
+          <w:tcPr>
+            <w:cnfStyle w:val="001000000000" w:firstRow="0" w:lastRow="0" w:firstColumn="1" w:lastColumn="0" w:oddVBand="0" w:evenVBand="0" w:oddHBand="0" w:evenHBand="0" w:firstRowFirstColumn="0" w:firstRowLastColumn="0" w:lastRowFirstColumn="0" w:lastRowLastColumn="0"/>
+            <w:tcW w:w="0" w:type="auto"/>
+            <w:hideMark/>
+          </w:tcPr>
+          <w:p>
+            <w:pPr>
+              <w:pStyle w:val="Heading2"/>
+              <w:spacing w:before="0" w:beforeAutospacing="0" w:after="0" w:afterAutospacing="0"/>
+              <w:jc w:val="left"/>
+              <w:rPr>
+                <w:sz w:val="18"/>
+                <w:szCs w:val="18"/>
+                <w:lang w:val="en-PH"/>
+              </w:rPr>
+            </w:pPr>
             <w:r>
+              <w:rPr>
+                <w:sz w:val="18"/>
+                <w:szCs w:val="18"/>
+                <w:lang w:val="en-PH"/>
+              </w:rPr>
+              <w:lastRenderedPageBreak/>
+              <w:t>Bispo (2025)</w:t>
+            </w:r>
+          </w:p>
+        </w:tc>
+        <w:tc>
+          <w:tcPr>
+            <w:tcW w:w="0" w:type="auto"/>
+            <w:hideMark/>
+          </w:tcPr>
+          <w:p>
+            <w:pPr>
+              <w:pStyle w:val="Heading2"/>
+              <w:spacing w:before="0" w:beforeAutospacing="0" w:after="0" w:afterAutospacing="0"/>
+              <w:jc w:val="left"/>
+              <w:cnfStyle w:val="000000000000" w:firstRow="0" w:lastRow="0" w:firstColumn="0" w:lastColumn="0" w:oddVBand="0" w:evenVBand="0" w:oddHBand="0" w:evenHBand="0" w:firstRowFirstColumn="0" w:firstRowLastColumn="0" w:lastRowFirstColumn="0" w:lastRowLastColumn="0"/>
               <w:rPr>
                 <w:b w:val="0"/>
                 <w:bCs w:val="0"/>
@@ -10029,38 +8119,16 @@
                 <w:szCs w:val="18"/>
                 <w:lang w:val="en-PH"/>
               </w:rPr>
-              <w:t>LearnLens</w:t>
-            </w:r>
-            <w:proofErr w:type="spellEnd"/>
-          </w:p>
-        </w:tc>
-      </w:tr>
-      <w:tr>
-        <w:tc>
-          <w:tcPr>
-            <w:cnfStyle w:val="001000000000" w:firstRow="0" w:lastRow="0" w:firstColumn="1" w:lastColumn="0" w:oddVBand="0" w:evenVBand="0" w:oddHBand="0" w:evenHBand="0" w:firstRowFirstColumn="0" w:firstRowLastColumn="0" w:lastRowFirstColumn="0" w:lastRowLastColumn="0"/>
-            <w:tcW w:w="0" w:type="auto"/>
-            <w:hideMark/>
-          </w:tcPr>
-          <w:p>
-            <w:pPr>
-              <w:pStyle w:val="Heading2"/>
-              <w:spacing w:before="0" w:beforeAutospacing="0" w:after="0" w:afterAutospacing="0"/>
-              <w:jc w:val="left"/>
-              <w:rPr>
+            </w:pPr>
+            <w:r>
+              <w:rPr>
+                <w:b w:val="0"/>
+                <w:bCs w:val="0"/>
                 <w:sz w:val="18"/>
                 <w:szCs w:val="18"/>
                 <w:lang w:val="en-PH"/>
               </w:rPr>
-            </w:pPr>
-            <w:r>
-              <w:rPr>
-                <w:sz w:val="18"/>
-                <w:szCs w:val="18"/>
-                <w:lang w:val="en-PH"/>
-              </w:rPr>
-              <w:lastRenderedPageBreak/>
-              <w:t>Bispo (2025)</w:t>
+              <w:t>A guide to optical character recognition (OCR) with Tesseract</w:t>
             </w:r>
           </w:p>
         </w:tc>
@@ -10091,7 +8159,7 @@
                 <w:szCs w:val="18"/>
                 <w:lang w:val="en-PH"/>
               </w:rPr>
-              <w:t>A guide to optical character recognition (OCR) with Tesseract</w:t>
+              <w:t>Web Article/Blog (Unstract)</w:t>
             </w:r>
           </w:p>
         </w:tc>
@@ -10122,73 +8190,8 @@
                 <w:szCs w:val="18"/>
                 <w:lang w:val="en-PH"/>
               </w:rPr>
-              <w:t>Web Article/Blog (</w:t>
+              <w:t>Validates Tesseract OCR engine for extracting handwritten text from scanned documents; informs handwriting recognition component of LearnLens</w:t>
             </w:r>
-            <w:proofErr w:type="spellStart"/>
-            <w:r>
-              <w:rPr>
-                <w:b w:val="0"/>
-                <w:bCs w:val="0"/>
-                <w:sz w:val="18"/>
-                <w:szCs w:val="18"/>
-                <w:lang w:val="en-PH"/>
-              </w:rPr>
-              <w:t>Unstract</w:t>
-            </w:r>
-            <w:proofErr w:type="spellEnd"/>
-            <w:r>
-              <w:rPr>
-                <w:b w:val="0"/>
-                <w:bCs w:val="0"/>
-                <w:sz w:val="18"/>
-                <w:szCs w:val="18"/>
-                <w:lang w:val="en-PH"/>
-              </w:rPr>
-              <w:t>)</w:t>
-            </w:r>
-          </w:p>
-        </w:tc>
-        <w:tc>
-          <w:tcPr>
-            <w:tcW w:w="0" w:type="auto"/>
-            <w:hideMark/>
-          </w:tcPr>
-          <w:p>
-            <w:pPr>
-              <w:pStyle w:val="Heading2"/>
-              <w:spacing w:before="0" w:beforeAutospacing="0" w:after="0" w:afterAutospacing="0"/>
-              <w:jc w:val="left"/>
-              <w:cnfStyle w:val="000000000000" w:firstRow="0" w:lastRow="0" w:firstColumn="0" w:lastColumn="0" w:oddVBand="0" w:evenVBand="0" w:oddHBand="0" w:evenHBand="0" w:firstRowFirstColumn="0" w:firstRowLastColumn="0" w:lastRowFirstColumn="0" w:lastRowLastColumn="0"/>
-              <w:rPr>
-                <w:b w:val="0"/>
-                <w:bCs w:val="0"/>
-                <w:sz w:val="18"/>
-                <w:szCs w:val="18"/>
-                <w:lang w:val="en-PH"/>
-              </w:rPr>
-            </w:pPr>
-            <w:r>
-              <w:rPr>
-                <w:b w:val="0"/>
-                <w:bCs w:val="0"/>
-                <w:sz w:val="18"/>
-                <w:szCs w:val="18"/>
-                <w:lang w:val="en-PH"/>
-              </w:rPr>
-              <w:t xml:space="preserve">Validates Tesseract OCR engine for extracting handwritten text from scanned documents; informs handwriting recognition component of </w:t>
-            </w:r>
-            <w:proofErr w:type="spellStart"/>
-            <w:r>
-              <w:rPr>
-                <w:b w:val="0"/>
-                <w:bCs w:val="0"/>
-                <w:sz w:val="18"/>
-                <w:szCs w:val="18"/>
-                <w:lang w:val="en-PH"/>
-              </w:rPr>
-              <w:t>LearnLens</w:t>
-            </w:r>
-            <w:proofErr w:type="spellEnd"/>
           </w:p>
         </w:tc>
       </w:tr>
@@ -10312,20 +8315,8 @@
                 <w:szCs w:val="18"/>
                 <w:lang w:val="en-PH"/>
               </w:rPr>
-              <w:t xml:space="preserve">Describes system converting handwritten responses to semantic vectors using word embedding; uses stratified similarity thresholds for scoring; provides foundation for semantic similarity algorithms in </w:t>
+              <w:t>Describes system converting handwritten responses to semantic vectors using word embedding; uses stratified similarity thresholds for scoring; provides foundation for semantic similarity algorithms in LearnLens</w:t>
             </w:r>
-            <w:proofErr w:type="spellStart"/>
-            <w:r>
-              <w:rPr>
-                <w:b w:val="0"/>
-                <w:bCs w:val="0"/>
-                <w:sz w:val="18"/>
-                <w:szCs w:val="18"/>
-                <w:lang w:val="en-PH"/>
-              </w:rPr>
-              <w:t>LearnLens</w:t>
-            </w:r>
-            <w:proofErr w:type="spellEnd"/>
           </w:p>
         </w:tc>
       </w:tr>
@@ -10347,23 +8338,13 @@
                 <w:lang w:val="en-PH"/>
               </w:rPr>
             </w:pPr>
-            <w:proofErr w:type="spellStart"/>
             <w:r>
               <w:rPr>
                 <w:sz w:val="18"/>
                 <w:szCs w:val="18"/>
                 <w:lang w:val="en-PH"/>
               </w:rPr>
-              <w:t>Duangmanee</w:t>
-            </w:r>
-            <w:proofErr w:type="spellEnd"/>
-            <w:r>
-              <w:rPr>
-                <w:sz w:val="18"/>
-                <w:szCs w:val="18"/>
-                <w:lang w:val="en-PH"/>
-              </w:rPr>
-              <w:t xml:space="preserve"> et al. (2025)</w:t>
+              <w:t>Duangmanee et al. (2025)</w:t>
             </w:r>
           </w:p>
         </w:tc>
@@ -10604,23 +8585,13 @@
                 <w:lang w:val="en-PH"/>
               </w:rPr>
             </w:pPr>
-            <w:proofErr w:type="spellStart"/>
             <w:r>
               <w:rPr>
                 <w:sz w:val="18"/>
                 <w:szCs w:val="18"/>
                 <w:lang w:val="en-PH"/>
               </w:rPr>
-              <w:t>Elbourhamy</w:t>
-            </w:r>
-            <w:proofErr w:type="spellEnd"/>
-            <w:r>
-              <w:rPr>
-                <w:sz w:val="18"/>
-                <w:szCs w:val="18"/>
-                <w:lang w:val="en-PH"/>
-              </w:rPr>
-              <w:t xml:space="preserve"> (2025)</w:t>
+              <w:t>Elbourhamy (2025)</w:t>
             </w:r>
           </w:p>
         </w:tc>
@@ -10682,10 +8653,21 @@
                 <w:szCs w:val="18"/>
                 <w:lang w:val="en-PH"/>
               </w:rPr>
-              <w:t>Journal Article (</w:t>
+              <w:t>Journal Article (PeerJ Computer Science)</w:t>
             </w:r>
-            <w:proofErr w:type="spellStart"/>
-            <w:r>
+          </w:p>
+        </w:tc>
+        <w:tc>
+          <w:tcPr>
+            <w:tcW w:w="0" w:type="auto"/>
+            <w:hideMark/>
+          </w:tcPr>
+          <w:p>
+            <w:pPr>
+              <w:pStyle w:val="Heading2"/>
+              <w:spacing w:before="0" w:beforeAutospacing="0" w:after="0" w:afterAutospacing="0"/>
+              <w:jc w:val="left"/>
+              <w:cnfStyle w:val="000000000000" w:firstRow="0" w:lastRow="0" w:firstColumn="0" w:lastColumn="0" w:oddVBand="0" w:evenVBand="0" w:oddHBand="0" w:evenHBand="0" w:firstRowFirstColumn="0" w:firstRowLastColumn="0" w:lastRowFirstColumn="0" w:lastRowLastColumn="0"/>
               <w:rPr>
                 <w:b w:val="0"/>
                 <w:bCs w:val="0"/>
@@ -10693,9 +8675,7 @@
                 <w:szCs w:val="18"/>
                 <w:lang w:val="en-PH"/>
               </w:rPr>
-              <w:t>PeerJ</w:t>
-            </w:r>
-            <w:proofErr w:type="spellEnd"/>
+            </w:pPr>
             <w:r>
               <w:rPr>
                 <w:b w:val="0"/>
@@ -10704,60 +8684,7 @@
                 <w:szCs w:val="18"/>
                 <w:lang w:val="en-PH"/>
               </w:rPr>
-              <w:t xml:space="preserve"> Computer Science)</w:t>
-            </w:r>
-          </w:p>
-        </w:tc>
-        <w:tc>
-          <w:tcPr>
-            <w:tcW w:w="0" w:type="auto"/>
-            <w:hideMark/>
-          </w:tcPr>
-          <w:p>
-            <w:pPr>
-              <w:pStyle w:val="Heading2"/>
-              <w:spacing w:before="0" w:beforeAutospacing="0" w:after="0" w:afterAutospacing="0"/>
-              <w:jc w:val="left"/>
-              <w:cnfStyle w:val="000000000000" w:firstRow="0" w:lastRow="0" w:firstColumn="0" w:lastColumn="0" w:oddVBand="0" w:evenVBand="0" w:oddHBand="0" w:evenHBand="0" w:firstRowFirstColumn="0" w:firstRowLastColumn="0" w:lastRowFirstColumn="0" w:lastRowLastColumn="0"/>
-              <w:rPr>
-                <w:b w:val="0"/>
-                <w:bCs w:val="0"/>
-                <w:sz w:val="18"/>
-                <w:szCs w:val="18"/>
-                <w:lang w:val="en-PH"/>
-              </w:rPr>
-            </w:pPr>
-            <w:r>
-              <w:rPr>
-                <w:b w:val="0"/>
-                <w:bCs w:val="0"/>
-                <w:sz w:val="18"/>
-                <w:szCs w:val="18"/>
-                <w:lang w:val="en-PH"/>
-              </w:rPr>
-              <w:t xml:space="preserve">Establishes that automated evaluation systems reduce test anxiety and improve exam quality through consistent, objective grading; supports positive impact of </w:t>
-            </w:r>
-            <w:proofErr w:type="spellStart"/>
-            <w:r>
-              <w:rPr>
-                <w:b w:val="0"/>
-                <w:bCs w:val="0"/>
-                <w:sz w:val="18"/>
-                <w:szCs w:val="18"/>
-                <w:lang w:val="en-PH"/>
-              </w:rPr>
-              <w:t>LearnLens</w:t>
-            </w:r>
-            <w:proofErr w:type="spellEnd"/>
-            <w:r>
-              <w:rPr>
-                <w:b w:val="0"/>
-                <w:bCs w:val="0"/>
-                <w:sz w:val="18"/>
-                <w:szCs w:val="18"/>
-                <w:lang w:val="en-PH"/>
-              </w:rPr>
-              <w:t xml:space="preserve"> on student experience</w:t>
+              <w:t>Establishes that automated evaluation systems reduce test anxiety and improve exam quality through consistent, objective grading; supports positive impact of LearnLens on student experience</w:t>
             </w:r>
           </w:p>
         </w:tc>
@@ -10783,41 +8710,13 @@
                 <w:lang w:val="en-PH"/>
               </w:rPr>
             </w:pPr>
-            <w:proofErr w:type="spellStart"/>
             <w:r>
               <w:rPr>
                 <w:sz w:val="18"/>
                 <w:szCs w:val="18"/>
                 <w:lang w:val="en-PH"/>
               </w:rPr>
-              <w:t>Fotache</w:t>
-            </w:r>
-            <w:proofErr w:type="spellEnd"/>
-            <w:r>
-              <w:rPr>
-                <w:sz w:val="18"/>
-                <w:szCs w:val="18"/>
-                <w:lang w:val="en-PH"/>
-              </w:rPr>
-              <w:t xml:space="preserve"> &amp; </w:t>
-            </w:r>
-            <w:proofErr w:type="spellStart"/>
-            <w:r>
-              <w:rPr>
-                <w:sz w:val="18"/>
-                <w:szCs w:val="18"/>
-                <w:lang w:val="en-PH"/>
-              </w:rPr>
-              <w:t>Cogean</w:t>
-            </w:r>
-            <w:proofErr w:type="spellEnd"/>
-            <w:r>
-              <w:rPr>
-                <w:sz w:val="18"/>
-                <w:szCs w:val="18"/>
-                <w:lang w:val="en-PH"/>
-              </w:rPr>
-              <w:t xml:space="preserve"> (2024)</w:t>
+              <w:t>Fotache &amp; Cogean (2024)</w:t>
             </w:r>
           </w:p>
         </w:tc>
@@ -10910,10 +8809,50 @@
                 <w:szCs w:val="18"/>
                 <w:lang w:val="en-PH"/>
               </w:rPr>
-              <w:t xml:space="preserve">Concludes PostgreSQL offers superior reliability and data integrity for structured, transactional data storage; justifies PostgreSQL selection for </w:t>
+              <w:t>Concludes PostgreSQL offers superior reliability and data integrity for structured, transactional data storage; justifies PostgreSQL selection for LearnLens database</w:t>
             </w:r>
-            <w:proofErr w:type="spellStart"/>
+          </w:p>
+        </w:tc>
+      </w:tr>
+      <w:tr>
+        <w:tc>
+          <w:tcPr>
+            <w:cnfStyle w:val="001000000000" w:firstRow="0" w:lastRow="0" w:firstColumn="1" w:lastColumn="0" w:oddVBand="0" w:evenVBand="0" w:oddHBand="0" w:evenHBand="0" w:firstRowFirstColumn="0" w:firstRowLastColumn="0" w:lastRowFirstColumn="0" w:lastRowLastColumn="0"/>
+            <w:tcW w:w="0" w:type="auto"/>
+            <w:hideMark/>
+          </w:tcPr>
+          <w:p>
+            <w:pPr>
+              <w:pStyle w:val="Heading2"/>
+              <w:spacing w:before="0" w:beforeAutospacing="0" w:after="0" w:afterAutospacing="0"/>
+              <w:jc w:val="left"/>
+              <w:rPr>
+                <w:sz w:val="18"/>
+                <w:szCs w:val="18"/>
+                <w:lang w:val="en-PH"/>
+              </w:rPr>
+            </w:pPr>
             <w:r>
+              <w:rPr>
+                <w:sz w:val="18"/>
+                <w:szCs w:val="18"/>
+                <w:lang w:val="en-PH"/>
+              </w:rPr>
+              <w:t>Gore (2022)</w:t>
+            </w:r>
+          </w:p>
+        </w:tc>
+        <w:tc>
+          <w:tcPr>
+            <w:tcW w:w="0" w:type="auto"/>
+            <w:hideMark/>
+          </w:tcPr>
+          <w:p>
+            <w:pPr>
+              <w:pStyle w:val="Heading2"/>
+              <w:spacing w:before="0" w:beforeAutospacing="0" w:after="0" w:afterAutospacing="0"/>
+              <w:jc w:val="left"/>
+              <w:cnfStyle w:val="000000000000" w:firstRow="0" w:lastRow="0" w:firstColumn="0" w:lastColumn="0" w:oddVBand="0" w:evenVBand="0" w:oddHBand="0" w:evenHBand="0" w:firstRowFirstColumn="0" w:firstRowLastColumn="0" w:lastRowFirstColumn="0" w:lastRowLastColumn="0"/>
               <w:rPr>
                 <w:b w:val="0"/>
                 <w:bCs w:val="0"/>
@@ -10921,9 +8860,7 @@
                 <w:szCs w:val="18"/>
                 <w:lang w:val="en-PH"/>
               </w:rPr>
-              <w:t>LearnLens</w:t>
-            </w:r>
-            <w:proofErr w:type="spellEnd"/>
+            </w:pPr>
             <w:r>
               <w:rPr>
                 <w:b w:val="0"/>
@@ -10932,36 +8869,7 @@
                 <w:szCs w:val="18"/>
                 <w:lang w:val="en-PH"/>
               </w:rPr>
-              <w:t xml:space="preserve"> database</w:t>
-            </w:r>
-          </w:p>
-        </w:tc>
-      </w:tr>
-      <w:tr>
-        <w:tc>
-          <w:tcPr>
-            <w:cnfStyle w:val="001000000000" w:firstRow="0" w:lastRow="0" w:firstColumn="1" w:lastColumn="0" w:oddVBand="0" w:evenVBand="0" w:oddHBand="0" w:evenHBand="0" w:firstRowFirstColumn="0" w:firstRowLastColumn="0" w:lastRowFirstColumn="0" w:lastRowLastColumn="0"/>
-            <w:tcW w:w="0" w:type="auto"/>
-            <w:hideMark/>
-          </w:tcPr>
-          <w:p>
-            <w:pPr>
-              <w:pStyle w:val="Heading2"/>
-              <w:spacing w:before="0" w:beforeAutospacing="0" w:after="0" w:afterAutospacing="0"/>
-              <w:jc w:val="left"/>
-              <w:rPr>
-                <w:sz w:val="18"/>
-                <w:szCs w:val="18"/>
-                <w:lang w:val="en-PH"/>
-              </w:rPr>
-            </w:pPr>
-            <w:r>
-              <w:rPr>
-                <w:sz w:val="18"/>
-                <w:szCs w:val="18"/>
-                <w:lang w:val="en-PH"/>
-              </w:rPr>
-              <w:t>Gore (2022)</w:t>
+              <w:t>How to structure an Express.js REST API with best practices</w:t>
             </w:r>
           </w:p>
         </w:tc>
@@ -10992,7 +8900,7 @@
                 <w:szCs w:val="18"/>
                 <w:lang w:val="en-PH"/>
               </w:rPr>
-              <w:t>How to structure an Express.js REST API with best practices</w:t>
+              <w:t>Web Article/Blog (Treblle)</w:t>
             </w:r>
           </w:p>
         </w:tc>
@@ -11023,73 +8931,8 @@
                 <w:szCs w:val="18"/>
                 <w:lang w:val="en-PH"/>
               </w:rPr>
-              <w:t>Web Article/Blog (</w:t>
+              <w:t>Describes Express.js as lightweight framework for building RESTful APIs; informs backend API design for LearnLens</w:t>
             </w:r>
-            <w:proofErr w:type="spellStart"/>
-            <w:r>
-              <w:rPr>
-                <w:b w:val="0"/>
-                <w:bCs w:val="0"/>
-                <w:sz w:val="18"/>
-                <w:szCs w:val="18"/>
-                <w:lang w:val="en-PH"/>
-              </w:rPr>
-              <w:t>Treblle</w:t>
-            </w:r>
-            <w:proofErr w:type="spellEnd"/>
-            <w:r>
-              <w:rPr>
-                <w:b w:val="0"/>
-                <w:bCs w:val="0"/>
-                <w:sz w:val="18"/>
-                <w:szCs w:val="18"/>
-                <w:lang w:val="en-PH"/>
-              </w:rPr>
-              <w:t>)</w:t>
-            </w:r>
-          </w:p>
-        </w:tc>
-        <w:tc>
-          <w:tcPr>
-            <w:tcW w:w="0" w:type="auto"/>
-            <w:hideMark/>
-          </w:tcPr>
-          <w:p>
-            <w:pPr>
-              <w:pStyle w:val="Heading2"/>
-              <w:spacing w:before="0" w:beforeAutospacing="0" w:after="0" w:afterAutospacing="0"/>
-              <w:jc w:val="left"/>
-              <w:cnfStyle w:val="000000000000" w:firstRow="0" w:lastRow="0" w:firstColumn="0" w:lastColumn="0" w:oddVBand="0" w:evenVBand="0" w:oddHBand="0" w:evenHBand="0" w:firstRowFirstColumn="0" w:firstRowLastColumn="0" w:lastRowFirstColumn="0" w:lastRowLastColumn="0"/>
-              <w:rPr>
-                <w:b w:val="0"/>
-                <w:bCs w:val="0"/>
-                <w:sz w:val="18"/>
-                <w:szCs w:val="18"/>
-                <w:lang w:val="en-PH"/>
-              </w:rPr>
-            </w:pPr>
-            <w:r>
-              <w:rPr>
-                <w:b w:val="0"/>
-                <w:bCs w:val="0"/>
-                <w:sz w:val="18"/>
-                <w:szCs w:val="18"/>
-                <w:lang w:val="en-PH"/>
-              </w:rPr>
-              <w:t xml:space="preserve">Describes Express.js as lightweight framework for building RESTful APIs; informs backend API design for </w:t>
-            </w:r>
-            <w:proofErr w:type="spellStart"/>
-            <w:r>
-              <w:rPr>
-                <w:b w:val="0"/>
-                <w:bCs w:val="0"/>
-                <w:sz w:val="18"/>
-                <w:szCs w:val="18"/>
-                <w:lang w:val="en-PH"/>
-              </w:rPr>
-              <w:t>LearnLens</w:t>
-            </w:r>
-            <w:proofErr w:type="spellEnd"/>
           </w:p>
         </w:tc>
       </w:tr>
@@ -11213,29 +9056,7 @@
                 <w:szCs w:val="18"/>
                 <w:lang w:val="en-PH"/>
               </w:rPr>
-              <w:t xml:space="preserve">Highlights workload reduction achieved with automated systems; demonstrates web-accessible platforms can support faculty in tracking academic performance; supports </w:t>
-            </w:r>
-            <w:proofErr w:type="spellStart"/>
-            <w:r>
-              <w:rPr>
-                <w:b w:val="0"/>
-                <w:bCs w:val="0"/>
-                <w:sz w:val="18"/>
-                <w:szCs w:val="18"/>
-                <w:lang w:val="en-PH"/>
-              </w:rPr>
-              <w:t>LearnLens</w:t>
-            </w:r>
-            <w:proofErr w:type="spellEnd"/>
-            <w:r>
-              <w:rPr>
-                <w:b w:val="0"/>
-                <w:bCs w:val="0"/>
-                <w:sz w:val="18"/>
-                <w:szCs w:val="18"/>
-                <w:lang w:val="en-PH"/>
-              </w:rPr>
-              <w:t xml:space="preserve"> value proposition</w:t>
+              <w:t>Highlights workload reduction achieved with automated systems; demonstrates web-accessible platforms can support faculty in tracking academic performance; supports LearnLens value proposition</w:t>
             </w:r>
           </w:p>
         </w:tc>
@@ -11482,9 +9303,8 @@
                 <w:szCs w:val="18"/>
                 <w:lang w:val="en-PH"/>
               </w:rPr>
-              <w:t xml:space="preserve">Documents </w:t>
+              <w:t xml:space="preserve">Documents 94% time reduction using AI grading vs. manual; identifies OCR and contour detection for non-textual answer marks; provides efficiency </w:t>
             </w:r>
-            <w:proofErr w:type="gramStart"/>
             <w:r>
               <w:rPr>
                 <w:b w:val="0"/>
@@ -11493,10 +9313,52 @@
                 <w:szCs w:val="18"/>
                 <w:lang w:val="en-PH"/>
               </w:rPr>
-              <w:t>94% time</w:t>
+              <w:lastRenderedPageBreak/>
+              <w:t>benchmarks and technical guidance for LearnLens</w:t>
             </w:r>
-            <w:proofErr w:type="gramEnd"/>
+          </w:p>
+        </w:tc>
+      </w:tr>
+      <w:tr>
+        <w:tc>
+          <w:tcPr>
+            <w:cnfStyle w:val="001000000000" w:firstRow="0" w:lastRow="0" w:firstColumn="1" w:lastColumn="0" w:oddVBand="0" w:evenVBand="0" w:oddHBand="0" w:evenHBand="0" w:firstRowFirstColumn="0" w:firstRowLastColumn="0" w:lastRowFirstColumn="0" w:lastRowLastColumn="0"/>
+            <w:tcW w:w="0" w:type="auto"/>
+            <w:hideMark/>
+          </w:tcPr>
+          <w:p>
+            <w:pPr>
+              <w:pStyle w:val="Heading2"/>
+              <w:spacing w:before="0" w:beforeAutospacing="0" w:after="0" w:afterAutospacing="0"/>
+              <w:jc w:val="left"/>
+              <w:rPr>
+                <w:sz w:val="18"/>
+                <w:szCs w:val="18"/>
+                <w:lang w:val="en-PH"/>
+              </w:rPr>
+            </w:pPr>
             <w:r>
+              <w:rPr>
+                <w:sz w:val="18"/>
+                <w:szCs w:val="18"/>
+                <w:lang w:val="en-PH"/>
+              </w:rPr>
+              <w:lastRenderedPageBreak/>
+              <w:t>Liu et al. (2024)</w:t>
+            </w:r>
+          </w:p>
+        </w:tc>
+        <w:tc>
+          <w:tcPr>
+            <w:tcW w:w="0" w:type="auto"/>
+            <w:hideMark/>
+          </w:tcPr>
+          <w:p>
+            <w:pPr>
+              <w:pStyle w:val="Heading2"/>
+              <w:spacing w:before="0" w:beforeAutospacing="0" w:after="0" w:afterAutospacing="0"/>
+              <w:jc w:val="left"/>
+              <w:cnfStyle w:val="000000000000" w:firstRow="0" w:lastRow="0" w:firstColumn="0" w:lastColumn="0" w:oddVBand="0" w:evenVBand="0" w:oddHBand="0" w:evenHBand="0" w:firstRowFirstColumn="0" w:firstRowLastColumn="0" w:lastRowFirstColumn="0" w:lastRowLastColumn="0"/>
               <w:rPr>
                 <w:b w:val="0"/>
                 <w:bCs w:val="0"/>
@@ -11504,8 +9366,7 @@
                 <w:szCs w:val="18"/>
                 <w:lang w:val="en-PH"/>
               </w:rPr>
-              <w:t xml:space="preserve"> reduction using AI grading vs. manual; identifies OCR and contour detection for non-textual answer marks; provides efficiency </w:t>
-            </w:r>
+            </w:pPr>
             <w:r>
               <w:rPr>
                 <w:b w:val="0"/>
@@ -11514,11 +9375,21 @@
                 <w:szCs w:val="18"/>
                 <w:lang w:val="en-PH"/>
               </w:rPr>
-              <w:lastRenderedPageBreak/>
-              <w:t xml:space="preserve">benchmarks and technical guidance for </w:t>
+              <w:t>AI-assisted automated short answer grading of handwritten university level mathematics exams</w:t>
             </w:r>
-            <w:proofErr w:type="spellStart"/>
-            <w:r>
+          </w:p>
+        </w:tc>
+        <w:tc>
+          <w:tcPr>
+            <w:tcW w:w="0" w:type="auto"/>
+            <w:hideMark/>
+          </w:tcPr>
+          <w:p>
+            <w:pPr>
+              <w:pStyle w:val="Heading2"/>
+              <w:spacing w:before="0" w:beforeAutospacing="0" w:after="0" w:afterAutospacing="0"/>
+              <w:jc w:val="left"/>
+              <w:cnfStyle w:val="000000000000" w:firstRow="0" w:lastRow="0" w:firstColumn="0" w:lastColumn="0" w:oddVBand="0" w:evenVBand="0" w:oddHBand="0" w:evenHBand="0" w:firstRowFirstColumn="0" w:firstRowLastColumn="0" w:lastRowFirstColumn="0" w:lastRowLastColumn="0"/>
               <w:rPr>
                 <w:b w:val="0"/>
                 <w:bCs w:val="0"/>
@@ -11526,38 +9397,16 @@
                 <w:szCs w:val="18"/>
                 <w:lang w:val="en-PH"/>
               </w:rPr>
-              <w:t>LearnLens</w:t>
-            </w:r>
-            <w:proofErr w:type="spellEnd"/>
-          </w:p>
-        </w:tc>
-      </w:tr>
-      <w:tr>
-        <w:tc>
-          <w:tcPr>
-            <w:cnfStyle w:val="001000000000" w:firstRow="0" w:lastRow="0" w:firstColumn="1" w:lastColumn="0" w:oddVBand="0" w:evenVBand="0" w:oddHBand="0" w:evenHBand="0" w:firstRowFirstColumn="0" w:firstRowLastColumn="0" w:lastRowFirstColumn="0" w:lastRowLastColumn="0"/>
-            <w:tcW w:w="0" w:type="auto"/>
-            <w:hideMark/>
-          </w:tcPr>
-          <w:p>
-            <w:pPr>
-              <w:pStyle w:val="Heading2"/>
-              <w:spacing w:before="0" w:beforeAutospacing="0" w:after="0" w:afterAutospacing="0"/>
-              <w:jc w:val="left"/>
-              <w:rPr>
+            </w:pPr>
+            <w:r>
+              <w:rPr>
+                <w:b w:val="0"/>
+                <w:bCs w:val="0"/>
                 <w:sz w:val="18"/>
                 <w:szCs w:val="18"/>
                 <w:lang w:val="en-PH"/>
               </w:rPr>
-            </w:pPr>
-            <w:r>
-              <w:rPr>
-                <w:sz w:val="18"/>
-                <w:szCs w:val="18"/>
-                <w:lang w:val="en-PH"/>
-              </w:rPr>
-              <w:lastRenderedPageBreak/>
-              <w:t>Liu et al. (2024)</w:t>
+              <w:t>Preprint (arXiv)</w:t>
             </w:r>
           </w:p>
         </w:tc>
@@ -11588,104 +9437,8 @@
                 <w:szCs w:val="18"/>
                 <w:lang w:val="en-PH"/>
               </w:rPr>
-              <w:t>AI-assisted automated short answer grading of handwritten university level mathematics exams</w:t>
+              <w:t>Demonstrates framework combining OCR-based text extraction with semantic vector comparison; yields scores aligned with human examiners; informs algorithm design for LearnLens</w:t>
             </w:r>
-          </w:p>
-        </w:tc>
-        <w:tc>
-          <w:tcPr>
-            <w:tcW w:w="0" w:type="auto"/>
-            <w:hideMark/>
-          </w:tcPr>
-          <w:p>
-            <w:pPr>
-              <w:pStyle w:val="Heading2"/>
-              <w:spacing w:before="0" w:beforeAutospacing="0" w:after="0" w:afterAutospacing="0"/>
-              <w:jc w:val="left"/>
-              <w:cnfStyle w:val="000000000000" w:firstRow="0" w:lastRow="0" w:firstColumn="0" w:lastColumn="0" w:oddVBand="0" w:evenVBand="0" w:oddHBand="0" w:evenHBand="0" w:firstRowFirstColumn="0" w:firstRowLastColumn="0" w:lastRowFirstColumn="0" w:lastRowLastColumn="0"/>
-              <w:rPr>
-                <w:b w:val="0"/>
-                <w:bCs w:val="0"/>
-                <w:sz w:val="18"/>
-                <w:szCs w:val="18"/>
-                <w:lang w:val="en-PH"/>
-              </w:rPr>
-            </w:pPr>
-            <w:r>
-              <w:rPr>
-                <w:b w:val="0"/>
-                <w:bCs w:val="0"/>
-                <w:sz w:val="18"/>
-                <w:szCs w:val="18"/>
-                <w:lang w:val="en-PH"/>
-              </w:rPr>
-              <w:t>Preprint (</w:t>
-            </w:r>
-            <w:proofErr w:type="spellStart"/>
-            <w:r>
-              <w:rPr>
-                <w:b w:val="0"/>
-                <w:bCs w:val="0"/>
-                <w:sz w:val="18"/>
-                <w:szCs w:val="18"/>
-                <w:lang w:val="en-PH"/>
-              </w:rPr>
-              <w:t>arXiv</w:t>
-            </w:r>
-            <w:proofErr w:type="spellEnd"/>
-            <w:r>
-              <w:rPr>
-                <w:b w:val="0"/>
-                <w:bCs w:val="0"/>
-                <w:sz w:val="18"/>
-                <w:szCs w:val="18"/>
-                <w:lang w:val="en-PH"/>
-              </w:rPr>
-              <w:t>)</w:t>
-            </w:r>
-          </w:p>
-        </w:tc>
-        <w:tc>
-          <w:tcPr>
-            <w:tcW w:w="0" w:type="auto"/>
-            <w:hideMark/>
-          </w:tcPr>
-          <w:p>
-            <w:pPr>
-              <w:pStyle w:val="Heading2"/>
-              <w:spacing w:before="0" w:beforeAutospacing="0" w:after="0" w:afterAutospacing="0"/>
-              <w:jc w:val="left"/>
-              <w:cnfStyle w:val="000000000000" w:firstRow="0" w:lastRow="0" w:firstColumn="0" w:lastColumn="0" w:oddVBand="0" w:evenVBand="0" w:oddHBand="0" w:evenHBand="0" w:firstRowFirstColumn="0" w:firstRowLastColumn="0" w:lastRowFirstColumn="0" w:lastRowLastColumn="0"/>
-              <w:rPr>
-                <w:b w:val="0"/>
-                <w:bCs w:val="0"/>
-                <w:sz w:val="18"/>
-                <w:szCs w:val="18"/>
-                <w:lang w:val="en-PH"/>
-              </w:rPr>
-            </w:pPr>
-            <w:r>
-              <w:rPr>
-                <w:b w:val="0"/>
-                <w:bCs w:val="0"/>
-                <w:sz w:val="18"/>
-                <w:szCs w:val="18"/>
-                <w:lang w:val="en-PH"/>
-              </w:rPr>
-              <w:t xml:space="preserve">Demonstrates framework combining OCR-based text extraction with semantic vector comparison; yields scores aligned with human examiners; informs algorithm design for </w:t>
-            </w:r>
-            <w:proofErr w:type="spellStart"/>
-            <w:r>
-              <w:rPr>
-                <w:b w:val="0"/>
-                <w:bCs w:val="0"/>
-                <w:sz w:val="18"/>
-                <w:szCs w:val="18"/>
-                <w:lang w:val="en-PH"/>
-              </w:rPr>
-              <w:t>LearnLens</w:t>
-            </w:r>
-            <w:proofErr w:type="spellEnd"/>
           </w:p>
         </w:tc>
       </w:tr>
@@ -11710,23 +9463,13 @@
                 <w:lang w:val="en-PH"/>
               </w:rPr>
             </w:pPr>
-            <w:proofErr w:type="spellStart"/>
             <w:r>
               <w:rPr>
                 <w:sz w:val="18"/>
                 <w:szCs w:val="18"/>
                 <w:lang w:val="en-PH"/>
               </w:rPr>
-              <w:t>Mpolomoka</w:t>
-            </w:r>
-            <w:proofErr w:type="spellEnd"/>
-            <w:r>
-              <w:rPr>
-                <w:sz w:val="18"/>
-                <w:szCs w:val="18"/>
-                <w:lang w:val="en-PH"/>
-              </w:rPr>
-              <w:t xml:space="preserve"> (2025)</w:t>
+              <w:t>Mpolomoka (2025)</w:t>
             </w:r>
           </w:p>
         </w:tc>
@@ -11941,29 +9684,7 @@
                 <w:szCs w:val="18"/>
                 <w:lang w:val="en-PH"/>
               </w:rPr>
-              <w:t xml:space="preserve">Develops system using computer vision and NLP to recognize and score handwritten responses across varied handwriting styles; directly informs </w:t>
-            </w:r>
-            <w:proofErr w:type="spellStart"/>
-            <w:r>
-              <w:rPr>
-                <w:b w:val="0"/>
-                <w:bCs w:val="0"/>
-                <w:sz w:val="18"/>
-                <w:szCs w:val="18"/>
-                <w:lang w:val="en-PH"/>
-              </w:rPr>
-              <w:t>LearnLens</w:t>
-            </w:r>
-            <w:proofErr w:type="spellEnd"/>
-            <w:r>
-              <w:rPr>
-                <w:b w:val="0"/>
-                <w:bCs w:val="0"/>
-                <w:sz w:val="18"/>
-                <w:szCs w:val="18"/>
-                <w:lang w:val="en-PH"/>
-              </w:rPr>
-              <w:t xml:space="preserve"> algorithm design</w:t>
+              <w:t>Develops system using computer vision and NLP to recognize and score handwritten responses across varied handwriting styles; directly informs LearnLens algorithm design</w:t>
             </w:r>
           </w:p>
         </w:tc>
@@ -11989,23 +9710,13 @@
                 <w:lang w:val="en-PH"/>
               </w:rPr>
             </w:pPr>
-            <w:proofErr w:type="spellStart"/>
             <w:r>
               <w:rPr>
                 <w:sz w:val="18"/>
                 <w:szCs w:val="18"/>
                 <w:lang w:val="en-PH"/>
               </w:rPr>
-              <w:t>Oktiarina</w:t>
-            </w:r>
-            <w:proofErr w:type="spellEnd"/>
-            <w:r>
-              <w:rPr>
-                <w:sz w:val="18"/>
-                <w:szCs w:val="18"/>
-                <w:lang w:val="en-PH"/>
-              </w:rPr>
-              <w:t xml:space="preserve"> et al. (2025)</w:t>
+              <w:t>Oktiarina et al. (2025)</w:t>
             </w:r>
           </w:p>
         </w:tc>
@@ -12036,10 +9747,21 @@
                 <w:szCs w:val="18"/>
                 <w:lang w:val="en-PH"/>
               </w:rPr>
-              <w:t xml:space="preserve">An evaluation of teacher acceptance of a school health information system in </w:t>
+              <w:t>An evaluation of teacher acceptance of a school health information system in Serang City</w:t>
             </w:r>
-            <w:proofErr w:type="spellStart"/>
-            <w:r>
+          </w:p>
+        </w:tc>
+        <w:tc>
+          <w:tcPr>
+            <w:tcW w:w="0" w:type="auto"/>
+            <w:hideMark/>
+          </w:tcPr>
+          <w:p>
+            <w:pPr>
+              <w:pStyle w:val="Heading2"/>
+              <w:spacing w:before="0" w:beforeAutospacing="0" w:after="0" w:afterAutospacing="0"/>
+              <w:jc w:val="left"/>
+              <w:cnfStyle w:val="000000100000" w:firstRow="0" w:lastRow="0" w:firstColumn="0" w:lastColumn="0" w:oddVBand="0" w:evenVBand="0" w:oddHBand="1" w:evenHBand="0" w:firstRowFirstColumn="0" w:firstRowLastColumn="0" w:lastRowFirstColumn="0" w:lastRowLastColumn="0"/>
               <w:rPr>
                 <w:b w:val="0"/>
                 <w:bCs w:val="0"/>
@@ -12047,9 +9769,7 @@
                 <w:szCs w:val="18"/>
                 <w:lang w:val="en-PH"/>
               </w:rPr>
-              <w:t>Serang</w:t>
-            </w:r>
-            <w:proofErr w:type="spellEnd"/>
+            </w:pPr>
             <w:r>
               <w:rPr>
                 <w:b w:val="0"/>
@@ -12058,7 +9778,7 @@
                 <w:szCs w:val="18"/>
                 <w:lang w:val="en-PH"/>
               </w:rPr>
-              <w:t xml:space="preserve"> City</w:t>
+              <w:t>Journal Article (International Journal of Advanced and Applied Sciences)</w:t>
             </w:r>
           </w:p>
         </w:tc>
@@ -12089,12 +9809,15 @@
                 <w:szCs w:val="18"/>
                 <w:lang w:val="en-PH"/>
               </w:rPr>
-              <w:t>Journal Article (International Journal of Advanced and Applied Sciences)</w:t>
+              <w:t>Demonstrates UAT protocol involving predefined tasks, user documentation, and feedback collection; validates structured UAT approach adopted for LearnLens</w:t>
             </w:r>
           </w:p>
         </w:tc>
-        <w:tc>
-          <w:tcPr>
+      </w:tr>
+      <w:tr>
+        <w:tc>
+          <w:tcPr>
+            <w:cnfStyle w:val="001000000000" w:firstRow="0" w:lastRow="0" w:firstColumn="1" w:lastColumn="0" w:oddVBand="0" w:evenVBand="0" w:oddHBand="0" w:evenHBand="0" w:firstRowFirstColumn="0" w:firstRowLastColumn="0" w:lastRowFirstColumn="0" w:lastRowLastColumn="0"/>
             <w:tcW w:w="0" w:type="auto"/>
             <w:hideMark/>
           </w:tcPr>
@@ -12103,7 +9826,33 @@
               <w:pStyle w:val="Heading2"/>
               <w:spacing w:before="0" w:beforeAutospacing="0" w:after="0" w:afterAutospacing="0"/>
               <w:jc w:val="left"/>
-              <w:cnfStyle w:val="000000100000" w:firstRow="0" w:lastRow="0" w:firstColumn="0" w:lastColumn="0" w:oddVBand="0" w:evenVBand="0" w:oddHBand="1" w:evenHBand="0" w:firstRowFirstColumn="0" w:firstRowLastColumn="0" w:lastRowFirstColumn="0" w:lastRowLastColumn="0"/>
+              <w:rPr>
+                <w:sz w:val="18"/>
+                <w:szCs w:val="18"/>
+                <w:lang w:val="en-PH"/>
+              </w:rPr>
+            </w:pPr>
+            <w:r>
+              <w:rPr>
+                <w:sz w:val="18"/>
+                <w:szCs w:val="18"/>
+                <w:lang w:val="en-PH"/>
+              </w:rPr>
+              <w:t>Ramesh (2024)</w:t>
+            </w:r>
+          </w:p>
+        </w:tc>
+        <w:tc>
+          <w:tcPr>
+            <w:tcW w:w="0" w:type="auto"/>
+            <w:hideMark/>
+          </w:tcPr>
+          <w:p>
+            <w:pPr>
+              <w:pStyle w:val="Heading2"/>
+              <w:spacing w:before="0" w:beforeAutospacing="0" w:after="0" w:afterAutospacing="0"/>
+              <w:jc w:val="left"/>
+              <w:cnfStyle w:val="000000000000" w:firstRow="0" w:lastRow="0" w:firstColumn="0" w:lastColumn="0" w:oddVBand="0" w:evenVBand="0" w:oddHBand="0" w:evenHBand="0" w:firstRowFirstColumn="0" w:firstRowLastColumn="0" w:lastRowFirstColumn="0" w:lastRowLastColumn="0"/>
               <w:rPr>
                 <w:b w:val="0"/>
                 <w:bCs w:val="0"/>
@@ -12120,10 +9869,21 @@
                 <w:szCs w:val="18"/>
                 <w:lang w:val="en-PH"/>
               </w:rPr>
-              <w:t xml:space="preserve">Demonstrates UAT protocol involving predefined tasks, user documentation, and feedback collection; validates structured UAT approach adopted for </w:t>
+              <w:t>The art of user acceptance testing (UAT): A step-by-step approach</w:t>
             </w:r>
-            <w:proofErr w:type="spellStart"/>
-            <w:r>
+          </w:p>
+        </w:tc>
+        <w:tc>
+          <w:tcPr>
+            <w:tcW w:w="0" w:type="auto"/>
+            <w:hideMark/>
+          </w:tcPr>
+          <w:p>
+            <w:pPr>
+              <w:pStyle w:val="Heading2"/>
+              <w:spacing w:before="0" w:beforeAutospacing="0" w:after="0" w:afterAutospacing="0"/>
+              <w:jc w:val="left"/>
+              <w:cnfStyle w:val="000000000000" w:firstRow="0" w:lastRow="0" w:firstColumn="0" w:lastColumn="0" w:oddVBand="0" w:evenVBand="0" w:oddHBand="0" w:evenHBand="0" w:firstRowFirstColumn="0" w:firstRowLastColumn="0" w:lastRowFirstColumn="0" w:lastRowLastColumn="0"/>
               <w:rPr>
                 <w:b w:val="0"/>
                 <w:bCs w:val="0"/>
@@ -12131,37 +9891,16 @@
                 <w:szCs w:val="18"/>
                 <w:lang w:val="en-PH"/>
               </w:rPr>
-              <w:t>LearnLens</w:t>
-            </w:r>
-            <w:proofErr w:type="spellEnd"/>
-          </w:p>
-        </w:tc>
-      </w:tr>
-      <w:tr>
-        <w:tc>
-          <w:tcPr>
-            <w:cnfStyle w:val="001000000000" w:firstRow="0" w:lastRow="0" w:firstColumn="1" w:lastColumn="0" w:oddVBand="0" w:evenVBand="0" w:oddHBand="0" w:evenHBand="0" w:firstRowFirstColumn="0" w:firstRowLastColumn="0" w:lastRowFirstColumn="0" w:lastRowLastColumn="0"/>
-            <w:tcW w:w="0" w:type="auto"/>
-            <w:hideMark/>
-          </w:tcPr>
-          <w:p>
-            <w:pPr>
-              <w:pStyle w:val="Heading2"/>
-              <w:spacing w:before="0" w:beforeAutospacing="0" w:after="0" w:afterAutospacing="0"/>
-              <w:jc w:val="left"/>
-              <w:rPr>
+            </w:pPr>
+            <w:r>
+              <w:rPr>
+                <w:b w:val="0"/>
+                <w:bCs w:val="0"/>
                 <w:sz w:val="18"/>
                 <w:szCs w:val="18"/>
                 <w:lang w:val="en-PH"/>
               </w:rPr>
-            </w:pPr>
-            <w:r>
-              <w:rPr>
-                <w:sz w:val="18"/>
-                <w:szCs w:val="18"/>
-                <w:lang w:val="en-PH"/>
-              </w:rPr>
-              <w:t>Ramesh (2024)</w:t>
+              <w:t>Web Article/Blog (HeadSpin)</w:t>
             </w:r>
           </w:p>
         </w:tc>
@@ -12192,104 +9931,8 @@
                 <w:szCs w:val="18"/>
                 <w:lang w:val="en-PH"/>
               </w:rPr>
-              <w:t>The art of user acceptance testing (UAT): A step-by-step approach</w:t>
+              <w:t>Emphasizes effective UAT requires representative users, acceptance criteria, documentation, and stakeholder approval; guides UAT design for LearnLens</w:t>
             </w:r>
-          </w:p>
-        </w:tc>
-        <w:tc>
-          <w:tcPr>
-            <w:tcW w:w="0" w:type="auto"/>
-            <w:hideMark/>
-          </w:tcPr>
-          <w:p>
-            <w:pPr>
-              <w:pStyle w:val="Heading2"/>
-              <w:spacing w:before="0" w:beforeAutospacing="0" w:after="0" w:afterAutospacing="0"/>
-              <w:jc w:val="left"/>
-              <w:cnfStyle w:val="000000000000" w:firstRow="0" w:lastRow="0" w:firstColumn="0" w:lastColumn="0" w:oddVBand="0" w:evenVBand="0" w:oddHBand="0" w:evenHBand="0" w:firstRowFirstColumn="0" w:firstRowLastColumn="0" w:lastRowFirstColumn="0" w:lastRowLastColumn="0"/>
-              <w:rPr>
-                <w:b w:val="0"/>
-                <w:bCs w:val="0"/>
-                <w:sz w:val="18"/>
-                <w:szCs w:val="18"/>
-                <w:lang w:val="en-PH"/>
-              </w:rPr>
-            </w:pPr>
-            <w:r>
-              <w:rPr>
-                <w:b w:val="0"/>
-                <w:bCs w:val="0"/>
-                <w:sz w:val="18"/>
-                <w:szCs w:val="18"/>
-                <w:lang w:val="en-PH"/>
-              </w:rPr>
-              <w:t>Web Article/Blog (</w:t>
-            </w:r>
-            <w:proofErr w:type="spellStart"/>
-            <w:r>
-              <w:rPr>
-                <w:b w:val="0"/>
-                <w:bCs w:val="0"/>
-                <w:sz w:val="18"/>
-                <w:szCs w:val="18"/>
-                <w:lang w:val="en-PH"/>
-              </w:rPr>
-              <w:t>HeadSpin</w:t>
-            </w:r>
-            <w:proofErr w:type="spellEnd"/>
-            <w:r>
-              <w:rPr>
-                <w:b w:val="0"/>
-                <w:bCs w:val="0"/>
-                <w:sz w:val="18"/>
-                <w:szCs w:val="18"/>
-                <w:lang w:val="en-PH"/>
-              </w:rPr>
-              <w:t>)</w:t>
-            </w:r>
-          </w:p>
-        </w:tc>
-        <w:tc>
-          <w:tcPr>
-            <w:tcW w:w="0" w:type="auto"/>
-            <w:hideMark/>
-          </w:tcPr>
-          <w:p>
-            <w:pPr>
-              <w:pStyle w:val="Heading2"/>
-              <w:spacing w:before="0" w:beforeAutospacing="0" w:after="0" w:afterAutospacing="0"/>
-              <w:jc w:val="left"/>
-              <w:cnfStyle w:val="000000000000" w:firstRow="0" w:lastRow="0" w:firstColumn="0" w:lastColumn="0" w:oddVBand="0" w:evenVBand="0" w:oddHBand="0" w:evenHBand="0" w:firstRowFirstColumn="0" w:firstRowLastColumn="0" w:lastRowFirstColumn="0" w:lastRowLastColumn="0"/>
-              <w:rPr>
-                <w:b w:val="0"/>
-                <w:bCs w:val="0"/>
-                <w:sz w:val="18"/>
-                <w:szCs w:val="18"/>
-                <w:lang w:val="en-PH"/>
-              </w:rPr>
-            </w:pPr>
-            <w:r>
-              <w:rPr>
-                <w:b w:val="0"/>
-                <w:bCs w:val="0"/>
-                <w:sz w:val="18"/>
-                <w:szCs w:val="18"/>
-                <w:lang w:val="en-PH"/>
-              </w:rPr>
-              <w:t xml:space="preserve">Emphasizes effective UAT requires representative users, acceptance criteria, documentation, and stakeholder approval; guides UAT design for </w:t>
-            </w:r>
-            <w:proofErr w:type="spellStart"/>
-            <w:r>
-              <w:rPr>
-                <w:b w:val="0"/>
-                <w:bCs w:val="0"/>
-                <w:sz w:val="18"/>
-                <w:szCs w:val="18"/>
-                <w:lang w:val="en-PH"/>
-              </w:rPr>
-              <w:t>LearnLens</w:t>
-            </w:r>
-            <w:proofErr w:type="spellEnd"/>
           </w:p>
         </w:tc>
       </w:tr>
@@ -12320,25 +9963,7 @@
                 <w:szCs w:val="18"/>
                 <w:lang w:val="en-PH"/>
               </w:rPr>
-              <w:t xml:space="preserve">Seneviratne &amp; </w:t>
-            </w:r>
-            <w:proofErr w:type="spellStart"/>
-            <w:r>
-              <w:rPr>
-                <w:sz w:val="18"/>
-                <w:szCs w:val="18"/>
-                <w:lang w:val="en-PH"/>
-              </w:rPr>
-              <w:t>Manathunga</w:t>
-            </w:r>
-            <w:proofErr w:type="spellEnd"/>
-            <w:r>
-              <w:rPr>
-                <w:sz w:val="18"/>
-                <w:szCs w:val="18"/>
-                <w:lang w:val="en-PH"/>
-              </w:rPr>
-              <w:t xml:space="preserve"> (2025)</w:t>
+              <w:t>Seneviratne &amp; Manathunga (2025)</w:t>
             </w:r>
           </w:p>
         </w:tc>
@@ -12431,10 +10056,50 @@
                 <w:szCs w:val="18"/>
                 <w:lang w:val="en-PH"/>
               </w:rPr>
-              <w:t xml:space="preserve">Confirms reliability of AI scoring with strong correlation to human evaluators; demonstrates dependability of semantic similarity-based scoring; supports </w:t>
+              <w:t>Confirms reliability of AI scoring with strong correlation to human evaluators; demonstrates dependability of semantic similarity-based scoring; supports LearnLens scoring accuracy claims</w:t>
             </w:r>
-            <w:proofErr w:type="spellStart"/>
+          </w:p>
+        </w:tc>
+      </w:tr>
+      <w:tr>
+        <w:tc>
+          <w:tcPr>
+            <w:cnfStyle w:val="001000000000" w:firstRow="0" w:lastRow="0" w:firstColumn="1" w:lastColumn="0" w:oddVBand="0" w:evenVBand="0" w:oddHBand="0" w:evenHBand="0" w:firstRowFirstColumn="0" w:firstRowLastColumn="0" w:lastRowFirstColumn="0" w:lastRowLastColumn="0"/>
+            <w:tcW w:w="0" w:type="auto"/>
+            <w:hideMark/>
+          </w:tcPr>
+          <w:p>
+            <w:pPr>
+              <w:pStyle w:val="Heading2"/>
+              <w:spacing w:before="0" w:beforeAutospacing="0" w:after="0" w:afterAutospacing="0"/>
+              <w:jc w:val="left"/>
+              <w:rPr>
+                <w:sz w:val="18"/>
+                <w:szCs w:val="18"/>
+                <w:lang w:val="en-PH"/>
+              </w:rPr>
+            </w:pPr>
             <w:r>
+              <w:rPr>
+                <w:sz w:val="18"/>
+                <w:szCs w:val="18"/>
+                <w:lang w:val="en-PH"/>
+              </w:rPr>
+              <w:t>Sergeeva et al. (2025)</w:t>
+            </w:r>
+          </w:p>
+        </w:tc>
+        <w:tc>
+          <w:tcPr>
+            <w:tcW w:w="0" w:type="auto"/>
+            <w:hideMark/>
+          </w:tcPr>
+          <w:p>
+            <w:pPr>
+              <w:pStyle w:val="Heading2"/>
+              <w:spacing w:before="0" w:beforeAutospacing="0" w:after="0" w:afterAutospacing="0"/>
+              <w:jc w:val="left"/>
+              <w:cnfStyle w:val="000000000000" w:firstRow="0" w:lastRow="0" w:firstColumn="0" w:lastColumn="0" w:oddVBand="0" w:evenVBand="0" w:oddHBand="0" w:evenHBand="0" w:firstRowFirstColumn="0" w:firstRowLastColumn="0" w:lastRowFirstColumn="0" w:lastRowLastColumn="0"/>
               <w:rPr>
                 <w:b w:val="0"/>
                 <w:bCs w:val="0"/>
@@ -12442,9 +10107,7 @@
                 <w:szCs w:val="18"/>
                 <w:lang w:val="en-PH"/>
               </w:rPr>
-              <w:t>LearnLens</w:t>
-            </w:r>
-            <w:proofErr w:type="spellEnd"/>
+            </w:pPr>
             <w:r>
               <w:rPr>
                 <w:b w:val="0"/>
@@ -12453,36 +10116,7 @@
                 <w:szCs w:val="18"/>
                 <w:lang w:val="en-PH"/>
               </w:rPr>
-              <w:t xml:space="preserve"> scoring accuracy claims</w:t>
-            </w:r>
-          </w:p>
-        </w:tc>
-      </w:tr>
-      <w:tr>
-        <w:tc>
-          <w:tcPr>
-            <w:cnfStyle w:val="001000000000" w:firstRow="0" w:lastRow="0" w:firstColumn="1" w:lastColumn="0" w:oddVBand="0" w:evenVBand="0" w:oddHBand="0" w:evenHBand="0" w:firstRowFirstColumn="0" w:firstRowLastColumn="0" w:lastRowFirstColumn="0" w:lastRowLastColumn="0"/>
-            <w:tcW w:w="0" w:type="auto"/>
-            <w:hideMark/>
-          </w:tcPr>
-          <w:p>
-            <w:pPr>
-              <w:pStyle w:val="Heading2"/>
-              <w:spacing w:before="0" w:beforeAutospacing="0" w:after="0" w:afterAutospacing="0"/>
-              <w:jc w:val="left"/>
-              <w:rPr>
-                <w:sz w:val="18"/>
-                <w:szCs w:val="18"/>
-                <w:lang w:val="en-PH"/>
-              </w:rPr>
-            </w:pPr>
-            <w:r>
-              <w:rPr>
-                <w:sz w:val="18"/>
-                <w:szCs w:val="18"/>
-                <w:lang w:val="en-PH"/>
-              </w:rPr>
-              <w:t>Sergeeva et al. (2025)</w:t>
+              <w:t>A meta-analysis of the effectiveness of mobile supported collaborative learning</w:t>
             </w:r>
           </w:p>
         </w:tc>
@@ -12513,7 +10147,7 @@
                 <w:szCs w:val="18"/>
                 <w:lang w:val="en-PH"/>
               </w:rPr>
-              <w:t>A meta-analysis of the effectiveness of mobile supported collaborative learning</w:t>
+              <w:t>Journal Article (Online Journal of Communication and Media Technologies)</w:t>
             </w:r>
           </w:p>
         </w:tc>
@@ -12544,51 +10178,8 @@
                 <w:szCs w:val="18"/>
                 <w:lang w:val="en-PH"/>
               </w:rPr>
-              <w:t>Journal Article (Online Journal of Communication and Media Technologies)</w:t>
+              <w:t>Provides meta-analytic evidence for mobile-supported learning effectiveness; supports mobile platform approach of LearnLens</w:t>
             </w:r>
-          </w:p>
-        </w:tc>
-        <w:tc>
-          <w:tcPr>
-            <w:tcW w:w="0" w:type="auto"/>
-            <w:hideMark/>
-          </w:tcPr>
-          <w:p>
-            <w:pPr>
-              <w:pStyle w:val="Heading2"/>
-              <w:spacing w:before="0" w:beforeAutospacing="0" w:after="0" w:afterAutospacing="0"/>
-              <w:jc w:val="left"/>
-              <w:cnfStyle w:val="000000000000" w:firstRow="0" w:lastRow="0" w:firstColumn="0" w:lastColumn="0" w:oddVBand="0" w:evenVBand="0" w:oddHBand="0" w:evenHBand="0" w:firstRowFirstColumn="0" w:firstRowLastColumn="0" w:lastRowFirstColumn="0" w:lastRowLastColumn="0"/>
-              <w:rPr>
-                <w:b w:val="0"/>
-                <w:bCs w:val="0"/>
-                <w:sz w:val="18"/>
-                <w:szCs w:val="18"/>
-                <w:lang w:val="en-PH"/>
-              </w:rPr>
-            </w:pPr>
-            <w:r>
-              <w:rPr>
-                <w:b w:val="0"/>
-                <w:bCs w:val="0"/>
-                <w:sz w:val="18"/>
-                <w:szCs w:val="18"/>
-                <w:lang w:val="en-PH"/>
-              </w:rPr>
-              <w:t xml:space="preserve">Provides meta-analytic evidence for mobile-supported learning effectiveness; supports mobile platform approach of </w:t>
-            </w:r>
-            <w:proofErr w:type="spellStart"/>
-            <w:r>
-              <w:rPr>
-                <w:b w:val="0"/>
-                <w:bCs w:val="0"/>
-                <w:sz w:val="18"/>
-                <w:szCs w:val="18"/>
-                <w:lang w:val="en-PH"/>
-              </w:rPr>
-              <w:t>LearnLens</w:t>
-            </w:r>
-            <w:proofErr w:type="spellEnd"/>
           </w:p>
         </w:tc>
       </w:tr>
@@ -12764,7 +10355,6 @@
                 <w:lang w:val="en-PH"/>
               </w:rPr>
             </w:pPr>
-            <w:proofErr w:type="spellStart"/>
             <w:r>
               <w:rPr>
                 <w:b w:val="0"/>
@@ -12773,10 +10363,21 @@
                 <w:szCs w:val="18"/>
                 <w:lang w:val="en-PH"/>
               </w:rPr>
-              <w:t>AIvaluate</w:t>
+              <w:t>AIvaluate: A multi-agent framework for automated answer script evaluation using large language models and semantic vector indexing</w:t>
             </w:r>
-            <w:proofErr w:type="spellEnd"/>
-            <w:r>
+          </w:p>
+        </w:tc>
+        <w:tc>
+          <w:tcPr>
+            <w:tcW w:w="0" w:type="auto"/>
+            <w:hideMark/>
+          </w:tcPr>
+          <w:p>
+            <w:pPr>
+              <w:pStyle w:val="Heading2"/>
+              <w:spacing w:before="0" w:beforeAutospacing="0" w:after="0" w:afterAutospacing="0"/>
+              <w:jc w:val="left"/>
+              <w:cnfStyle w:val="000000000000" w:firstRow="0" w:lastRow="0" w:firstColumn="0" w:lastColumn="0" w:oddVBand="0" w:evenVBand="0" w:oddHBand="0" w:evenHBand="0" w:firstRowFirstColumn="0" w:firstRowLastColumn="0" w:lastRowFirstColumn="0" w:lastRowLastColumn="0"/>
               <w:rPr>
                 <w:b w:val="0"/>
                 <w:bCs w:val="0"/>
@@ -12784,7 +10385,16 @@
                 <w:szCs w:val="18"/>
                 <w:lang w:val="en-PH"/>
               </w:rPr>
-              <w:t>: A multi-agent framework for automated answer script evaluation using large language models and semantic vector indexing</w:t>
+            </w:pPr>
+            <w:r>
+              <w:rPr>
+                <w:b w:val="0"/>
+                <w:bCs w:val="0"/>
+                <w:sz w:val="18"/>
+                <w:szCs w:val="18"/>
+                <w:lang w:val="en-PH"/>
+              </w:rPr>
+              <w:t>Conference Paper (IEEE Xplore)</w:t>
             </w:r>
           </w:p>
         </w:tc>
@@ -12815,51 +10425,8 @@
                 <w:szCs w:val="18"/>
                 <w:lang w:val="en-PH"/>
               </w:rPr>
-              <w:t>Conference Paper (IEEE Xplore)</w:t>
+              <w:t>Presents framework applying large language models and semantic vector indexing for answer script evaluation; reports reduced instructor workloads and stress; informs advanced AI capabilities for LearnLens</w:t>
             </w:r>
-          </w:p>
-        </w:tc>
-        <w:tc>
-          <w:tcPr>
-            <w:tcW w:w="0" w:type="auto"/>
-            <w:hideMark/>
-          </w:tcPr>
-          <w:p>
-            <w:pPr>
-              <w:pStyle w:val="Heading2"/>
-              <w:spacing w:before="0" w:beforeAutospacing="0" w:after="0" w:afterAutospacing="0"/>
-              <w:jc w:val="left"/>
-              <w:cnfStyle w:val="000000000000" w:firstRow="0" w:lastRow="0" w:firstColumn="0" w:lastColumn="0" w:oddVBand="0" w:evenVBand="0" w:oddHBand="0" w:evenHBand="0" w:firstRowFirstColumn="0" w:firstRowLastColumn="0" w:lastRowFirstColumn="0" w:lastRowLastColumn="0"/>
-              <w:rPr>
-                <w:b w:val="0"/>
-                <w:bCs w:val="0"/>
-                <w:sz w:val="18"/>
-                <w:szCs w:val="18"/>
-                <w:lang w:val="en-PH"/>
-              </w:rPr>
-            </w:pPr>
-            <w:r>
-              <w:rPr>
-                <w:b w:val="0"/>
-                <w:bCs w:val="0"/>
-                <w:sz w:val="18"/>
-                <w:szCs w:val="18"/>
-                <w:lang w:val="en-PH"/>
-              </w:rPr>
-              <w:t xml:space="preserve">Presents framework applying large language models and semantic vector indexing for answer script evaluation; reports reduced instructor workloads and stress; informs advanced AI capabilities for </w:t>
-            </w:r>
-            <w:proofErr w:type="spellStart"/>
-            <w:r>
-              <w:rPr>
-                <w:b w:val="0"/>
-                <w:bCs w:val="0"/>
-                <w:sz w:val="18"/>
-                <w:szCs w:val="18"/>
-                <w:lang w:val="en-PH"/>
-              </w:rPr>
-              <w:t>LearnLens</w:t>
-            </w:r>
-            <w:proofErr w:type="spellEnd"/>
           </w:p>
         </w:tc>
       </w:tr>
@@ -13106,20 +10673,8 @@
                 <w:szCs w:val="18"/>
                 <w:lang w:val="en-PH"/>
               </w:rPr>
-              <w:t xml:space="preserve">Describes PostgreSQL as robust, SQL-compliant, extensible RDBMS; supports database selection for </w:t>
+              <w:t>Describes PostgreSQL as robust, SQL-compliant, extensible RDBMS; supports database selection for LearnLens</w:t>
             </w:r>
-            <w:proofErr w:type="spellStart"/>
-            <w:r>
-              <w:rPr>
-                <w:b w:val="0"/>
-                <w:bCs w:val="0"/>
-                <w:sz w:val="18"/>
-                <w:szCs w:val="18"/>
-                <w:lang w:val="en-PH"/>
-              </w:rPr>
-              <w:t>LearnLens</w:t>
-            </w:r>
-            <w:proofErr w:type="spellEnd"/>
           </w:p>
         </w:tc>
       </w:tr>
@@ -13243,20 +10798,8 @@
                 <w:szCs w:val="18"/>
                 <w:lang w:val="en-PH"/>
               </w:rPr>
-              <w:t xml:space="preserve">Describes React as JavaScript library with component-based architecture for efficient rendering; informs frontend technology selection for </w:t>
+              <w:t>Describes React as JavaScript library with component-based architecture for efficient rendering; informs frontend technology selection for LearnLens</w:t>
             </w:r>
-            <w:proofErr w:type="spellStart"/>
-            <w:r>
-              <w:rPr>
-                <w:b w:val="0"/>
-                <w:bCs w:val="0"/>
-                <w:sz w:val="18"/>
-                <w:szCs w:val="18"/>
-                <w:lang w:val="en-PH"/>
-              </w:rPr>
-              <w:t>LearnLens</w:t>
-            </w:r>
-            <w:proofErr w:type="spellEnd"/>
           </w:p>
         </w:tc>
       </w:tr>
@@ -13634,27 +11177,7 @@
           <w:szCs w:val="20"/>
           <w:lang w:val="en-PH"/>
         </w:rPr>
-        <w:t xml:space="preserve">The goal of this research is to collect detailed information regarding existing manual grading practices, the difficulties faculty members face, and the features they would find most valuable in an automated test evaluation system. Your answers will directly shape the design and development of </w:t>
-      </w:r>
-      <w:proofErr w:type="spellStart"/>
-      <w:r>
-        <w:rPr>
-          <w:rFonts w:ascii="Times New Roman" w:eastAsia="Times New Roman" w:hAnsi="Times New Roman" w:cs="Times New Roman"/>
-          <w:sz w:val="20"/>
-          <w:szCs w:val="20"/>
-          <w:lang w:val="en-PH"/>
-        </w:rPr>
-        <w:t>LearnLens</w:t>
-      </w:r>
-      <w:proofErr w:type="spellEnd"/>
-      <w:r>
-        <w:rPr>
-          <w:rFonts w:ascii="Times New Roman" w:eastAsia="Times New Roman" w:hAnsi="Times New Roman" w:cs="Times New Roman"/>
-          <w:sz w:val="20"/>
-          <w:szCs w:val="20"/>
-          <w:lang w:val="en-PH"/>
-        </w:rPr>
-        <w:t>: A Web-Based Mobile Platform for Automated Test Evaluation for the Tertiary Education Department at De La Salle Araneta University</w:t>
+        <w:t>The goal of this research is to collect detailed information regarding existing manual grading practices, the difficulties faculty members face, and the features they would find most valuable in an automated test evaluation system. Your answers will directly shape the design and development of LearnLens: A Web-Based Mobile Platform for Automated Test Evaluation for the Tertiary Education Department at De La Salle Araneta University</w:t>
       </w:r>
       <w:r>
         <w:rPr>
@@ -14296,10 +11819,22 @@
           <w:szCs w:val="20"/>
           <w:lang w:val="en-PH"/>
         </w:rPr>
-        <w:t xml:space="preserve">Mark Vincent M. </w:t>
-      </w:r>
-      <w:proofErr w:type="gramStart"/>
-      <w:r>
+        <w:t xml:space="preserve">Mark Vincent M. Cristobal  </w:t>
+      </w:r>
+      <w:r>
+        <w:rPr>
+          <w:rFonts w:ascii="Times New Roman" w:eastAsia="Times New Roman" w:hAnsi="Times New Roman" w:cs="Times New Roman"/>
+          <w:sz w:val="20"/>
+          <w:szCs w:val="20"/>
+          <w:lang w:val="en-PH"/>
+        </w:rPr>
+        <w:t>—  Email/Phone: ___________________________</w:t>
+      </w:r>
+    </w:p>
+    <w:p>
+      <w:pPr>
+        <w:spacing w:line="240" w:lineRule="auto"/>
+        <w:ind w:left="720" w:hanging="720"/>
         <w:rPr>
           <w:rFonts w:ascii="Times New Roman" w:eastAsia="Times New Roman" w:hAnsi="Times New Roman" w:cs="Times New Roman"/>
           <w:b/>
@@ -14308,26 +11843,26 @@
           <w:szCs w:val="20"/>
           <w:lang w:val="en-PH"/>
         </w:rPr>
-        <w:t xml:space="preserve">Cristobal  </w:t>
-      </w:r>
-      <w:r>
-        <w:rPr>
-          <w:rFonts w:ascii="Times New Roman" w:eastAsia="Times New Roman" w:hAnsi="Times New Roman" w:cs="Times New Roman"/>
-          <w:sz w:val="20"/>
-          <w:szCs w:val="20"/>
-          <w:lang w:val="en-PH"/>
-        </w:rPr>
-        <w:t>—</w:t>
-      </w:r>
-      <w:proofErr w:type="gramEnd"/>
-      <w:r>
-        <w:rPr>
-          <w:rFonts w:ascii="Times New Roman" w:eastAsia="Times New Roman" w:hAnsi="Times New Roman" w:cs="Times New Roman"/>
-          <w:sz w:val="20"/>
-          <w:szCs w:val="20"/>
-          <w:lang w:val="en-PH"/>
-        </w:rPr>
-        <w:t xml:space="preserve">  Email/Phone: ___________________________</w:t>
+      </w:pPr>
+      <w:r>
+        <w:rPr>
+          <w:rFonts w:ascii="Times New Roman" w:eastAsia="Times New Roman" w:hAnsi="Times New Roman" w:cs="Times New Roman"/>
+          <w:b/>
+          <w:bCs/>
+          <w:sz w:val="20"/>
+          <w:szCs w:val="20"/>
+          <w:lang w:val="en-PH"/>
+        </w:rPr>
+        <w:t xml:space="preserve">Eric Bernard R. Tablizo  </w:t>
+      </w:r>
+      <w:r>
+        <w:rPr>
+          <w:rFonts w:ascii="Times New Roman" w:eastAsia="Times New Roman" w:hAnsi="Times New Roman" w:cs="Times New Roman"/>
+          <w:sz w:val="20"/>
+          <w:szCs w:val="20"/>
+          <w:lang w:val="en-PH"/>
+        </w:rPr>
+        <w:t>—  Email/Phone: ___________________________</w:t>
       </w:r>
     </w:p>
     <w:p>
@@ -14352,94 +11887,16 @@
           <w:szCs w:val="20"/>
           <w:lang w:val="en-PH"/>
         </w:rPr>
-        <w:t xml:space="preserve">Eric Bernard R. </w:t>
-      </w:r>
-      <w:proofErr w:type="gramStart"/>
-      <w:r>
-        <w:rPr>
-          <w:rFonts w:ascii="Times New Roman" w:eastAsia="Times New Roman" w:hAnsi="Times New Roman" w:cs="Times New Roman"/>
-          <w:b/>
-          <w:bCs/>
-          <w:sz w:val="20"/>
-          <w:szCs w:val="20"/>
-          <w:lang w:val="en-PH"/>
-        </w:rPr>
-        <w:t xml:space="preserve">Tablizo  </w:t>
-      </w:r>
-      <w:r>
-        <w:rPr>
-          <w:rFonts w:ascii="Times New Roman" w:eastAsia="Times New Roman" w:hAnsi="Times New Roman" w:cs="Times New Roman"/>
-          <w:sz w:val="20"/>
-          <w:szCs w:val="20"/>
-          <w:lang w:val="en-PH"/>
-        </w:rPr>
-        <w:t>—</w:t>
-      </w:r>
-      <w:proofErr w:type="gramEnd"/>
-      <w:r>
-        <w:rPr>
-          <w:rFonts w:ascii="Times New Roman" w:eastAsia="Times New Roman" w:hAnsi="Times New Roman" w:cs="Times New Roman"/>
-          <w:sz w:val="20"/>
-          <w:szCs w:val="20"/>
-          <w:lang w:val="en-PH"/>
-        </w:rPr>
-        <w:t xml:space="preserve">  Email/Phone: ___________________________</w:t>
-      </w:r>
-    </w:p>
-    <w:p>
-      <w:pPr>
-        <w:spacing w:line="240" w:lineRule="auto"/>
-        <w:ind w:left="720" w:hanging="720"/>
-        <w:rPr>
-          <w:rFonts w:ascii="Times New Roman" w:eastAsia="Times New Roman" w:hAnsi="Times New Roman" w:cs="Times New Roman"/>
-          <w:b/>
-          <w:bCs/>
-          <w:sz w:val="20"/>
-          <w:szCs w:val="20"/>
-          <w:lang w:val="en-PH"/>
-        </w:rPr>
-      </w:pPr>
-      <w:r>
-        <w:rPr>
-          <w:rFonts w:ascii="Times New Roman" w:eastAsia="Times New Roman" w:hAnsi="Times New Roman" w:cs="Times New Roman"/>
-          <w:b/>
-          <w:bCs/>
-          <w:sz w:val="20"/>
-          <w:szCs w:val="20"/>
-          <w:lang w:val="en-PH"/>
-        </w:rPr>
-        <w:t>Thesis Adviser: ______________________</w:t>
-      </w:r>
-      <w:proofErr w:type="gramStart"/>
-      <w:r>
-        <w:rPr>
-          <w:rFonts w:ascii="Times New Roman" w:eastAsia="Times New Roman" w:hAnsi="Times New Roman" w:cs="Times New Roman"/>
-          <w:b/>
-          <w:bCs/>
-          <w:sz w:val="20"/>
-          <w:szCs w:val="20"/>
-          <w:lang w:val="en-PH"/>
-        </w:rPr>
-        <w:t xml:space="preserve">_  </w:t>
-      </w:r>
-      <w:r>
-        <w:rPr>
-          <w:rFonts w:ascii="Times New Roman" w:eastAsia="Times New Roman" w:hAnsi="Times New Roman" w:cs="Times New Roman"/>
-          <w:sz w:val="20"/>
-          <w:szCs w:val="20"/>
-          <w:lang w:val="en-PH"/>
-        </w:rPr>
-        <w:t>—</w:t>
-      </w:r>
-      <w:proofErr w:type="gramEnd"/>
-      <w:r>
-        <w:rPr>
-          <w:rFonts w:ascii="Times New Roman" w:eastAsia="Times New Roman" w:hAnsi="Times New Roman" w:cs="Times New Roman"/>
-          <w:sz w:val="20"/>
-          <w:szCs w:val="20"/>
-          <w:lang w:val="en-PH"/>
-        </w:rPr>
-        <w:t xml:space="preserve">  Email/Phone: ___________________________</w:t>
+        <w:t xml:space="preserve">Thesis Adviser: _______________________  </w:t>
+      </w:r>
+      <w:r>
+        <w:rPr>
+          <w:rFonts w:ascii="Times New Roman" w:eastAsia="Times New Roman" w:hAnsi="Times New Roman" w:cs="Times New Roman"/>
+          <w:sz w:val="20"/>
+          <w:szCs w:val="20"/>
+          <w:lang w:val="en-PH"/>
+        </w:rPr>
+        <w:t>—  Email/Phone: ___________________________</w:t>
       </w:r>
     </w:p>
     <w:p>
@@ -16121,27 +13578,7 @@
           <w:szCs w:val="20"/>
           <w:lang w:val="en-PH"/>
         </w:rPr>
-        <w:t xml:space="preserve">13. Would you be willing to use </w:t>
-      </w:r>
-      <w:proofErr w:type="spellStart"/>
-      <w:r>
-        <w:rPr>
-          <w:rFonts w:ascii="Times New Roman" w:eastAsia="Times New Roman" w:hAnsi="Times New Roman" w:cs="Times New Roman"/>
-          <w:sz w:val="20"/>
-          <w:szCs w:val="20"/>
-          <w:lang w:val="en-PH"/>
-        </w:rPr>
-        <w:t>LearnLens</w:t>
-      </w:r>
-      <w:proofErr w:type="spellEnd"/>
-      <w:r>
-        <w:rPr>
-          <w:rFonts w:ascii="Times New Roman" w:eastAsia="Times New Roman" w:hAnsi="Times New Roman" w:cs="Times New Roman"/>
-          <w:sz w:val="20"/>
-          <w:szCs w:val="20"/>
-          <w:lang w:val="en-PH"/>
-        </w:rPr>
-        <w:t xml:space="preserve"> — an AI-based web platform for automated examination evaluation — in your courses if it were made available at </w:t>
+        <w:t xml:space="preserve">13. Would you be willing to use LearnLens — an AI-based web platform for automated examination evaluation — in your courses if it were made available at </w:t>
       </w:r>
       <w:r>
         <w:rPr>
@@ -16245,27 +13682,7 @@
           <w:szCs w:val="20"/>
           <w:lang w:val="en-PH"/>
         </w:rPr>
-        <w:t xml:space="preserve">14. Is there anything else you would like to share about your examination checking experience or your expectations for </w:t>
-      </w:r>
-      <w:proofErr w:type="spellStart"/>
-      <w:r>
-        <w:rPr>
-          <w:rFonts w:ascii="Times New Roman" w:eastAsia="Times New Roman" w:hAnsi="Times New Roman" w:cs="Times New Roman"/>
-          <w:sz w:val="20"/>
-          <w:szCs w:val="20"/>
-          <w:lang w:val="en-PH"/>
-        </w:rPr>
-        <w:t>LearnLens</w:t>
-      </w:r>
-      <w:proofErr w:type="spellEnd"/>
-      <w:r>
-        <w:rPr>
-          <w:rFonts w:ascii="Times New Roman" w:eastAsia="Times New Roman" w:hAnsi="Times New Roman" w:cs="Times New Roman"/>
-          <w:sz w:val="20"/>
-          <w:szCs w:val="20"/>
-          <w:lang w:val="en-PH"/>
-        </w:rPr>
-        <w:t>?</w:t>
+        <w:t>14. Is there anything else you would like to share about your examination checking experience or your expectations for LearnLens?</w:t>
       </w:r>
     </w:p>
     <w:p>
@@ -16378,27 +13795,7 @@
           <w:szCs w:val="20"/>
           <w:lang w:val="en-PH"/>
         </w:rPr>
-        <w:t xml:space="preserve">. Your responses are greatly valued and will directly contribute to the development of </w:t>
-      </w:r>
-      <w:proofErr w:type="spellStart"/>
-      <w:r>
-        <w:rPr>
-          <w:rFonts w:ascii="Times New Roman" w:eastAsia="Times New Roman" w:hAnsi="Times New Roman" w:cs="Times New Roman"/>
-          <w:sz w:val="20"/>
-          <w:szCs w:val="20"/>
-          <w:lang w:val="en-PH"/>
-        </w:rPr>
-        <w:t>LearnLens</w:t>
-      </w:r>
-      <w:proofErr w:type="spellEnd"/>
-      <w:r>
-        <w:rPr>
-          <w:rFonts w:ascii="Times New Roman" w:eastAsia="Times New Roman" w:hAnsi="Times New Roman" w:cs="Times New Roman"/>
-          <w:sz w:val="20"/>
-          <w:szCs w:val="20"/>
-          <w:lang w:val="en-PH"/>
-        </w:rPr>
-        <w:t>.</w:t>
+        <w:t>. Your responses are greatly valued and will directly contribute to the development of LearnLens.</w:t>
       </w:r>
     </w:p>
     <w:p>
@@ -16677,29 +14074,7 @@
           <w:szCs w:val="20"/>
           <w:lang w:val="en-PH"/>
         </w:rPr>
-        <w:t xml:space="preserve">You are being invited to participate in usability testing of </w:t>
-      </w:r>
-      <w:proofErr w:type="spellStart"/>
-      <w:r>
-        <w:rPr>
-          <w:rFonts w:ascii="Times New Roman" w:eastAsia="Times New Roman" w:hAnsi="Times New Roman" w:cs="Times New Roman"/>
-          <w:bCs/>
-          <w:sz w:val="20"/>
-          <w:szCs w:val="20"/>
-          <w:lang w:val="en-PH"/>
-        </w:rPr>
-        <w:t>LearnLens</w:t>
-      </w:r>
-      <w:proofErr w:type="spellEnd"/>
-      <w:r>
-        <w:rPr>
-          <w:rFonts w:ascii="Times New Roman" w:eastAsia="Times New Roman" w:hAnsi="Times New Roman" w:cs="Times New Roman"/>
-          <w:bCs/>
-          <w:sz w:val="20"/>
-          <w:szCs w:val="20"/>
-          <w:lang w:val="en-PH"/>
-        </w:rPr>
-        <w:t>. Please read the following information carefully.</w:t>
+        <w:t>You are being invited to participate in usability testing of LearnLens. Please read the following information carefully.</w:t>
       </w:r>
     </w:p>
     <w:p>
@@ -16734,29 +14109,7 @@
           <w:lang w:val="en-PH"/>
         </w:rPr>
         <w:br/>
-        <w:t xml:space="preserve">This phase evaluates the usability of the </w:t>
-      </w:r>
-      <w:proofErr w:type="spellStart"/>
-      <w:r>
-        <w:rPr>
-          <w:rFonts w:ascii="Times New Roman" w:eastAsia="Times New Roman" w:hAnsi="Times New Roman" w:cs="Times New Roman"/>
-          <w:bCs/>
-          <w:sz w:val="20"/>
-          <w:szCs w:val="20"/>
-          <w:lang w:val="en-PH"/>
-        </w:rPr>
-        <w:t>LearnLens</w:t>
-      </w:r>
-      <w:proofErr w:type="spellEnd"/>
-      <w:r>
-        <w:rPr>
-          <w:rFonts w:ascii="Times New Roman" w:eastAsia="Times New Roman" w:hAnsi="Times New Roman" w:cs="Times New Roman"/>
-          <w:bCs/>
-          <w:sz w:val="20"/>
-          <w:szCs w:val="20"/>
-          <w:lang w:val="en-PH"/>
-        </w:rPr>
-        <w:t xml:space="preserve"> platform through direct user testing. Your feedback will help identify usability issues and areas for improvement.</w:t>
+        <w:t>This phase evaluates the usability of the LearnLens platform through direct user testing. Your feedback will help identify usability issues and areas for improvement.</w:t>
       </w:r>
     </w:p>
     <w:p>
@@ -16829,29 +14182,7 @@
           <w:szCs w:val="20"/>
           <w:lang w:val="en-PH"/>
         </w:rPr>
-        <w:t xml:space="preserve">Receive brief training on </w:t>
-      </w:r>
-      <w:proofErr w:type="spellStart"/>
-      <w:r>
-        <w:rPr>
-          <w:rFonts w:ascii="Times New Roman" w:eastAsia="Times New Roman" w:hAnsi="Times New Roman" w:cs="Times New Roman"/>
-          <w:bCs/>
-          <w:sz w:val="20"/>
-          <w:szCs w:val="20"/>
-          <w:lang w:val="en-PH"/>
-        </w:rPr>
-        <w:t>LearnLens</w:t>
-      </w:r>
-      <w:proofErr w:type="spellEnd"/>
-      <w:r>
-        <w:rPr>
-          <w:rFonts w:ascii="Times New Roman" w:eastAsia="Times New Roman" w:hAnsi="Times New Roman" w:cs="Times New Roman"/>
-          <w:bCs/>
-          <w:sz w:val="20"/>
-          <w:szCs w:val="20"/>
-          <w:lang w:val="en-PH"/>
-        </w:rPr>
-        <w:t xml:space="preserve"> (approximately 10 minutes)</w:t>
+        <w:t>Receive brief training on LearnLens (approximately 10 minutes)</w:t>
       </w:r>
     </w:p>
     <w:p>
@@ -17022,28 +14353,7 @@
           <w:lang w:val="en-PH"/>
         </w:rPr>
         <w:br/>
-      </w:r>
-      <w:proofErr w:type="spellStart"/>
-      <w:r>
-        <w:rPr>
-          <w:rFonts w:ascii="Times New Roman" w:eastAsia="Times New Roman" w:hAnsi="Times New Roman" w:cs="Times New Roman"/>
-          <w:bCs/>
-          <w:sz w:val="20"/>
-          <w:szCs w:val="20"/>
-          <w:lang w:val="en-PH"/>
-        </w:rPr>
-        <w:t>Participation</w:t>
-      </w:r>
-      <w:proofErr w:type="spellEnd"/>
-      <w:r>
-        <w:rPr>
-          <w:rFonts w:ascii="Times New Roman" w:eastAsia="Times New Roman" w:hAnsi="Times New Roman" w:cs="Times New Roman"/>
-          <w:bCs/>
-          <w:sz w:val="20"/>
-          <w:szCs w:val="20"/>
-          <w:lang w:val="en-PH"/>
-        </w:rPr>
-        <w:t xml:space="preserve"> is voluntary. You may skip tasks or questions and withdraw at any time without penalty.</w:t>
+        <w:t>Participation is voluntary. You may skip tasks or questions and withdraw at any time without penalty.</w:t>
       </w:r>
     </w:p>
     <w:p>
@@ -17113,29 +14423,7 @@
           <w:lang w:val="en-PH"/>
         </w:rPr>
         <w:br/>
-        <w:t xml:space="preserve">No direct benefit, but your feedback will directly improve </w:t>
-      </w:r>
-      <w:proofErr w:type="spellStart"/>
-      <w:r>
-        <w:rPr>
-          <w:rFonts w:ascii="Times New Roman" w:eastAsia="Times New Roman" w:hAnsi="Times New Roman" w:cs="Times New Roman"/>
-          <w:bCs/>
-          <w:sz w:val="20"/>
-          <w:szCs w:val="20"/>
-          <w:lang w:val="en-PH"/>
-        </w:rPr>
-        <w:t>LearnLens</w:t>
-      </w:r>
-      <w:proofErr w:type="spellEnd"/>
-      <w:r>
-        <w:rPr>
-          <w:rFonts w:ascii="Times New Roman" w:eastAsia="Times New Roman" w:hAnsi="Times New Roman" w:cs="Times New Roman"/>
-          <w:bCs/>
-          <w:sz w:val="20"/>
-          <w:szCs w:val="20"/>
-          <w:lang w:val="en-PH"/>
-        </w:rPr>
-        <w:t xml:space="preserve"> and help ensure it meets faculty needs. You gain early exposure to a tool that may reduce your grading workload.</w:t>
+        <w:t>No direct benefit, but your feedback will directly improve LearnLens and help ensure it meets faculty needs. You gain early exposure to a tool that may reduce your grading workload.</w:t>
       </w:r>
     </w:p>
     <w:p>
@@ -17361,10 +14649,22 @@
           <w:szCs w:val="20"/>
           <w:lang w:val="en-PH"/>
         </w:rPr>
-        <w:t xml:space="preserve">Mark Vincent M. </w:t>
-      </w:r>
-      <w:proofErr w:type="gramStart"/>
-      <w:r>
+        <w:t xml:space="preserve">Mark Vincent M. Cristobal  </w:t>
+      </w:r>
+      <w:r>
+        <w:rPr>
+          <w:rFonts w:ascii="Times New Roman" w:eastAsia="Times New Roman" w:hAnsi="Times New Roman" w:cs="Times New Roman"/>
+          <w:sz w:val="20"/>
+          <w:szCs w:val="20"/>
+          <w:lang w:val="en-PH"/>
+        </w:rPr>
+        <w:t>—  Email/Phone: ___________________________</w:t>
+      </w:r>
+    </w:p>
+    <w:p>
+      <w:pPr>
+        <w:spacing w:line="240" w:lineRule="auto"/>
+        <w:ind w:left="720" w:hanging="720"/>
         <w:rPr>
           <w:rFonts w:ascii="Times New Roman" w:eastAsia="Times New Roman" w:hAnsi="Times New Roman" w:cs="Times New Roman"/>
           <w:b/>
@@ -17373,26 +14673,26 @@
           <w:szCs w:val="20"/>
           <w:lang w:val="en-PH"/>
         </w:rPr>
-        <w:t xml:space="preserve">Cristobal  </w:t>
-      </w:r>
-      <w:r>
-        <w:rPr>
-          <w:rFonts w:ascii="Times New Roman" w:eastAsia="Times New Roman" w:hAnsi="Times New Roman" w:cs="Times New Roman"/>
-          <w:sz w:val="20"/>
-          <w:szCs w:val="20"/>
-          <w:lang w:val="en-PH"/>
-        </w:rPr>
-        <w:t>—</w:t>
-      </w:r>
-      <w:proofErr w:type="gramEnd"/>
-      <w:r>
-        <w:rPr>
-          <w:rFonts w:ascii="Times New Roman" w:eastAsia="Times New Roman" w:hAnsi="Times New Roman" w:cs="Times New Roman"/>
-          <w:sz w:val="20"/>
-          <w:szCs w:val="20"/>
-          <w:lang w:val="en-PH"/>
-        </w:rPr>
-        <w:t xml:space="preserve">  Email/Phone: ___________________________</w:t>
+      </w:pPr>
+      <w:r>
+        <w:rPr>
+          <w:rFonts w:ascii="Times New Roman" w:eastAsia="Times New Roman" w:hAnsi="Times New Roman" w:cs="Times New Roman"/>
+          <w:b/>
+          <w:bCs/>
+          <w:sz w:val="20"/>
+          <w:szCs w:val="20"/>
+          <w:lang w:val="en-PH"/>
+        </w:rPr>
+        <w:t xml:space="preserve">Eric Bernard R. Tablizo  </w:t>
+      </w:r>
+      <w:r>
+        <w:rPr>
+          <w:rFonts w:ascii="Times New Roman" w:eastAsia="Times New Roman" w:hAnsi="Times New Roman" w:cs="Times New Roman"/>
+          <w:sz w:val="20"/>
+          <w:szCs w:val="20"/>
+          <w:lang w:val="en-PH"/>
+        </w:rPr>
+        <w:t>—  Email/Phone: ___________________________</w:t>
       </w:r>
     </w:p>
     <w:p>
@@ -17417,94 +14717,16 @@
           <w:szCs w:val="20"/>
           <w:lang w:val="en-PH"/>
         </w:rPr>
-        <w:t xml:space="preserve">Eric Bernard R. </w:t>
-      </w:r>
-      <w:proofErr w:type="gramStart"/>
-      <w:r>
-        <w:rPr>
-          <w:rFonts w:ascii="Times New Roman" w:eastAsia="Times New Roman" w:hAnsi="Times New Roman" w:cs="Times New Roman"/>
-          <w:b/>
-          <w:bCs/>
-          <w:sz w:val="20"/>
-          <w:szCs w:val="20"/>
-          <w:lang w:val="en-PH"/>
-        </w:rPr>
-        <w:t xml:space="preserve">Tablizo  </w:t>
-      </w:r>
-      <w:r>
-        <w:rPr>
-          <w:rFonts w:ascii="Times New Roman" w:eastAsia="Times New Roman" w:hAnsi="Times New Roman" w:cs="Times New Roman"/>
-          <w:sz w:val="20"/>
-          <w:szCs w:val="20"/>
-          <w:lang w:val="en-PH"/>
-        </w:rPr>
-        <w:t>—</w:t>
-      </w:r>
-      <w:proofErr w:type="gramEnd"/>
-      <w:r>
-        <w:rPr>
-          <w:rFonts w:ascii="Times New Roman" w:eastAsia="Times New Roman" w:hAnsi="Times New Roman" w:cs="Times New Roman"/>
-          <w:sz w:val="20"/>
-          <w:szCs w:val="20"/>
-          <w:lang w:val="en-PH"/>
-        </w:rPr>
-        <w:t xml:space="preserve">  Email/Phone: ___________________________</w:t>
-      </w:r>
-    </w:p>
-    <w:p>
-      <w:pPr>
-        <w:spacing w:line="240" w:lineRule="auto"/>
-        <w:ind w:left="720" w:hanging="720"/>
-        <w:rPr>
-          <w:rFonts w:ascii="Times New Roman" w:eastAsia="Times New Roman" w:hAnsi="Times New Roman" w:cs="Times New Roman"/>
-          <w:b/>
-          <w:bCs/>
-          <w:sz w:val="20"/>
-          <w:szCs w:val="20"/>
-          <w:lang w:val="en-PH"/>
-        </w:rPr>
-      </w:pPr>
-      <w:r>
-        <w:rPr>
-          <w:rFonts w:ascii="Times New Roman" w:eastAsia="Times New Roman" w:hAnsi="Times New Roman" w:cs="Times New Roman"/>
-          <w:b/>
-          <w:bCs/>
-          <w:sz w:val="20"/>
-          <w:szCs w:val="20"/>
-          <w:lang w:val="en-PH"/>
-        </w:rPr>
-        <w:t>Thesis Adviser: ______________________</w:t>
-      </w:r>
-      <w:proofErr w:type="gramStart"/>
-      <w:r>
-        <w:rPr>
-          <w:rFonts w:ascii="Times New Roman" w:eastAsia="Times New Roman" w:hAnsi="Times New Roman" w:cs="Times New Roman"/>
-          <w:b/>
-          <w:bCs/>
-          <w:sz w:val="20"/>
-          <w:szCs w:val="20"/>
-          <w:lang w:val="en-PH"/>
-        </w:rPr>
-        <w:t xml:space="preserve">_  </w:t>
-      </w:r>
-      <w:r>
-        <w:rPr>
-          <w:rFonts w:ascii="Times New Roman" w:eastAsia="Times New Roman" w:hAnsi="Times New Roman" w:cs="Times New Roman"/>
-          <w:sz w:val="20"/>
-          <w:szCs w:val="20"/>
-          <w:lang w:val="en-PH"/>
-        </w:rPr>
-        <w:t>—</w:t>
-      </w:r>
-      <w:proofErr w:type="gramEnd"/>
-      <w:r>
-        <w:rPr>
-          <w:rFonts w:ascii="Times New Roman" w:eastAsia="Times New Roman" w:hAnsi="Times New Roman" w:cs="Times New Roman"/>
-          <w:sz w:val="20"/>
-          <w:szCs w:val="20"/>
-          <w:lang w:val="en-PH"/>
-        </w:rPr>
-        <w:t xml:space="preserve">  Email/Phone: ___________________________</w:t>
+        <w:t xml:space="preserve">Thesis Adviser: _______________________  </w:t>
+      </w:r>
+      <w:r>
+        <w:rPr>
+          <w:rFonts w:ascii="Times New Roman" w:eastAsia="Times New Roman" w:hAnsi="Times New Roman" w:cs="Times New Roman"/>
+          <w:sz w:val="20"/>
+          <w:szCs w:val="20"/>
+          <w:lang w:val="en-PH"/>
+        </w:rPr>
+        <w:t>—  Email/Phone: ___________________________</w:t>
       </w:r>
     </w:p>
     <w:p>
@@ -18112,27 +15334,7 @@
           <w:szCs w:val="20"/>
           <w:lang w:val="en-PH"/>
         </w:rPr>
-        <w:t xml:space="preserve">Please answer each statement below based on your experience using the </w:t>
-      </w:r>
-      <w:proofErr w:type="spellStart"/>
-      <w:r>
-        <w:rPr>
-          <w:rFonts w:ascii="Times New Roman" w:eastAsia="Times New Roman" w:hAnsi="Times New Roman" w:cs="Times New Roman"/>
-          <w:sz w:val="20"/>
-          <w:szCs w:val="20"/>
-          <w:lang w:val="en-PH"/>
-        </w:rPr>
-        <w:t>LearnLens</w:t>
-      </w:r>
-      <w:proofErr w:type="spellEnd"/>
-      <w:r>
-        <w:rPr>
-          <w:rFonts w:ascii="Times New Roman" w:eastAsia="Times New Roman" w:hAnsi="Times New Roman" w:cs="Times New Roman"/>
-          <w:sz w:val="20"/>
-          <w:szCs w:val="20"/>
-          <w:lang w:val="en-PH"/>
-        </w:rPr>
-        <w:t xml:space="preserve"> platform. Place a check mark (</w:t>
+        <w:t>Please answer each statement below based on your experience using the LearnLens platform. Place a check mark (</w:t>
       </w:r>
       <w:r>
         <w:rPr>
@@ -23285,27 +20487,7 @@
           <w:szCs w:val="20"/>
           <w:lang w:val="en-PH"/>
         </w:rPr>
-        <w:t xml:space="preserve">De La Salle Araneta University, </w:t>
-      </w:r>
-      <w:proofErr w:type="spellStart"/>
-      <w:r>
-        <w:rPr>
-          <w:rFonts w:ascii="Times New Roman" w:eastAsia="Times New Roman" w:hAnsi="Times New Roman" w:cs="Times New Roman"/>
-          <w:sz w:val="20"/>
-          <w:szCs w:val="20"/>
-          <w:lang w:val="en-PH"/>
-        </w:rPr>
-        <w:t>Victoneta</w:t>
-      </w:r>
-      <w:proofErr w:type="spellEnd"/>
-      <w:r>
-        <w:rPr>
-          <w:rFonts w:ascii="Times New Roman" w:eastAsia="Times New Roman" w:hAnsi="Times New Roman" w:cs="Times New Roman"/>
-          <w:sz w:val="20"/>
-          <w:szCs w:val="20"/>
-          <w:lang w:val="en-PH"/>
-        </w:rPr>
-        <w:t xml:space="preserve"> Ave., Malabon City, Metro Manila</w:t>
+        <w:t>De La Salle Araneta University, Victoneta Ave., Malabon City, Metro Manila</w:t>
       </w:r>
     </w:p>
     <w:p>
@@ -23379,27 +20561,7 @@
           <w:szCs w:val="20"/>
           <w:lang w:val="en-PH"/>
         </w:rPr>
-        <w:t xml:space="preserve">Group: Instructors from the Computer Science and Psychology Departments who have completed the Requirements Gathering Phase and are willing to evaluate the </w:t>
-      </w:r>
-      <w:proofErr w:type="spellStart"/>
-      <w:r>
-        <w:rPr>
-          <w:rFonts w:ascii="Times New Roman" w:eastAsia="Times New Roman" w:hAnsi="Times New Roman" w:cs="Times New Roman"/>
-          <w:sz w:val="20"/>
-          <w:szCs w:val="20"/>
-          <w:lang w:val="en-PH"/>
-        </w:rPr>
-        <w:t>LearnLens</w:t>
-      </w:r>
-      <w:proofErr w:type="spellEnd"/>
-      <w:r>
-        <w:rPr>
-          <w:rFonts w:ascii="Times New Roman" w:eastAsia="Times New Roman" w:hAnsi="Times New Roman" w:cs="Times New Roman"/>
-          <w:sz w:val="20"/>
-          <w:szCs w:val="20"/>
-          <w:lang w:val="en-PH"/>
-        </w:rPr>
-        <w:t xml:space="preserve"> prototype</w:t>
+        <w:t>Group: Instructors from the Computer Science and Psychology Departments who have completed the Requirements Gathering Phase and are willing to evaluate the LearnLens prototype</w:t>
       </w:r>
     </w:p>
     <w:p>
@@ -23420,47 +20582,7 @@
           <w:szCs w:val="20"/>
           <w:lang w:val="en-PH"/>
         </w:rPr>
-        <w:t xml:space="preserve">You are being invited to participate in the User Acceptance Testing (UAT) phase of the </w:t>
-      </w:r>
-      <w:proofErr w:type="spellStart"/>
-      <w:r>
-        <w:rPr>
-          <w:rFonts w:ascii="Times New Roman" w:eastAsia="Times New Roman" w:hAnsi="Times New Roman" w:cs="Times New Roman"/>
-          <w:sz w:val="20"/>
-          <w:szCs w:val="20"/>
-          <w:lang w:val="en-PH"/>
-        </w:rPr>
-        <w:t>LearnLens</w:t>
-      </w:r>
-      <w:proofErr w:type="spellEnd"/>
-      <w:r>
-        <w:rPr>
-          <w:rFonts w:ascii="Times New Roman" w:eastAsia="Times New Roman" w:hAnsi="Times New Roman" w:cs="Times New Roman"/>
-          <w:sz w:val="20"/>
-          <w:szCs w:val="20"/>
-          <w:lang w:val="en-PH"/>
-        </w:rPr>
-        <w:t xml:space="preserve"> research study. This phase validates whether the </w:t>
-      </w:r>
-      <w:proofErr w:type="spellStart"/>
-      <w:r>
-        <w:rPr>
-          <w:rFonts w:ascii="Times New Roman" w:eastAsia="Times New Roman" w:hAnsi="Times New Roman" w:cs="Times New Roman"/>
-          <w:sz w:val="20"/>
-          <w:szCs w:val="20"/>
-          <w:lang w:val="en-PH"/>
-        </w:rPr>
-        <w:t>LearnLens</w:t>
-      </w:r>
-      <w:proofErr w:type="spellEnd"/>
-      <w:r>
-        <w:rPr>
-          <w:rFonts w:ascii="Times New Roman" w:eastAsia="Times New Roman" w:hAnsi="Times New Roman" w:cs="Times New Roman"/>
-          <w:sz w:val="20"/>
-          <w:szCs w:val="20"/>
-          <w:lang w:val="en-PH"/>
-        </w:rPr>
-        <w:t xml:space="preserve"> platform meets your expectations and functions correctly in realistic teaching scenarios. Before you decide to participate, it is important that you understand why this testing is conducted and what your participation will involve. Please read the following information carefully. You may ask questions at any time.</w:t>
+        <w:t>You are being invited to participate in the User Acceptance Testing (UAT) phase of the LearnLens research study. This phase validates whether the LearnLens platform meets your expectations and functions correctly in realistic teaching scenarios. Before you decide to participate, it is important that you understand why this testing is conducted and what your participation will involve. Please read the following information carefully. You may ask questions at any time.</w:t>
       </w:r>
     </w:p>
     <w:p>
@@ -23525,27 +20647,7 @@
           <w:szCs w:val="20"/>
           <w:lang w:val="en-PH"/>
         </w:rPr>
-        <w:t xml:space="preserve">1.  Verify that the </w:t>
-      </w:r>
-      <w:proofErr w:type="spellStart"/>
-      <w:r>
-        <w:rPr>
-          <w:rFonts w:ascii="Times New Roman" w:eastAsia="Times New Roman" w:hAnsi="Times New Roman" w:cs="Times New Roman"/>
-          <w:sz w:val="20"/>
-          <w:szCs w:val="20"/>
-          <w:lang w:val="en-PH"/>
-        </w:rPr>
-        <w:t>LearnLens</w:t>
-      </w:r>
-      <w:proofErr w:type="spellEnd"/>
-      <w:r>
-        <w:rPr>
-          <w:rFonts w:ascii="Times New Roman" w:eastAsia="Times New Roman" w:hAnsi="Times New Roman" w:cs="Times New Roman"/>
-          <w:sz w:val="20"/>
-          <w:szCs w:val="20"/>
-          <w:lang w:val="en-PH"/>
-        </w:rPr>
-        <w:t xml:space="preserve"> system performs its intended functions accurately and reliably.</w:t>
+        <w:t>1.  Verify that the LearnLens system performs its intended functions accurately and reliably.</w:t>
       </w:r>
     </w:p>
     <w:p>
@@ -23691,27 +20793,7 @@
           <w:szCs w:val="20"/>
           <w:lang w:val="en-PH"/>
         </w:rPr>
-        <w:t xml:space="preserve">1.  Attend a brief orientation session (approximately 10–15 minutes) where the researchers will demonstrate the </w:t>
-      </w:r>
-      <w:proofErr w:type="spellStart"/>
-      <w:r>
-        <w:rPr>
-          <w:rFonts w:ascii="Times New Roman" w:eastAsia="Times New Roman" w:hAnsi="Times New Roman" w:cs="Times New Roman"/>
-          <w:sz w:val="20"/>
-          <w:szCs w:val="20"/>
-          <w:lang w:val="en-PH"/>
-        </w:rPr>
-        <w:t>LearnLens</w:t>
-      </w:r>
-      <w:proofErr w:type="spellEnd"/>
-      <w:r>
-        <w:rPr>
-          <w:rFonts w:ascii="Times New Roman" w:eastAsia="Times New Roman" w:hAnsi="Times New Roman" w:cs="Times New Roman"/>
-          <w:sz w:val="20"/>
-          <w:szCs w:val="20"/>
-          <w:lang w:val="en-PH"/>
-        </w:rPr>
-        <w:t xml:space="preserve"> platform, explain the test scenarios, and provide a quick-start guide.</w:t>
+        <w:t>1.  Attend a brief orientation session (approximately 10–15 minutes) where the researchers will demonstrate the LearnLens platform, explain the test scenarios, and provide a quick-start guide.</w:t>
       </w:r>
     </w:p>
     <w:p>
@@ -23732,27 +20814,7 @@
           <w:szCs w:val="20"/>
           <w:lang w:val="en-PH"/>
         </w:rPr>
-        <w:t xml:space="preserve">2.  Perform a set of structured UAT test scenarios using the </w:t>
-      </w:r>
-      <w:proofErr w:type="spellStart"/>
-      <w:r>
-        <w:rPr>
-          <w:rFonts w:ascii="Times New Roman" w:eastAsia="Times New Roman" w:hAnsi="Times New Roman" w:cs="Times New Roman"/>
-          <w:sz w:val="20"/>
-          <w:szCs w:val="20"/>
-          <w:lang w:val="en-PH"/>
-        </w:rPr>
-        <w:t>LearnLens</w:t>
-      </w:r>
-      <w:proofErr w:type="spellEnd"/>
-      <w:r>
-        <w:rPr>
-          <w:rFonts w:ascii="Times New Roman" w:eastAsia="Times New Roman" w:hAnsi="Times New Roman" w:cs="Times New Roman"/>
-          <w:sz w:val="20"/>
-          <w:szCs w:val="20"/>
-          <w:lang w:val="en-PH"/>
-        </w:rPr>
-        <w:t xml:space="preserve"> platform. These scenarios are documented in the UAT Test Case template in this appendix and include typical grading tasks </w:t>
+        <w:t xml:space="preserve">2.  Perform a set of structured UAT test scenarios using the LearnLens platform. These scenarios are documented in the UAT Test Case template in this appendix and include typical grading tasks </w:t>
       </w:r>
       <w:r>
         <w:rPr>
@@ -24050,27 +21112,7 @@
           <w:szCs w:val="20"/>
           <w:lang w:val="en-PH"/>
         </w:rPr>
-        <w:t xml:space="preserve">There are no foreseeable physical, psychological, social, or legal risks associated with this UAT phase. The only potential inconvenience is the time required to test the system. You may experience mild frustration if the system does not perform as expected; this is valuable feedback and will be used to improve </w:t>
-      </w:r>
-      <w:proofErr w:type="spellStart"/>
-      <w:r>
-        <w:rPr>
-          <w:rFonts w:ascii="Times New Roman" w:eastAsia="Times New Roman" w:hAnsi="Times New Roman" w:cs="Times New Roman"/>
-          <w:sz w:val="20"/>
-          <w:szCs w:val="20"/>
-          <w:lang w:val="en-PH"/>
-        </w:rPr>
-        <w:t>LearnLens</w:t>
-      </w:r>
-      <w:proofErr w:type="spellEnd"/>
-      <w:r>
-        <w:rPr>
-          <w:rFonts w:ascii="Times New Roman" w:eastAsia="Times New Roman" w:hAnsi="Times New Roman" w:cs="Times New Roman"/>
-          <w:sz w:val="20"/>
-          <w:szCs w:val="20"/>
-          <w:lang w:val="en-PH"/>
-        </w:rPr>
-        <w:t>. The testing evaluates the system, not your technical ability or teaching performance. All data you generate during testing (uploaded images, test results, comments) will be treated as confidential and used solely for system improvement and academic reporting.</w:t>
+        <w:t>There are no foreseeable physical, psychological, social, or legal risks associated with this UAT phase. The only potential inconvenience is the time required to test the system. You may experience mild frustration if the system does not perform as expected; this is valuable feedback and will be used to improve LearnLens. The testing evaluates the system, not your technical ability or teaching performance. All data you generate during testing (uploaded images, test results, comments) will be treated as confidential and used solely for system improvement and academic reporting.</w:t>
       </w:r>
     </w:p>
     <w:p>
@@ -24196,27 +21238,7 @@
           <w:szCs w:val="20"/>
           <w:lang w:val="en-PH"/>
         </w:rPr>
-        <w:t xml:space="preserve">Your feedback will directly shape the final version of </w:t>
-      </w:r>
-      <w:proofErr w:type="spellStart"/>
-      <w:r>
-        <w:rPr>
-          <w:rFonts w:ascii="Times New Roman" w:eastAsia="Times New Roman" w:hAnsi="Times New Roman" w:cs="Times New Roman"/>
-          <w:sz w:val="20"/>
-          <w:szCs w:val="20"/>
-          <w:lang w:val="en-PH"/>
-        </w:rPr>
-        <w:t>LearnLens</w:t>
-      </w:r>
-      <w:proofErr w:type="spellEnd"/>
-      <w:r>
-        <w:rPr>
-          <w:rFonts w:ascii="Times New Roman" w:eastAsia="Times New Roman" w:hAnsi="Times New Roman" w:cs="Times New Roman"/>
-          <w:sz w:val="20"/>
-          <w:szCs w:val="20"/>
-          <w:lang w:val="en-PH"/>
-        </w:rPr>
-        <w:t xml:space="preserve">, ensuring it is tailored to the real needs of </w:t>
+        <w:t xml:space="preserve">Your feedback will directly shape the final version of LearnLens, ensuring it is tailored to the real needs of </w:t>
       </w:r>
       <w:r>
         <w:rPr>
@@ -25278,7 +22300,6 @@
           <w:szCs w:val="20"/>
         </w:rPr>
       </w:pPr>
-      <w:proofErr w:type="spellStart"/>
       <w:r>
         <w:rPr>
           <w:rFonts w:ascii="Times New Roman" w:eastAsia="Times New Roman" w:hAnsi="Times New Roman" w:cs="Times New Roman"/>
@@ -25287,18 +22308,7 @@
           <w:sz w:val="20"/>
           <w:szCs w:val="20"/>
         </w:rPr>
-        <w:t>LearnLens</w:t>
-      </w:r>
-      <w:proofErr w:type="spellEnd"/>
-      <w:r>
-        <w:rPr>
-          <w:rFonts w:ascii="Times New Roman" w:eastAsia="Times New Roman" w:hAnsi="Times New Roman" w:cs="Times New Roman"/>
-          <w:b/>
-          <w:bCs/>
-          <w:sz w:val="20"/>
-          <w:szCs w:val="20"/>
-        </w:rPr>
-        <w:t xml:space="preserve"> UAT Test Case</w:t>
+        <w:t>LearnLens UAT Test Case</w:t>
       </w:r>
     </w:p>
     <w:p>
@@ -25314,15 +22324,14 @@
       <w:r>
         <w:rPr>
           <w:rFonts w:ascii="Times New Roman" w:eastAsia="Times New Roman" w:hAnsi="Times New Roman" w:cs="Times New Roman"/>
-          <w:noProof/>
           <w:sz w:val="20"/>
           <w:szCs w:val="20"/>
         </w:rPr>
         <w:drawing>
-          <wp:inline distT="0" distB="0" distL="0" distR="0" wp14:anchorId="5D9FD194" wp14:editId="57380BC2">
-            <wp:extent cx="5494020" cy="1958340"/>
-            <wp:effectExtent l="0" t="0" r="0" b="3810"/>
-            <wp:docPr id="7" name="Picture 3"/>
+          <wp:inline distT="0" distB="0" distL="0" distR="0" wp14:anchorId="72FB993F" wp14:editId="30E79FEC">
+            <wp:extent cx="5486400" cy="1951990"/>
+            <wp:effectExtent l="0" t="0" r="0" b="0"/>
+            <wp:docPr id="1674756561" name="Picture 1"/>
             <wp:cNvGraphicFramePr>
               <a:graphicFrameLocks xmlns:a="http://schemas.openxmlformats.org/drawingml/2006/main" noChangeAspect="1"/>
             </wp:cNvGraphicFramePr>
@@ -25330,36 +22339,23 @@
               <a:graphicData uri="http://schemas.openxmlformats.org/drawingml/2006/picture">
                 <pic:pic xmlns:pic="http://schemas.openxmlformats.org/drawingml/2006/picture">
                   <pic:nvPicPr>
-                    <pic:cNvPr id="0" name="Picture 7"/>
-                    <pic:cNvPicPr>
-                      <a:picLocks noChangeAspect="1" noChangeArrowheads="1"/>
-                    </pic:cNvPicPr>
+                    <pic:cNvPr id="1674756561" name=""/>
+                    <pic:cNvPicPr/>
                   </pic:nvPicPr>
                   <pic:blipFill>
-                    <a:blip r:embed="rId41">
-                      <a:extLst>
-                        <a:ext uri="{28A0092B-C50C-407E-A947-70E740481C1C}">
-                          <a14:useLocalDpi xmlns:a14="http://schemas.microsoft.com/office/drawing/2010/main" val="0"/>
-                        </a:ext>
-                      </a:extLst>
-                    </a:blip>
-                    <a:srcRect/>
+                    <a:blip r:embed="rId41"/>
                     <a:stretch>
                       <a:fillRect/>
                     </a:stretch>
                   </pic:blipFill>
-                  <pic:spPr bwMode="auto">
+                  <pic:spPr>
                     <a:xfrm>
                       <a:off x="0" y="0"/>
-                      <a:ext cx="5494020" cy="1958340"/>
+                      <a:ext cx="5486400" cy="1951990"/>
                     </a:xfrm>
                     <a:prstGeom prst="rect">
                       <a:avLst/>
                     </a:prstGeom>
-                    <a:noFill/>
-                    <a:ln>
-                      <a:noFill/>
-                    </a:ln>
                   </pic:spPr>
                 </pic:pic>
               </a:graphicData>
@@ -25379,7 +22375,6 @@
           <w:szCs w:val="20"/>
         </w:rPr>
       </w:pPr>
-      <w:proofErr w:type="spellStart"/>
       <w:r>
         <w:rPr>
           <w:rFonts w:ascii="Times New Roman" w:eastAsia="Times New Roman" w:hAnsi="Times New Roman" w:cs="Times New Roman"/>
@@ -25388,10 +22383,13 @@
           <w:sz w:val="20"/>
           <w:szCs w:val="20"/>
         </w:rPr>
-        <w:t>LearnLens</w:t>
-      </w:r>
-      <w:proofErr w:type="spellEnd"/>
-      <w:r>
+        <w:t>LearnLens UAT Test Case Summary</w:t>
+      </w:r>
+    </w:p>
+    <w:p>
+      <w:pPr>
+        <w:spacing w:line="240" w:lineRule="auto"/>
+        <w:ind w:left="720" w:hanging="720"/>
         <w:rPr>
           <w:rFonts w:ascii="Times New Roman" w:eastAsia="Times New Roman" w:hAnsi="Times New Roman" w:cs="Times New Roman"/>
           <w:b/>
@@ -25399,13 +22397,8 @@
           <w:sz w:val="20"/>
           <w:szCs w:val="20"/>
         </w:rPr>
-        <w:t xml:space="preserve"> UAT Test Case Summary</w:t>
-      </w:r>
-    </w:p>
-    <w:p>
-      <w:pPr>
-        <w:spacing w:line="240" w:lineRule="auto"/>
-        <w:ind w:left="720" w:hanging="720"/>
+      </w:pPr>
+      <w:r>
         <w:rPr>
           <w:rFonts w:ascii="Times New Roman" w:eastAsia="Times New Roman" w:hAnsi="Times New Roman" w:cs="Times New Roman"/>
           <w:b/>
@@ -25413,20 +22406,11 @@
           <w:sz w:val="20"/>
           <w:szCs w:val="20"/>
         </w:rPr>
-      </w:pPr>
-      <w:r>
-        <w:rPr>
-          <w:rFonts w:ascii="Times New Roman" w:eastAsia="Times New Roman" w:hAnsi="Times New Roman" w:cs="Times New Roman"/>
-          <w:b/>
-          <w:noProof/>
-          <w:sz w:val="20"/>
-          <w:szCs w:val="20"/>
-        </w:rPr>
         <w:drawing>
-          <wp:inline distT="0" distB="0" distL="0" distR="0" wp14:anchorId="1C27E805" wp14:editId="371C94FA">
-            <wp:extent cx="3871420" cy="2240280"/>
-            <wp:effectExtent l="0" t="0" r="0" b="7620"/>
-            <wp:docPr id="8" name="Picture 1"/>
+          <wp:inline distT="0" distB="0" distL="0" distR="0" wp14:anchorId="030D256E" wp14:editId="5C130D6A">
+            <wp:extent cx="3615495" cy="2217420"/>
+            <wp:effectExtent l="0" t="0" r="4445" b="0"/>
+            <wp:docPr id="586721741" name="Picture 1"/>
             <wp:cNvGraphicFramePr>
               <a:graphicFrameLocks xmlns:a="http://schemas.openxmlformats.org/drawingml/2006/main" noChangeAspect="1"/>
             </wp:cNvGraphicFramePr>
@@ -25434,36 +22418,23 @@
               <a:graphicData uri="http://schemas.openxmlformats.org/drawingml/2006/picture">
                 <pic:pic xmlns:pic="http://schemas.openxmlformats.org/drawingml/2006/picture">
                   <pic:nvPicPr>
-                    <pic:cNvPr id="0" name="Picture 1"/>
-                    <pic:cNvPicPr>
-                      <a:picLocks noChangeAspect="1" noChangeArrowheads="1"/>
-                    </pic:cNvPicPr>
+                    <pic:cNvPr id="586721741" name=""/>
+                    <pic:cNvPicPr/>
                   </pic:nvPicPr>
                   <pic:blipFill>
-                    <a:blip r:embed="rId42">
-                      <a:extLst>
-                        <a:ext uri="{28A0092B-C50C-407E-A947-70E740481C1C}">
-                          <a14:useLocalDpi xmlns:a14="http://schemas.microsoft.com/office/drawing/2010/main" val="0"/>
-                        </a:ext>
-                      </a:extLst>
-                    </a:blip>
-                    <a:srcRect/>
+                    <a:blip r:embed="rId42"/>
                     <a:stretch>
                       <a:fillRect/>
                     </a:stretch>
                   </pic:blipFill>
-                  <pic:spPr bwMode="auto">
+                  <pic:spPr>
                     <a:xfrm>
                       <a:off x="0" y="0"/>
-                      <a:ext cx="3881157" cy="2245915"/>
+                      <a:ext cx="3629056" cy="2225737"/>
                     </a:xfrm>
                     <a:prstGeom prst="rect">
                       <a:avLst/>
                     </a:prstGeom>
-                    <a:noFill/>
-                    <a:ln>
-                      <a:noFill/>
-                    </a:ln>
                   </pic:spPr>
                 </pic:pic>
               </a:graphicData>
@@ -30457,6 +27428,7 @@
   <w:style w:type="character" w:default="1" w:styleId="DefaultParagraphFont">
     <w:name w:val="Default Paragraph Font"/>
     <w:uiPriority w:val="1"/>
+    <w:semiHidden/>
     <w:unhideWhenUsed/>
   </w:style>
   <w:style w:type="table" w:default="1" w:styleId="TableNormal">
@@ -31662,17 +28634,6 @@
 </file>
 
 <file path=customXml/item1.xml><?xml version="1.0" encoding="utf-8"?>
-<p:properties xmlns:p="http://schemas.microsoft.com/office/2006/metadata/properties" xmlns:xsi="http://www.w3.org/2001/XMLSchema-instance" xmlns:pc="http://schemas.microsoft.com/office/infopath/2007/PartnerControls">
-  <documentManagement>
-    <TaxCatchAll xmlns="9e2cf659-adce-44a4-bd34-c4ad5ea66896" xsi:nil="true"/>
-    <lcf76f155ced4ddcb4097134ff3c332f xmlns="10f64270-60fd-4e3f-a9dc-1f7cab49409f">
-      <Terms xmlns="http://schemas.microsoft.com/office/infopath/2007/PartnerControls"/>
-    </lcf76f155ced4ddcb4097134ff3c332f>
-  </documentManagement>
-</p:properties>
-</file>
-
-<file path=customXml/item2.xml><?xml version="1.0" encoding="utf-8"?>
 <ct:contentTypeSchema xmlns:ct="http://schemas.microsoft.com/office/2006/metadata/contentType" xmlns:ma="http://schemas.microsoft.com/office/2006/metadata/properties/metaAttributes" ct:_="" ma:_="" ma:contentTypeName="Document" ma:contentTypeID="0x01010019C298F7C7760A4B958DAC9F344E112B" ma:contentTypeVersion="11" ma:contentTypeDescription="Create a new document." ma:contentTypeScope="" ma:versionID="699ab45cf5074068faeb077f3fd864a1">
   <xsd:schema xmlns:xsd="http://www.w3.org/2001/XMLSchema" xmlns:xs="http://www.w3.org/2001/XMLSchema" xmlns:p="http://schemas.microsoft.com/office/2006/metadata/properties" xmlns:ns2="10f64270-60fd-4e3f-a9dc-1f7cab49409f" xmlns:ns3="9e2cf659-adce-44a4-bd34-c4ad5ea66896" targetNamespace="http://schemas.microsoft.com/office/2006/metadata/properties" ma:root="true" ma:fieldsID="d80be4cfaac37d909a48794b95eb9a51" ns2:_="" ns3:_="">
     <xsd:import namespace="10f64270-60fd-4e3f-a9dc-1f7cab49409f"/>
@@ -31867,7 +28828,22 @@
 </ct:contentTypeSchema>
 </file>
 
+<file path=customXml/item2.xml><?xml version="1.0" encoding="utf-8"?>
+<p:properties xmlns:p="http://schemas.microsoft.com/office/2006/metadata/properties" xmlns:xsi="http://www.w3.org/2001/XMLSchema-instance" xmlns:pc="http://schemas.microsoft.com/office/infopath/2007/PartnerControls">
+  <documentManagement>
+    <TaxCatchAll xmlns="9e2cf659-adce-44a4-bd34-c4ad5ea66896" xsi:nil="true"/>
+    <lcf76f155ced4ddcb4097134ff3c332f xmlns="10f64270-60fd-4e3f-a9dc-1f7cab49409f">
+      <Terms xmlns="http://schemas.microsoft.com/office/infopath/2007/PartnerControls"/>
+    </lcf76f155ced4ddcb4097134ff3c332f>
+  </documentManagement>
+</p:properties>
+</file>
+
 <file path=customXml/item3.xml><?xml version="1.0" encoding="utf-8"?>
+<b:Sources xmlns:b="http://schemas.openxmlformats.org/officeDocument/2006/bibliography" xmlns="http://schemas.openxmlformats.org/officeDocument/2006/bibliography" SelectedStyle="\APASixthEditionOfficeOnline.xsl" StyleName="APA" Version="6"/>
+</file>
+
+<file path=customXml/item4.xml><?xml version="1.0" encoding="utf-8"?>
 <?mso-contentType ?>
 <FormTemplates xmlns="http://schemas.microsoft.com/sharepoint/v3/contenttype/forms">
   <Display>DocumentLibraryForm</Display>
@@ -31876,22 +28852,7 @@
 </FormTemplates>
 </file>
 
-<file path=customXml/item4.xml><?xml version="1.0" encoding="utf-8"?>
-<b:Sources xmlns:b="http://schemas.openxmlformats.org/officeDocument/2006/bibliography" xmlns="http://schemas.openxmlformats.org/officeDocument/2006/bibliography" SelectedStyle="\APASixthEditionOfficeOnline.xsl" StyleName="APA" Version="6"/>
-</file>
-
 <file path=customXml/itemProps1.xml><?xml version="1.0" encoding="utf-8"?>
-<ds:datastoreItem xmlns:ds="http://schemas.openxmlformats.org/officeDocument/2006/customXml" ds:itemID="{5E0D0703-1FC3-4323-B8E3-572C8ABB1D64}">
-  <ds:schemaRefs>
-    <ds:schemaRef ds:uri="http://schemas.microsoft.com/office/2006/metadata/properties"/>
-    <ds:schemaRef ds:uri="http://schemas.microsoft.com/office/infopath/2007/PartnerControls"/>
-    <ds:schemaRef ds:uri="9e2cf659-adce-44a4-bd34-c4ad5ea66896"/>
-    <ds:schemaRef ds:uri="10f64270-60fd-4e3f-a9dc-1f7cab49409f"/>
-  </ds:schemaRefs>
-</ds:datastoreItem>
-</file>
-
-<file path=customXml/itemProps2.xml><?xml version="1.0" encoding="utf-8"?>
 <ds:datastoreItem xmlns:ds="http://schemas.openxmlformats.org/officeDocument/2006/customXml" ds:itemID="{A0D37B2C-A821-43DA-BBEB-61F8A4E68F60}">
   <ds:schemaRefs>
     <ds:schemaRef ds:uri="http://schemas.microsoft.com/office/2006/metadata/contentType"/>
@@ -31910,18 +28871,29 @@
 </ds:datastoreItem>
 </file>
 
+<file path=customXml/itemProps2.xml><?xml version="1.0" encoding="utf-8"?>
+<ds:datastoreItem xmlns:ds="http://schemas.openxmlformats.org/officeDocument/2006/customXml" ds:itemID="{5E0D0703-1FC3-4323-B8E3-572C8ABB1D64}">
+  <ds:schemaRefs>
+    <ds:schemaRef ds:uri="http://schemas.microsoft.com/office/2006/metadata/properties"/>
+    <ds:schemaRef ds:uri="http://schemas.microsoft.com/office/infopath/2007/PartnerControls"/>
+    <ds:schemaRef ds:uri="9e2cf659-adce-44a4-bd34-c4ad5ea66896"/>
+    <ds:schemaRef ds:uri="10f64270-60fd-4e3f-a9dc-1f7cab49409f"/>
+  </ds:schemaRefs>
+</ds:datastoreItem>
+</file>
+
 <file path=customXml/itemProps3.xml><?xml version="1.0" encoding="utf-8"?>
+<ds:datastoreItem xmlns:ds="http://schemas.openxmlformats.org/officeDocument/2006/customXml" ds:itemID="{1B78B65C-D72C-4BB4-8CD6-1D206502B32A}">
+  <ds:schemaRefs>
+    <ds:schemaRef ds:uri="http://schemas.openxmlformats.org/officeDocument/2006/bibliography"/>
+  </ds:schemaRefs>
+</ds:datastoreItem>
+</file>
+
+<file path=customXml/itemProps4.xml><?xml version="1.0" encoding="utf-8"?>
 <ds:datastoreItem xmlns:ds="http://schemas.openxmlformats.org/officeDocument/2006/customXml" ds:itemID="{DA537158-9CDD-461A-8DE0-E855C68A4599}">
   <ds:schemaRefs>
     <ds:schemaRef ds:uri="http://schemas.microsoft.com/sharepoint/v3/contenttype/forms"/>
   </ds:schemaRefs>
 </ds:datastoreItem>
-</file>
-
-<file path=customXml/itemProps4.xml><?xml version="1.0" encoding="utf-8"?>
-<ds:datastoreItem xmlns:ds="http://schemas.openxmlformats.org/officeDocument/2006/customXml" ds:itemID="{1B78B65C-D72C-4BB4-8CD6-1D206502B32A}">
-  <ds:schemaRefs>
-    <ds:schemaRef ds:uri="http://schemas.openxmlformats.org/officeDocument/2006/bibliography"/>
-  </ds:schemaRefs>
-</ds:datastoreItem>
 </file>